--- a/Knowledge/3-Work knowledge/1-Software Engineering/2-Testing/5-My Source/1-ISTQB Foundation Level/2-Testing.docx
+++ b/Knowledge/3-Work knowledge/1-Software Engineering/2-Testing/5-My Source/1-ISTQB Foundation Level/2-Testing.docx
@@ -28,51 +28,77 @@
       </w:pPr>
       <w:r>
         <w:rPr>
-          <w:b/>
-          <w:shd w:val="clear" w:color="auto" w:fill="B7B7B7"/>
-        </w:rPr>
-        <w:t># Source</w:t>
-      </w:r>
-      <w:r>
-        <w:rPr>
-          <w:shd w:val="clear" w:color="auto" w:fill="B7B7B7"/>
-        </w:rPr>
-        <w:t xml:space="preserve">: </w:t>
-      </w:r>
-      <w:r>
-        <w:rPr>
-          <w:b/>
-          <w:shd w:val="clear" w:color="auto" w:fill="B7B7B7"/>
-        </w:rPr>
-        <w:t xml:space="preserve">Chatgpt </w:t>
-      </w:r>
-      <w:r>
-        <w:rPr>
-          <w:b/>
-          <w:sz w:val="14"/>
-          <w:szCs w:val="14"/>
-          <w:shd w:val="clear" w:color="auto" w:fill="B7B7B7"/>
-        </w:rPr>
-        <w:t>(GPT</w:t>
-      </w:r>
-      <w:r>
-        <w:rPr>
-          <w:rFonts w:ascii="Cambria Math" w:hAnsi="Cambria Math" w:cs="Cambria Math"/>
-          <w:b/>
-          <w:sz w:val="14"/>
-          <w:szCs w:val="14"/>
-          <w:shd w:val="clear" w:color="auto" w:fill="B7B7B7"/>
+          <w:rFonts w:ascii="Arial" w:eastAsia="Arial" w:hAnsi="Arial" w:cs="Arial"/>
+          <w:b/>
+          <w:color w:val="000000"/>
+          <w:sz w:val="18"/>
+          <w:highlight w:val="lightGray"/>
+        </w:rPr>
+        <w:t># Source: AI Source: Provided by: [Data Path</w:t>
+      </w:r>
+      <w:r>
+        <w:rPr>
+          <w:rFonts w:ascii="Arial" w:eastAsia="Arial" w:hAnsi="Arial" w:cs="Arial"/>
+          <w:color w:val="000000"/>
+          <w:sz w:val="18"/>
+          <w:highlight w:val="lightGray"/>
+        </w:rPr>
+        <w:t xml:space="preserve">: Persons Table -&gt; ID Column: 1, Name_En Column: Motasem Essam] -&gt; </w:t>
+      </w:r>
+      <w:r>
+        <w:rPr>
+          <w:rFonts w:ascii="Arial" w:eastAsia="Arial" w:hAnsi="Arial" w:cs="Arial"/>
+          <w:b/>
+          <w:color w:val="000000"/>
+          <w:sz w:val="18"/>
+          <w:highlight w:val="lightGray"/>
+        </w:rPr>
+        <w:t>From:</w:t>
+      </w:r>
+      <w:r>
+        <w:rPr>
+          <w:rFonts w:ascii="Arial" w:eastAsia="Arial" w:hAnsi="Arial" w:cs="Arial"/>
+          <w:color w:val="000000"/>
+          <w:sz w:val="18"/>
+          <w:highlight w:val="lightGray"/>
+        </w:rPr>
+        <w:t xml:space="preserve"> [Chatgpt (GPT</w:t>
+      </w:r>
+      <w:r>
+        <w:rPr>
+          <w:rFonts w:ascii="Arial" w:eastAsia="Arial" w:hAnsi="Arial" w:cs="Cambria Math"/>
+          <w:color w:val="000000"/>
+          <w:sz w:val="18"/>
+          <w:highlight w:val="lightGray"/>
         </w:rPr>
         <w:t>‑</w:t>
       </w:r>
       <w:r>
         <w:rPr>
-          <w:b/>
-          <w:sz w:val="14"/>
-          <w:szCs w:val="14"/>
-          <w:shd w:val="clear" w:color="auto" w:fill="B7B7B7"/>
-        </w:rPr>
-        <w:t>5 Mini) at [8/12/2025]</w:t>
+          <w:rFonts w:ascii="Arial" w:eastAsia="Arial" w:hAnsi="Arial" w:cs="Arial"/>
+          <w:color w:val="000000"/>
+          <w:sz w:val="18"/>
+          <w:highlight w:val="lightGray"/>
+        </w:rPr>
+        <w:t xml:space="preserve">5 Mini)] </w:t>
+      </w:r>
+      <w:r>
+        <w:rPr>
+          <w:rFonts w:ascii="Arial" w:eastAsia="Arial" w:hAnsi="Arial" w:cs="Arial"/>
+          <w:b/>
+          <w:color w:val="000000"/>
+          <w:sz w:val="18"/>
+          <w:highlight w:val="lightGray"/>
+        </w:rPr>
+        <w:t>on</w:t>
+      </w:r>
+      <w:r>
+        <w:rPr>
+          <w:rFonts w:ascii="Arial" w:eastAsia="Arial" w:hAnsi="Arial"/>
+          <w:sz w:val="18"/>
+          <w:highlight w:val="lightGray"/>
+        </w:rPr>
+        <w:t xml:space="preserve"> [8/12/2025]</w:t>
       </w:r>
     </w:p>
     <w:p>
@@ -151,7 +177,7 @@
     </w:p>
     <w:p>
       <w:r>
-        <w:pict w14:anchorId="10CB9AA6">
+        <w:pict w14:anchorId="170CF5AA">
           <v:rect id="_x0000_i1025" style="width:0;height:1.5pt" o:hralign="center" o:hrstd="t" o:hr="t" fillcolor="#a0a0a0" stroked="f"/>
         </w:pict>
       </w:r>
@@ -175,51 +201,77 @@
       </w:pPr>
       <w:r>
         <w:rPr>
-          <w:b/>
-          <w:shd w:val="clear" w:color="auto" w:fill="B7B7B7"/>
-        </w:rPr>
-        <w:t># Source</w:t>
-      </w:r>
-      <w:r>
-        <w:rPr>
-          <w:shd w:val="clear" w:color="auto" w:fill="B7B7B7"/>
-        </w:rPr>
-        <w:t xml:space="preserve">: </w:t>
-      </w:r>
-      <w:r>
-        <w:rPr>
-          <w:b/>
-          <w:shd w:val="clear" w:color="auto" w:fill="B7B7B7"/>
-        </w:rPr>
-        <w:t xml:space="preserve">Chatgpt </w:t>
-      </w:r>
-      <w:r>
-        <w:rPr>
-          <w:b/>
-          <w:sz w:val="14"/>
-          <w:szCs w:val="14"/>
-          <w:shd w:val="clear" w:color="auto" w:fill="B7B7B7"/>
-        </w:rPr>
-        <w:t>(GPT</w:t>
-      </w:r>
-      <w:r>
-        <w:rPr>
-          <w:rFonts w:ascii="Cambria Math" w:hAnsi="Cambria Math" w:cs="Cambria Math"/>
-          <w:b/>
-          <w:sz w:val="14"/>
-          <w:szCs w:val="14"/>
-          <w:shd w:val="clear" w:color="auto" w:fill="B7B7B7"/>
+          <w:rFonts w:ascii="Arial" w:eastAsia="Arial" w:hAnsi="Arial" w:cs="Arial"/>
+          <w:b/>
+          <w:color w:val="000000"/>
+          <w:sz w:val="18"/>
+          <w:highlight w:val="lightGray"/>
+        </w:rPr>
+        <w:t># Source: AI Source: Provided by: [Data Path</w:t>
+      </w:r>
+      <w:r>
+        <w:rPr>
+          <w:rFonts w:ascii="Arial" w:eastAsia="Arial" w:hAnsi="Arial" w:cs="Arial"/>
+          <w:color w:val="000000"/>
+          <w:sz w:val="18"/>
+          <w:highlight w:val="lightGray"/>
+        </w:rPr>
+        <w:t xml:space="preserve">: Persons Table -&gt; ID Column: 1, Name_En Column: Motasem Essam] -&gt; </w:t>
+      </w:r>
+      <w:r>
+        <w:rPr>
+          <w:rFonts w:ascii="Arial" w:eastAsia="Arial" w:hAnsi="Arial" w:cs="Arial"/>
+          <w:b/>
+          <w:color w:val="000000"/>
+          <w:sz w:val="18"/>
+          <w:highlight w:val="lightGray"/>
+        </w:rPr>
+        <w:t>From:</w:t>
+      </w:r>
+      <w:r>
+        <w:rPr>
+          <w:rFonts w:ascii="Arial" w:eastAsia="Arial" w:hAnsi="Arial" w:cs="Arial"/>
+          <w:color w:val="000000"/>
+          <w:sz w:val="18"/>
+          <w:highlight w:val="lightGray"/>
+        </w:rPr>
+        <w:t xml:space="preserve"> [Chatgpt (GPT</w:t>
+      </w:r>
+      <w:r>
+        <w:rPr>
+          <w:rFonts w:ascii="Arial" w:eastAsia="Arial" w:hAnsi="Arial" w:cs="Cambria Math"/>
+          <w:color w:val="000000"/>
+          <w:sz w:val="18"/>
+          <w:highlight w:val="lightGray"/>
         </w:rPr>
         <w:t>‑</w:t>
       </w:r>
       <w:r>
         <w:rPr>
-          <w:b/>
-          <w:sz w:val="14"/>
-          <w:szCs w:val="14"/>
-          <w:shd w:val="clear" w:color="auto" w:fill="B7B7B7"/>
-        </w:rPr>
-        <w:t>5 Mini) at [8/12/2025]</w:t>
+          <w:rFonts w:ascii="Arial" w:eastAsia="Arial" w:hAnsi="Arial" w:cs="Arial"/>
+          <w:color w:val="000000"/>
+          <w:sz w:val="18"/>
+          <w:highlight w:val="lightGray"/>
+        </w:rPr>
+        <w:t xml:space="preserve">5 Mini)] </w:t>
+      </w:r>
+      <w:r>
+        <w:rPr>
+          <w:rFonts w:ascii="Arial" w:eastAsia="Arial" w:hAnsi="Arial" w:cs="Arial"/>
+          <w:b/>
+          <w:color w:val="000000"/>
+          <w:sz w:val="18"/>
+          <w:highlight w:val="lightGray"/>
+        </w:rPr>
+        <w:t>on</w:t>
+      </w:r>
+      <w:r>
+        <w:rPr>
+          <w:rFonts w:ascii="Arial" w:eastAsia="Arial" w:hAnsi="Arial"/>
+          <w:sz w:val="18"/>
+          <w:highlight w:val="lightGray"/>
+        </w:rPr>
+        <w:t xml:space="preserve"> [8/12/2025]</w:t>
       </w:r>
     </w:p>
     <w:p>
@@ -228,7 +280,7 @@
           <w:ilvl w:val="0"/>
           <w:numId w:val="16"/>
         </w:numPr>
-        <w:spacing w:before="240"/>
+        <w:spacing w:before="240" w:after="0" w:line="276" w:lineRule="auto"/>
       </w:pPr>
       <w:r>
         <w:rPr>
@@ -256,6 +308,7 @@
           <w:ilvl w:val="0"/>
           <w:numId w:val="16"/>
         </w:numPr>
+        <w:spacing w:after="0" w:line="276" w:lineRule="auto"/>
       </w:pPr>
       <w:r>
         <w:rPr>
@@ -283,6 +336,7 @@
           <w:ilvl w:val="0"/>
           <w:numId w:val="16"/>
         </w:numPr>
+        <w:spacing w:after="0" w:line="276" w:lineRule="auto"/>
       </w:pPr>
       <w:r>
         <w:rPr>
@@ -310,7 +364,7 @@
           <w:ilvl w:val="0"/>
           <w:numId w:val="16"/>
         </w:numPr>
-        <w:spacing w:after="240"/>
+        <w:spacing w:after="240" w:line="276" w:lineRule="auto"/>
       </w:pPr>
       <w:r>
         <w:rPr>
@@ -328,7 +382,7 @@
     </w:p>
     <w:p>
       <w:r>
-        <w:pict w14:anchorId="6DF87E96">
+        <w:pict w14:anchorId="67393A38">
           <v:rect id="_x0000_i1026" style="width:0;height:1.5pt" o:hralign="center" o:hrstd="t" o:hr="t" fillcolor="#a0a0a0" stroked="f"/>
         </w:pict>
       </w:r>
@@ -352,51 +406,77 @@
       </w:pPr>
       <w:r>
         <w:rPr>
-          <w:b/>
-          <w:shd w:val="clear" w:color="auto" w:fill="B7B7B7"/>
-        </w:rPr>
-        <w:t># Source</w:t>
-      </w:r>
-      <w:r>
-        <w:rPr>
-          <w:shd w:val="clear" w:color="auto" w:fill="B7B7B7"/>
-        </w:rPr>
-        <w:t xml:space="preserve">: </w:t>
-      </w:r>
-      <w:r>
-        <w:rPr>
-          <w:b/>
-          <w:shd w:val="clear" w:color="auto" w:fill="B7B7B7"/>
-        </w:rPr>
-        <w:t xml:space="preserve">Chatgpt </w:t>
-      </w:r>
-      <w:r>
-        <w:rPr>
-          <w:b/>
-          <w:sz w:val="14"/>
-          <w:szCs w:val="14"/>
-          <w:shd w:val="clear" w:color="auto" w:fill="B7B7B7"/>
-        </w:rPr>
-        <w:t>(GPT</w:t>
-      </w:r>
-      <w:r>
-        <w:rPr>
-          <w:rFonts w:ascii="Cambria Math" w:hAnsi="Cambria Math" w:cs="Cambria Math"/>
-          <w:b/>
-          <w:sz w:val="14"/>
-          <w:szCs w:val="14"/>
-          <w:shd w:val="clear" w:color="auto" w:fill="B7B7B7"/>
+          <w:rFonts w:ascii="Arial" w:eastAsia="Arial" w:hAnsi="Arial" w:cs="Arial"/>
+          <w:b/>
+          <w:color w:val="000000"/>
+          <w:sz w:val="18"/>
+          <w:highlight w:val="lightGray"/>
+        </w:rPr>
+        <w:t># Source: AI Source: Provided by: [Data Path</w:t>
+      </w:r>
+      <w:r>
+        <w:rPr>
+          <w:rFonts w:ascii="Arial" w:eastAsia="Arial" w:hAnsi="Arial" w:cs="Arial"/>
+          <w:color w:val="000000"/>
+          <w:sz w:val="18"/>
+          <w:highlight w:val="lightGray"/>
+        </w:rPr>
+        <w:t xml:space="preserve">: Persons Table -&gt; ID Column: 1, Name_En Column: Motasem Essam] -&gt; </w:t>
+      </w:r>
+      <w:r>
+        <w:rPr>
+          <w:rFonts w:ascii="Arial" w:eastAsia="Arial" w:hAnsi="Arial" w:cs="Arial"/>
+          <w:b/>
+          <w:color w:val="000000"/>
+          <w:sz w:val="18"/>
+          <w:highlight w:val="lightGray"/>
+        </w:rPr>
+        <w:t>From:</w:t>
+      </w:r>
+      <w:r>
+        <w:rPr>
+          <w:rFonts w:ascii="Arial" w:eastAsia="Arial" w:hAnsi="Arial" w:cs="Arial"/>
+          <w:color w:val="000000"/>
+          <w:sz w:val="18"/>
+          <w:highlight w:val="lightGray"/>
+        </w:rPr>
+        <w:t xml:space="preserve"> [Chatgpt (GPT</w:t>
+      </w:r>
+      <w:r>
+        <w:rPr>
+          <w:rFonts w:ascii="Arial" w:eastAsia="Arial" w:hAnsi="Arial" w:cs="Cambria Math"/>
+          <w:color w:val="000000"/>
+          <w:sz w:val="18"/>
+          <w:highlight w:val="lightGray"/>
         </w:rPr>
         <w:t>‑</w:t>
       </w:r>
       <w:r>
         <w:rPr>
-          <w:b/>
-          <w:sz w:val="14"/>
-          <w:szCs w:val="14"/>
-          <w:shd w:val="clear" w:color="auto" w:fill="B7B7B7"/>
-        </w:rPr>
-        <w:t>5 Mini) at [8/12/2025]</w:t>
+          <w:rFonts w:ascii="Arial" w:eastAsia="Arial" w:hAnsi="Arial" w:cs="Arial"/>
+          <w:color w:val="000000"/>
+          <w:sz w:val="18"/>
+          <w:highlight w:val="lightGray"/>
+        </w:rPr>
+        <w:t xml:space="preserve">5 Mini)] </w:t>
+      </w:r>
+      <w:r>
+        <w:rPr>
+          <w:rFonts w:ascii="Arial" w:eastAsia="Arial" w:hAnsi="Arial" w:cs="Arial"/>
+          <w:b/>
+          <w:color w:val="000000"/>
+          <w:sz w:val="18"/>
+          <w:highlight w:val="lightGray"/>
+        </w:rPr>
+        <w:t>on</w:t>
+      </w:r>
+      <w:r>
+        <w:rPr>
+          <w:rFonts w:ascii="Arial" w:eastAsia="Arial" w:hAnsi="Arial"/>
+          <w:sz w:val="18"/>
+          <w:highlight w:val="lightGray"/>
+        </w:rPr>
+        <w:t xml:space="preserve"> [8/12/2025]</w:t>
       </w:r>
     </w:p>
     <w:p>
@@ -427,14 +507,13 @@
           <w:ilvl w:val="0"/>
           <w:numId w:val="3"/>
         </w:numPr>
-        <w:spacing w:before="240"/>
-      </w:pPr>
-      <w:r>
-        <w:rPr>
-          <w:rFonts w:ascii="Roboto Mono" w:eastAsia="Roboto Mono" w:hAnsi="Roboto Mono" w:cs="Roboto Mono"/>
-          <w:b/>
-        </w:rPr>
-        <w:lastRenderedPageBreak/>
+        <w:spacing w:before="240" w:after="0" w:line="276" w:lineRule="auto"/>
+      </w:pPr>
+      <w:r>
+        <w:rPr>
+          <w:rFonts w:ascii="Roboto Mono" w:eastAsia="Roboto Mono" w:hAnsi="Roboto Mono" w:cs="Roboto Mono"/>
+          <w:b/>
+        </w:rPr>
         <w:t>Manual Testing</w:t>
       </w:r>
       <w:r>
@@ -456,7 +535,7 @@
           <w:ilvl w:val="0"/>
           <w:numId w:val="3"/>
         </w:numPr>
-        <w:spacing w:after="240"/>
+        <w:spacing w:after="240" w:line="276" w:lineRule="auto"/>
       </w:pPr>
       <w:r>
         <w:rPr>
@@ -500,7 +579,7 @@
           <w:ilvl w:val="0"/>
           <w:numId w:val="18"/>
         </w:numPr>
-        <w:spacing w:before="240"/>
+        <w:spacing w:before="240" w:after="0" w:line="276" w:lineRule="auto"/>
       </w:pPr>
       <w:r>
         <w:rPr>
@@ -548,7 +627,7 @@
           <w:ilvl w:val="0"/>
           <w:numId w:val="18"/>
         </w:numPr>
-        <w:spacing w:after="240"/>
+        <w:spacing w:after="240" w:line="276" w:lineRule="auto"/>
       </w:pPr>
       <w:r>
         <w:rPr>
@@ -589,7 +668,7 @@
     </w:p>
     <w:p>
       <w:r>
-        <w:pict w14:anchorId="711D27BE">
+        <w:pict w14:anchorId="197B70C7">
           <v:rect id="_x0000_i1027" style="width:0;height:1.5pt" o:hralign="center" o:hrstd="t" o:hr="t" fillcolor="#a0a0a0" stroked="f"/>
         </w:pict>
       </w:r>
@@ -613,51 +692,77 @@
       </w:pPr>
       <w:r>
         <w:rPr>
-          <w:b/>
-          <w:shd w:val="clear" w:color="auto" w:fill="B7B7B7"/>
-        </w:rPr>
-        <w:t># Source</w:t>
-      </w:r>
-      <w:r>
-        <w:rPr>
-          <w:shd w:val="clear" w:color="auto" w:fill="B7B7B7"/>
-        </w:rPr>
-        <w:t xml:space="preserve">: </w:t>
-      </w:r>
-      <w:r>
-        <w:rPr>
-          <w:b/>
-          <w:shd w:val="clear" w:color="auto" w:fill="B7B7B7"/>
-        </w:rPr>
-        <w:t xml:space="preserve">Chatgpt </w:t>
-      </w:r>
-      <w:r>
-        <w:rPr>
-          <w:b/>
-          <w:sz w:val="14"/>
-          <w:szCs w:val="14"/>
-          <w:shd w:val="clear" w:color="auto" w:fill="B7B7B7"/>
-        </w:rPr>
-        <w:t>(GPT</w:t>
-      </w:r>
-      <w:r>
-        <w:rPr>
-          <w:rFonts w:ascii="Cambria Math" w:hAnsi="Cambria Math" w:cs="Cambria Math"/>
-          <w:b/>
-          <w:sz w:val="14"/>
-          <w:szCs w:val="14"/>
-          <w:shd w:val="clear" w:color="auto" w:fill="B7B7B7"/>
+          <w:rFonts w:ascii="Arial" w:eastAsia="Arial" w:hAnsi="Arial" w:cs="Arial"/>
+          <w:b/>
+          <w:color w:val="000000"/>
+          <w:sz w:val="18"/>
+          <w:highlight w:val="lightGray"/>
+        </w:rPr>
+        <w:t># Source: AI Source: Provided by: [Data Path</w:t>
+      </w:r>
+      <w:r>
+        <w:rPr>
+          <w:rFonts w:ascii="Arial" w:eastAsia="Arial" w:hAnsi="Arial" w:cs="Arial"/>
+          <w:color w:val="000000"/>
+          <w:sz w:val="18"/>
+          <w:highlight w:val="lightGray"/>
+        </w:rPr>
+        <w:t xml:space="preserve">: Persons Table -&gt; ID Column: 1, Name_En Column: Motasem Essam] -&gt; </w:t>
+      </w:r>
+      <w:r>
+        <w:rPr>
+          <w:rFonts w:ascii="Arial" w:eastAsia="Arial" w:hAnsi="Arial" w:cs="Arial"/>
+          <w:b/>
+          <w:color w:val="000000"/>
+          <w:sz w:val="18"/>
+          <w:highlight w:val="lightGray"/>
+        </w:rPr>
+        <w:t>From:</w:t>
+      </w:r>
+      <w:r>
+        <w:rPr>
+          <w:rFonts w:ascii="Arial" w:eastAsia="Arial" w:hAnsi="Arial" w:cs="Arial"/>
+          <w:color w:val="000000"/>
+          <w:sz w:val="18"/>
+          <w:highlight w:val="lightGray"/>
+        </w:rPr>
+        <w:t xml:space="preserve"> [Chatgpt (GPT</w:t>
+      </w:r>
+      <w:r>
+        <w:rPr>
+          <w:rFonts w:ascii="Arial" w:eastAsia="Arial" w:hAnsi="Arial" w:cs="Cambria Math"/>
+          <w:color w:val="000000"/>
+          <w:sz w:val="18"/>
+          <w:highlight w:val="lightGray"/>
         </w:rPr>
         <w:t>‑</w:t>
       </w:r>
       <w:r>
         <w:rPr>
-          <w:b/>
-          <w:sz w:val="14"/>
-          <w:szCs w:val="14"/>
-          <w:shd w:val="clear" w:color="auto" w:fill="B7B7B7"/>
-        </w:rPr>
-        <w:t>5 Mini) at [8/12/2025]</w:t>
+          <w:rFonts w:ascii="Arial" w:eastAsia="Arial" w:hAnsi="Arial" w:cs="Arial"/>
+          <w:color w:val="000000"/>
+          <w:sz w:val="18"/>
+          <w:highlight w:val="lightGray"/>
+        </w:rPr>
+        <w:t xml:space="preserve">5 Mini)] </w:t>
+      </w:r>
+      <w:r>
+        <w:rPr>
+          <w:rFonts w:ascii="Arial" w:eastAsia="Arial" w:hAnsi="Arial" w:cs="Arial"/>
+          <w:b/>
+          <w:color w:val="000000"/>
+          <w:sz w:val="18"/>
+          <w:highlight w:val="lightGray"/>
+        </w:rPr>
+        <w:t>on</w:t>
+      </w:r>
+      <w:r>
+        <w:rPr>
+          <w:rFonts w:ascii="Arial" w:eastAsia="Arial" w:hAnsi="Arial"/>
+          <w:sz w:val="18"/>
+          <w:highlight w:val="lightGray"/>
+        </w:rPr>
+        <w:t xml:space="preserve"> [8/12/2025]</w:t>
       </w:r>
     </w:p>
     <w:p>
@@ -666,7 +771,7 @@
           <w:ilvl w:val="0"/>
           <w:numId w:val="9"/>
         </w:numPr>
-        <w:spacing w:before="240"/>
+        <w:spacing w:before="240" w:after="0" w:line="276" w:lineRule="auto"/>
       </w:pPr>
       <w:r>
         <w:rPr>
@@ -694,6 +799,7 @@
           <w:ilvl w:val="0"/>
           <w:numId w:val="9"/>
         </w:numPr>
+        <w:spacing w:after="0" w:line="276" w:lineRule="auto"/>
       </w:pPr>
       <w:r>
         <w:rPr>
@@ -721,6 +827,7 @@
           <w:ilvl w:val="0"/>
           <w:numId w:val="9"/>
         </w:numPr>
+        <w:spacing w:after="0" w:line="276" w:lineRule="auto"/>
       </w:pPr>
       <w:r>
         <w:rPr>
@@ -748,7 +855,7 @@
           <w:ilvl w:val="0"/>
           <w:numId w:val="9"/>
         </w:numPr>
-        <w:spacing w:after="240"/>
+        <w:spacing w:after="240" w:line="276" w:lineRule="auto"/>
       </w:pPr>
       <w:r>
         <w:rPr>
@@ -766,7 +873,7 @@
     </w:p>
     <w:p>
       <w:r>
-        <w:pict w14:anchorId="068A898E">
+        <w:pict w14:anchorId="2FA2547E">
           <v:rect id="_x0000_i1028" style="width:0;height:1.5pt" o:hralign="center" o:hrstd="t" o:hr="t" fillcolor="#a0a0a0" stroked="f"/>
         </w:pict>
       </w:r>
@@ -807,7 +914,7 @@
     </w:p>
     <w:p>
       <w:r>
-        <w:pict w14:anchorId="0BCBC4DC">
+        <w:pict w14:anchorId="01902338">
           <v:rect id="_x0000_i1029" style="width:0;height:1.5pt" o:hralign="center" o:hrstd="t" o:hr="t" fillcolor="#a0a0a0" stroked="f"/>
         </w:pict>
       </w:r>
@@ -824,7 +931,6 @@
       <w:bookmarkStart w:id="5" w:name="_tr4egdy53ywd" w:colFirst="0" w:colLast="0"/>
       <w:bookmarkEnd w:id="5"/>
       <w:r>
-        <w:lastRenderedPageBreak/>
         <w:t xml:space="preserve">5-why there are Software testing </w:t>
       </w:r>
     </w:p>
@@ -834,51 +940,77 @@
       </w:pPr>
       <w:r>
         <w:rPr>
-          <w:b/>
-          <w:shd w:val="clear" w:color="auto" w:fill="B7B7B7"/>
-        </w:rPr>
-        <w:t># Source</w:t>
-      </w:r>
-      <w:r>
-        <w:rPr>
-          <w:shd w:val="clear" w:color="auto" w:fill="B7B7B7"/>
-        </w:rPr>
-        <w:t xml:space="preserve">: </w:t>
-      </w:r>
-      <w:r>
-        <w:rPr>
-          <w:b/>
-          <w:shd w:val="clear" w:color="auto" w:fill="B7B7B7"/>
-        </w:rPr>
-        <w:t xml:space="preserve">Chatgpt </w:t>
-      </w:r>
-      <w:r>
-        <w:rPr>
-          <w:b/>
-          <w:sz w:val="14"/>
-          <w:szCs w:val="14"/>
-          <w:shd w:val="clear" w:color="auto" w:fill="B7B7B7"/>
-        </w:rPr>
-        <w:t>(GPT</w:t>
-      </w:r>
-      <w:r>
-        <w:rPr>
-          <w:rFonts w:ascii="Cambria Math" w:hAnsi="Cambria Math" w:cs="Cambria Math"/>
-          <w:b/>
-          <w:sz w:val="14"/>
-          <w:szCs w:val="14"/>
-          <w:shd w:val="clear" w:color="auto" w:fill="B7B7B7"/>
+          <w:rFonts w:ascii="Arial" w:eastAsia="Arial" w:hAnsi="Arial" w:cs="Arial"/>
+          <w:b/>
+          <w:color w:val="000000"/>
+          <w:sz w:val="18"/>
+          <w:highlight w:val="lightGray"/>
+        </w:rPr>
+        <w:t># Source: AI Source: Provided by: [Data Path</w:t>
+      </w:r>
+      <w:r>
+        <w:rPr>
+          <w:rFonts w:ascii="Arial" w:eastAsia="Arial" w:hAnsi="Arial" w:cs="Arial"/>
+          <w:color w:val="000000"/>
+          <w:sz w:val="18"/>
+          <w:highlight w:val="lightGray"/>
+        </w:rPr>
+        <w:t xml:space="preserve">: Persons Table -&gt; ID Column: 1, Name_En Column: Motasem Essam] -&gt; </w:t>
+      </w:r>
+      <w:r>
+        <w:rPr>
+          <w:rFonts w:ascii="Arial" w:eastAsia="Arial" w:hAnsi="Arial" w:cs="Arial"/>
+          <w:b/>
+          <w:color w:val="000000"/>
+          <w:sz w:val="18"/>
+          <w:highlight w:val="lightGray"/>
+        </w:rPr>
+        <w:t>From:</w:t>
+      </w:r>
+      <w:r>
+        <w:rPr>
+          <w:rFonts w:ascii="Arial" w:eastAsia="Arial" w:hAnsi="Arial" w:cs="Arial"/>
+          <w:color w:val="000000"/>
+          <w:sz w:val="18"/>
+          <w:highlight w:val="lightGray"/>
+        </w:rPr>
+        <w:t xml:space="preserve"> [Chatgpt (GPT</w:t>
+      </w:r>
+      <w:r>
+        <w:rPr>
+          <w:rFonts w:ascii="Arial" w:eastAsia="Arial" w:hAnsi="Arial" w:cs="Cambria Math"/>
+          <w:color w:val="000000"/>
+          <w:sz w:val="18"/>
+          <w:highlight w:val="lightGray"/>
         </w:rPr>
         <w:t>‑</w:t>
       </w:r>
       <w:r>
         <w:rPr>
-          <w:b/>
-          <w:sz w:val="14"/>
-          <w:szCs w:val="14"/>
-          <w:shd w:val="clear" w:color="auto" w:fill="B7B7B7"/>
-        </w:rPr>
-        <w:t>5 Mini) at [8/12/2025]</w:t>
+          <w:rFonts w:ascii="Arial" w:eastAsia="Arial" w:hAnsi="Arial" w:cs="Arial"/>
+          <w:color w:val="000000"/>
+          <w:sz w:val="18"/>
+          <w:highlight w:val="lightGray"/>
+        </w:rPr>
+        <w:t xml:space="preserve">5 Mini)] </w:t>
+      </w:r>
+      <w:r>
+        <w:rPr>
+          <w:rFonts w:ascii="Arial" w:eastAsia="Arial" w:hAnsi="Arial" w:cs="Arial"/>
+          <w:b/>
+          <w:color w:val="000000"/>
+          <w:sz w:val="18"/>
+          <w:highlight w:val="lightGray"/>
+        </w:rPr>
+        <w:t>on</w:t>
+      </w:r>
+      <w:r>
+        <w:rPr>
+          <w:rFonts w:ascii="Arial" w:eastAsia="Arial" w:hAnsi="Arial"/>
+          <w:sz w:val="18"/>
+          <w:highlight w:val="lightGray"/>
+        </w:rPr>
+        <w:t xml:space="preserve"> [8/12/2025]</w:t>
       </w:r>
     </w:p>
     <w:p>
@@ -911,7 +1043,7 @@
     </w:p>
     <w:p>
       <w:r>
-        <w:pict w14:anchorId="234BEF36">
+        <w:pict w14:anchorId="11A3CCBA">
           <v:rect id="_x0000_i1030" style="width:0;height:1.5pt" o:hralign="center" o:hrstd="t" o:hr="t" fillcolor="#a0a0a0" stroked="f"/>
         </w:pict>
       </w:r>
@@ -934,51 +1066,77 @@
       </w:pPr>
       <w:r>
         <w:rPr>
-          <w:b/>
-          <w:shd w:val="clear" w:color="auto" w:fill="B7B7B7"/>
-        </w:rPr>
-        <w:t># Source</w:t>
-      </w:r>
-      <w:r>
-        <w:rPr>
-          <w:shd w:val="clear" w:color="auto" w:fill="B7B7B7"/>
-        </w:rPr>
-        <w:t xml:space="preserve">: </w:t>
-      </w:r>
-      <w:r>
-        <w:rPr>
-          <w:b/>
-          <w:shd w:val="clear" w:color="auto" w:fill="B7B7B7"/>
-        </w:rPr>
-        <w:t xml:space="preserve">Chatgpt </w:t>
-      </w:r>
-      <w:r>
-        <w:rPr>
-          <w:b/>
-          <w:sz w:val="14"/>
-          <w:szCs w:val="14"/>
-          <w:shd w:val="clear" w:color="auto" w:fill="B7B7B7"/>
-        </w:rPr>
-        <w:t>(GPT</w:t>
-      </w:r>
-      <w:r>
-        <w:rPr>
-          <w:rFonts w:ascii="Cambria Math" w:hAnsi="Cambria Math" w:cs="Cambria Math"/>
-          <w:b/>
-          <w:sz w:val="14"/>
-          <w:szCs w:val="14"/>
-          <w:shd w:val="clear" w:color="auto" w:fill="B7B7B7"/>
+          <w:rFonts w:ascii="Arial" w:eastAsia="Arial" w:hAnsi="Arial" w:cs="Arial"/>
+          <w:b/>
+          <w:color w:val="000000"/>
+          <w:sz w:val="18"/>
+          <w:highlight w:val="lightGray"/>
+        </w:rPr>
+        <w:t># Source: AI Source: Provided by: [Data Path</w:t>
+      </w:r>
+      <w:r>
+        <w:rPr>
+          <w:rFonts w:ascii="Arial" w:eastAsia="Arial" w:hAnsi="Arial" w:cs="Arial"/>
+          <w:color w:val="000000"/>
+          <w:sz w:val="18"/>
+          <w:highlight w:val="lightGray"/>
+        </w:rPr>
+        <w:t xml:space="preserve">: Persons Table -&gt; ID Column: 1, Name_En Column: Motasem Essam] -&gt; </w:t>
+      </w:r>
+      <w:r>
+        <w:rPr>
+          <w:rFonts w:ascii="Arial" w:eastAsia="Arial" w:hAnsi="Arial" w:cs="Arial"/>
+          <w:b/>
+          <w:color w:val="000000"/>
+          <w:sz w:val="18"/>
+          <w:highlight w:val="lightGray"/>
+        </w:rPr>
+        <w:t>From:</w:t>
+      </w:r>
+      <w:r>
+        <w:rPr>
+          <w:rFonts w:ascii="Arial" w:eastAsia="Arial" w:hAnsi="Arial" w:cs="Arial"/>
+          <w:color w:val="000000"/>
+          <w:sz w:val="18"/>
+          <w:highlight w:val="lightGray"/>
+        </w:rPr>
+        <w:t xml:space="preserve"> [Chatgpt (GPT</w:t>
+      </w:r>
+      <w:r>
+        <w:rPr>
+          <w:rFonts w:ascii="Arial" w:eastAsia="Arial" w:hAnsi="Arial" w:cs="Cambria Math"/>
+          <w:color w:val="000000"/>
+          <w:sz w:val="18"/>
+          <w:highlight w:val="lightGray"/>
         </w:rPr>
         <w:t>‑</w:t>
       </w:r>
       <w:r>
         <w:rPr>
-          <w:b/>
-          <w:sz w:val="14"/>
-          <w:szCs w:val="14"/>
-          <w:shd w:val="clear" w:color="auto" w:fill="B7B7B7"/>
-        </w:rPr>
-        <w:t>5 Mini) at [8/12/2025]</w:t>
+          <w:rFonts w:ascii="Arial" w:eastAsia="Arial" w:hAnsi="Arial" w:cs="Arial"/>
+          <w:color w:val="000000"/>
+          <w:sz w:val="18"/>
+          <w:highlight w:val="lightGray"/>
+        </w:rPr>
+        <w:t xml:space="preserve">5 Mini)] </w:t>
+      </w:r>
+      <w:r>
+        <w:rPr>
+          <w:rFonts w:ascii="Arial" w:eastAsia="Arial" w:hAnsi="Arial" w:cs="Arial"/>
+          <w:b/>
+          <w:color w:val="000000"/>
+          <w:sz w:val="18"/>
+          <w:highlight w:val="lightGray"/>
+        </w:rPr>
+        <w:t>on</w:t>
+      </w:r>
+      <w:r>
+        <w:rPr>
+          <w:rFonts w:ascii="Arial" w:eastAsia="Arial" w:hAnsi="Arial"/>
+          <w:sz w:val="18"/>
+          <w:highlight w:val="lightGray"/>
+        </w:rPr>
+        <w:t xml:space="preserve"> [8/12/2025]</w:t>
       </w:r>
     </w:p>
     <w:p>
@@ -1001,7 +1159,7 @@
           <w:ilvl w:val="0"/>
           <w:numId w:val="19"/>
         </w:numPr>
-        <w:spacing w:before="240"/>
+        <w:spacing w:before="240" w:after="0" w:line="276" w:lineRule="auto"/>
       </w:pPr>
       <w:r>
         <w:rPr>
@@ -1029,6 +1187,7 @@
           <w:ilvl w:val="0"/>
           <w:numId w:val="19"/>
         </w:numPr>
+        <w:spacing w:after="0" w:line="276" w:lineRule="auto"/>
       </w:pPr>
       <w:r>
         <w:rPr>
@@ -1056,6 +1215,7 @@
           <w:ilvl w:val="0"/>
           <w:numId w:val="19"/>
         </w:numPr>
+        <w:spacing w:after="0" w:line="276" w:lineRule="auto"/>
       </w:pPr>
       <w:r>
         <w:rPr>
@@ -1083,6 +1243,7 @@
           <w:ilvl w:val="0"/>
           <w:numId w:val="19"/>
         </w:numPr>
+        <w:spacing w:after="0" w:line="276" w:lineRule="auto"/>
       </w:pPr>
       <w:r>
         <w:rPr>
@@ -1110,7 +1271,7 @@
           <w:ilvl w:val="0"/>
           <w:numId w:val="19"/>
         </w:numPr>
-        <w:spacing w:after="240"/>
+        <w:spacing w:after="240" w:line="276" w:lineRule="auto"/>
       </w:pPr>
       <w:r>
         <w:rPr>
@@ -1148,7 +1309,7 @@
     </w:p>
     <w:p>
       <w:r>
-        <w:pict w14:anchorId="3324A271">
+        <w:pict w14:anchorId="53F1A395">
           <v:rect id="_x0000_i1031" style="width:0;height:1.5pt" o:hralign="center" o:hrstd="t" o:hr="t" fillcolor="#a0a0a0" stroked="f"/>
         </w:pict>
       </w:r>
@@ -1171,51 +1332,77 @@
       </w:pPr>
       <w:r>
         <w:rPr>
-          <w:b/>
-          <w:shd w:val="clear" w:color="auto" w:fill="B7B7B7"/>
-        </w:rPr>
-        <w:t># Source</w:t>
-      </w:r>
-      <w:r>
-        <w:rPr>
-          <w:shd w:val="clear" w:color="auto" w:fill="B7B7B7"/>
-        </w:rPr>
-        <w:t xml:space="preserve">: </w:t>
-      </w:r>
-      <w:r>
-        <w:rPr>
-          <w:b/>
-          <w:shd w:val="clear" w:color="auto" w:fill="B7B7B7"/>
-        </w:rPr>
-        <w:t xml:space="preserve">Chatgpt </w:t>
-      </w:r>
-      <w:r>
-        <w:rPr>
-          <w:b/>
-          <w:sz w:val="14"/>
-          <w:szCs w:val="14"/>
-          <w:shd w:val="clear" w:color="auto" w:fill="B7B7B7"/>
-        </w:rPr>
-        <w:t>(GPT</w:t>
-      </w:r>
-      <w:r>
-        <w:rPr>
-          <w:rFonts w:ascii="Cambria Math" w:hAnsi="Cambria Math" w:cs="Cambria Math"/>
-          <w:b/>
-          <w:sz w:val="14"/>
-          <w:szCs w:val="14"/>
-          <w:shd w:val="clear" w:color="auto" w:fill="B7B7B7"/>
+          <w:rFonts w:ascii="Arial" w:eastAsia="Arial" w:hAnsi="Arial" w:cs="Arial"/>
+          <w:b/>
+          <w:color w:val="000000"/>
+          <w:sz w:val="18"/>
+          <w:highlight w:val="lightGray"/>
+        </w:rPr>
+        <w:t># Source: AI Source: Provided by: [Data Path</w:t>
+      </w:r>
+      <w:r>
+        <w:rPr>
+          <w:rFonts w:ascii="Arial" w:eastAsia="Arial" w:hAnsi="Arial" w:cs="Arial"/>
+          <w:color w:val="000000"/>
+          <w:sz w:val="18"/>
+          <w:highlight w:val="lightGray"/>
+        </w:rPr>
+        <w:t xml:space="preserve">: Persons Table -&gt; ID Column: 1, Name_En Column: Motasem Essam] -&gt; </w:t>
+      </w:r>
+      <w:r>
+        <w:rPr>
+          <w:rFonts w:ascii="Arial" w:eastAsia="Arial" w:hAnsi="Arial" w:cs="Arial"/>
+          <w:b/>
+          <w:color w:val="000000"/>
+          <w:sz w:val="18"/>
+          <w:highlight w:val="lightGray"/>
+        </w:rPr>
+        <w:t>From:</w:t>
+      </w:r>
+      <w:r>
+        <w:rPr>
+          <w:rFonts w:ascii="Arial" w:eastAsia="Arial" w:hAnsi="Arial" w:cs="Arial"/>
+          <w:color w:val="000000"/>
+          <w:sz w:val="18"/>
+          <w:highlight w:val="lightGray"/>
+        </w:rPr>
+        <w:t xml:space="preserve"> [Chatgpt (GPT</w:t>
+      </w:r>
+      <w:r>
+        <w:rPr>
+          <w:rFonts w:ascii="Arial" w:eastAsia="Arial" w:hAnsi="Arial" w:cs="Cambria Math"/>
+          <w:color w:val="000000"/>
+          <w:sz w:val="18"/>
+          <w:highlight w:val="lightGray"/>
         </w:rPr>
         <w:t>‑</w:t>
       </w:r>
       <w:r>
         <w:rPr>
-          <w:b/>
-          <w:sz w:val="14"/>
-          <w:szCs w:val="14"/>
-          <w:shd w:val="clear" w:color="auto" w:fill="B7B7B7"/>
-        </w:rPr>
-        <w:t>5 Mini) at [8/12/2025]</w:t>
+          <w:rFonts w:ascii="Arial" w:eastAsia="Arial" w:hAnsi="Arial" w:cs="Arial"/>
+          <w:color w:val="000000"/>
+          <w:sz w:val="18"/>
+          <w:highlight w:val="lightGray"/>
+        </w:rPr>
+        <w:t xml:space="preserve">5 Mini)] </w:t>
+      </w:r>
+      <w:r>
+        <w:rPr>
+          <w:rFonts w:ascii="Arial" w:eastAsia="Arial" w:hAnsi="Arial" w:cs="Arial"/>
+          <w:b/>
+          <w:color w:val="000000"/>
+          <w:sz w:val="18"/>
+          <w:highlight w:val="lightGray"/>
+        </w:rPr>
+        <w:t>on</w:t>
+      </w:r>
+      <w:r>
+        <w:rPr>
+          <w:rFonts w:ascii="Arial" w:eastAsia="Arial" w:hAnsi="Arial"/>
+          <w:sz w:val="18"/>
+          <w:highlight w:val="lightGray"/>
+        </w:rPr>
+        <w:t xml:space="preserve"> [8/12/2025]</w:t>
       </w:r>
     </w:p>
     <w:p>
@@ -1229,7 +1416,6 @@
         <w:rPr>
           <w:rFonts w:ascii="Roboto Mono" w:eastAsia="Roboto Mono" w:hAnsi="Roboto Mono" w:cs="Roboto Mono"/>
         </w:rPr>
-        <w:lastRenderedPageBreak/>
         <w:t>Software testing wasn’t born as a formal concept — it evolved as computers became complex:</w:t>
       </w:r>
     </w:p>
@@ -1239,7 +1425,7 @@
           <w:ilvl w:val="0"/>
           <w:numId w:val="5"/>
         </w:numPr>
-        <w:spacing w:before="240"/>
+        <w:spacing w:before="240" w:after="0" w:line="276" w:lineRule="auto"/>
       </w:pPr>
       <w:r>
         <w:rPr>
@@ -1267,6 +1453,7 @@
           <w:ilvl w:val="0"/>
           <w:numId w:val="5"/>
         </w:numPr>
+        <w:spacing w:after="0" w:line="276" w:lineRule="auto"/>
       </w:pPr>
       <w:r>
         <w:rPr>
@@ -1294,6 +1481,7 @@
           <w:ilvl w:val="0"/>
           <w:numId w:val="5"/>
         </w:numPr>
+        <w:spacing w:after="0" w:line="276" w:lineRule="auto"/>
       </w:pPr>
       <w:r>
         <w:rPr>
@@ -1321,6 +1509,7 @@
           <w:ilvl w:val="0"/>
           <w:numId w:val="5"/>
         </w:numPr>
+        <w:spacing w:after="0" w:line="276" w:lineRule="auto"/>
       </w:pPr>
       <w:r>
         <w:rPr>
@@ -1348,7 +1537,7 @@
           <w:ilvl w:val="0"/>
           <w:numId w:val="5"/>
         </w:numPr>
-        <w:spacing w:after="240"/>
+        <w:spacing w:after="240" w:line="276" w:lineRule="auto"/>
       </w:pPr>
       <w:r>
         <w:rPr>
@@ -1392,7 +1581,7 @@
     </w:p>
     <w:p>
       <w:r>
-        <w:pict w14:anchorId="1F7888E4">
+        <w:pict w14:anchorId="781D7051">
           <v:rect id="_x0000_i1032" style="width:0;height:1.5pt" o:hralign="center" o:hrstd="t" o:hr="t" fillcolor="#a0a0a0" stroked="f"/>
         </w:pict>
       </w:r>
@@ -1415,51 +1604,77 @@
       </w:pPr>
       <w:r>
         <w:rPr>
-          <w:b/>
-          <w:shd w:val="clear" w:color="auto" w:fill="B7B7B7"/>
-        </w:rPr>
-        <w:t># Source</w:t>
-      </w:r>
-      <w:r>
-        <w:rPr>
-          <w:shd w:val="clear" w:color="auto" w:fill="B7B7B7"/>
-        </w:rPr>
-        <w:t xml:space="preserve">: </w:t>
-      </w:r>
-      <w:r>
-        <w:rPr>
-          <w:b/>
-          <w:shd w:val="clear" w:color="auto" w:fill="B7B7B7"/>
-        </w:rPr>
-        <w:t xml:space="preserve">Chatgpt </w:t>
-      </w:r>
-      <w:r>
-        <w:rPr>
-          <w:b/>
-          <w:sz w:val="14"/>
-          <w:szCs w:val="14"/>
-          <w:shd w:val="clear" w:color="auto" w:fill="B7B7B7"/>
-        </w:rPr>
-        <w:t>(GPT</w:t>
-      </w:r>
-      <w:r>
-        <w:rPr>
-          <w:rFonts w:ascii="Cambria Math" w:hAnsi="Cambria Math" w:cs="Cambria Math"/>
-          <w:b/>
-          <w:sz w:val="14"/>
-          <w:szCs w:val="14"/>
-          <w:shd w:val="clear" w:color="auto" w:fill="B7B7B7"/>
+          <w:rFonts w:ascii="Arial" w:eastAsia="Arial" w:hAnsi="Arial" w:cs="Arial"/>
+          <w:b/>
+          <w:color w:val="000000"/>
+          <w:sz w:val="18"/>
+          <w:highlight w:val="lightGray"/>
+        </w:rPr>
+        <w:t># Source: AI Source: Provided by: [Data Path</w:t>
+      </w:r>
+      <w:r>
+        <w:rPr>
+          <w:rFonts w:ascii="Arial" w:eastAsia="Arial" w:hAnsi="Arial" w:cs="Arial"/>
+          <w:color w:val="000000"/>
+          <w:sz w:val="18"/>
+          <w:highlight w:val="lightGray"/>
+        </w:rPr>
+        <w:t xml:space="preserve">: Persons Table -&gt; ID Column: 1, Name_En Column: Motasem Essam] -&gt; </w:t>
+      </w:r>
+      <w:r>
+        <w:rPr>
+          <w:rFonts w:ascii="Arial" w:eastAsia="Arial" w:hAnsi="Arial" w:cs="Arial"/>
+          <w:b/>
+          <w:color w:val="000000"/>
+          <w:sz w:val="18"/>
+          <w:highlight w:val="lightGray"/>
+        </w:rPr>
+        <w:t>From:</w:t>
+      </w:r>
+      <w:r>
+        <w:rPr>
+          <w:rFonts w:ascii="Arial" w:eastAsia="Arial" w:hAnsi="Arial" w:cs="Arial"/>
+          <w:color w:val="000000"/>
+          <w:sz w:val="18"/>
+          <w:highlight w:val="lightGray"/>
+        </w:rPr>
+        <w:t xml:space="preserve"> [Chatgpt (GPT</w:t>
+      </w:r>
+      <w:r>
+        <w:rPr>
+          <w:rFonts w:ascii="Arial" w:eastAsia="Arial" w:hAnsi="Arial" w:cs="Cambria Math"/>
+          <w:color w:val="000000"/>
+          <w:sz w:val="18"/>
+          <w:highlight w:val="lightGray"/>
         </w:rPr>
         <w:t>‑</w:t>
       </w:r>
       <w:r>
         <w:rPr>
-          <w:b/>
-          <w:sz w:val="14"/>
-          <w:szCs w:val="14"/>
-          <w:shd w:val="clear" w:color="auto" w:fill="B7B7B7"/>
-        </w:rPr>
-        <w:t>5 Mini) at [8/12/2025]</w:t>
+          <w:rFonts w:ascii="Arial" w:eastAsia="Arial" w:hAnsi="Arial" w:cs="Arial"/>
+          <w:color w:val="000000"/>
+          <w:sz w:val="18"/>
+          <w:highlight w:val="lightGray"/>
+        </w:rPr>
+        <w:t xml:space="preserve">5 Mini)] </w:t>
+      </w:r>
+      <w:r>
+        <w:rPr>
+          <w:rFonts w:ascii="Arial" w:eastAsia="Arial" w:hAnsi="Arial" w:cs="Arial"/>
+          <w:b/>
+          <w:color w:val="000000"/>
+          <w:sz w:val="18"/>
+          <w:highlight w:val="lightGray"/>
+        </w:rPr>
+        <w:t>on</w:t>
+      </w:r>
+      <w:r>
+        <w:rPr>
+          <w:rFonts w:ascii="Arial" w:eastAsia="Arial" w:hAnsi="Arial"/>
+          <w:sz w:val="18"/>
+          <w:highlight w:val="lightGray"/>
+        </w:rPr>
+        <w:t xml:space="preserve"> [8/12/2025]</w:t>
       </w:r>
     </w:p>
     <w:p>
@@ -1495,7 +1710,7 @@
           <w:ilvl w:val="0"/>
           <w:numId w:val="2"/>
         </w:numPr>
-        <w:spacing w:before="240"/>
+        <w:spacing w:before="240" w:after="0" w:line="276" w:lineRule="auto"/>
       </w:pPr>
       <w:r>
         <w:rPr>
@@ -1523,6 +1738,7 @@
           <w:ilvl w:val="0"/>
           <w:numId w:val="2"/>
         </w:numPr>
+        <w:spacing w:after="0" w:line="276" w:lineRule="auto"/>
       </w:pPr>
       <w:r>
         <w:rPr>
@@ -1550,6 +1766,7 @@
           <w:ilvl w:val="0"/>
           <w:numId w:val="2"/>
         </w:numPr>
+        <w:spacing w:after="0" w:line="276" w:lineRule="auto"/>
       </w:pPr>
       <w:r>
         <w:rPr>
@@ -1577,6 +1794,7 @@
           <w:ilvl w:val="0"/>
           <w:numId w:val="2"/>
         </w:numPr>
+        <w:spacing w:after="0" w:line="276" w:lineRule="auto"/>
       </w:pPr>
       <w:r>
         <w:rPr>
@@ -1604,13 +1822,13 @@
           <w:ilvl w:val="0"/>
           <w:numId w:val="2"/>
         </w:numPr>
-      </w:pPr>
-      <w:r>
-        <w:rPr>
-          <w:rFonts w:ascii="Roboto Mono" w:eastAsia="Roboto Mono" w:hAnsi="Roboto Mono" w:cs="Roboto Mono"/>
-          <w:b/>
-        </w:rPr>
-        <w:lastRenderedPageBreak/>
+        <w:spacing w:after="0" w:line="276" w:lineRule="auto"/>
+      </w:pPr>
+      <w:r>
+        <w:rPr>
+          <w:rFonts w:ascii="Roboto Mono" w:eastAsia="Roboto Mono" w:hAnsi="Roboto Mono" w:cs="Roboto Mono"/>
+          <w:b/>
+        </w:rPr>
         <w:t>Measuring coverage</w:t>
       </w:r>
       <w:r>
@@ -1632,7 +1850,7 @@
           <w:ilvl w:val="0"/>
           <w:numId w:val="2"/>
         </w:numPr>
-        <w:spacing w:after="240"/>
+        <w:spacing w:after="240" w:line="276" w:lineRule="auto"/>
       </w:pPr>
       <w:r>
         <w:rPr>
@@ -1650,7 +1868,7 @@
     </w:p>
     <w:p>
       <w:r>
-        <w:pict w14:anchorId="6E286360">
+        <w:pict w14:anchorId="1C6ACC36">
           <v:rect id="_x0000_i1033" style="width:0;height:1.5pt" o:hralign="center" o:hrstd="t" o:hr="t" fillcolor="#a0a0a0" stroked="f"/>
         </w:pict>
       </w:r>
@@ -1672,51 +1890,77 @@
       </w:pPr>
       <w:r>
         <w:rPr>
-          <w:b/>
-          <w:shd w:val="clear" w:color="auto" w:fill="B7B7B7"/>
-        </w:rPr>
-        <w:t># Source</w:t>
-      </w:r>
-      <w:r>
-        <w:rPr>
-          <w:shd w:val="clear" w:color="auto" w:fill="B7B7B7"/>
-        </w:rPr>
-        <w:t xml:space="preserve">: </w:t>
-      </w:r>
-      <w:r>
-        <w:rPr>
-          <w:b/>
-          <w:shd w:val="clear" w:color="auto" w:fill="B7B7B7"/>
-        </w:rPr>
-        <w:t xml:space="preserve">Chatgpt </w:t>
-      </w:r>
-      <w:r>
-        <w:rPr>
-          <w:b/>
-          <w:sz w:val="14"/>
-          <w:szCs w:val="14"/>
-          <w:shd w:val="clear" w:color="auto" w:fill="B7B7B7"/>
-        </w:rPr>
-        <w:t>(GPT</w:t>
-      </w:r>
-      <w:r>
-        <w:rPr>
-          <w:rFonts w:ascii="Cambria Math" w:hAnsi="Cambria Math" w:cs="Cambria Math"/>
-          <w:b/>
-          <w:sz w:val="14"/>
-          <w:szCs w:val="14"/>
-          <w:shd w:val="clear" w:color="auto" w:fill="B7B7B7"/>
+          <w:rFonts w:ascii="Arial" w:eastAsia="Arial" w:hAnsi="Arial" w:cs="Arial"/>
+          <w:b/>
+          <w:color w:val="000000"/>
+          <w:sz w:val="18"/>
+          <w:highlight w:val="lightGray"/>
+        </w:rPr>
+        <w:t># Source: AI Source: Provided by: [Data Path</w:t>
+      </w:r>
+      <w:r>
+        <w:rPr>
+          <w:rFonts w:ascii="Arial" w:eastAsia="Arial" w:hAnsi="Arial" w:cs="Arial"/>
+          <w:color w:val="000000"/>
+          <w:sz w:val="18"/>
+          <w:highlight w:val="lightGray"/>
+        </w:rPr>
+        <w:t xml:space="preserve">: Persons Table -&gt; ID Column: 1, Name_En Column: Motasem Essam] -&gt; </w:t>
+      </w:r>
+      <w:r>
+        <w:rPr>
+          <w:rFonts w:ascii="Arial" w:eastAsia="Arial" w:hAnsi="Arial" w:cs="Arial"/>
+          <w:b/>
+          <w:color w:val="000000"/>
+          <w:sz w:val="18"/>
+          <w:highlight w:val="lightGray"/>
+        </w:rPr>
+        <w:t>From:</w:t>
+      </w:r>
+      <w:r>
+        <w:rPr>
+          <w:rFonts w:ascii="Arial" w:eastAsia="Arial" w:hAnsi="Arial" w:cs="Arial"/>
+          <w:color w:val="000000"/>
+          <w:sz w:val="18"/>
+          <w:highlight w:val="lightGray"/>
+        </w:rPr>
+        <w:t xml:space="preserve"> [Chatgpt (GPT</w:t>
+      </w:r>
+      <w:r>
+        <w:rPr>
+          <w:rFonts w:ascii="Arial" w:eastAsia="Arial" w:hAnsi="Arial" w:cs="Cambria Math"/>
+          <w:color w:val="000000"/>
+          <w:sz w:val="18"/>
+          <w:highlight w:val="lightGray"/>
         </w:rPr>
         <w:t>‑</w:t>
       </w:r>
       <w:r>
         <w:rPr>
-          <w:b/>
-          <w:sz w:val="14"/>
-          <w:szCs w:val="14"/>
-          <w:shd w:val="clear" w:color="auto" w:fill="B7B7B7"/>
-        </w:rPr>
-        <w:t>5 Mini) at [8/12/2025]</w:t>
+          <w:rFonts w:ascii="Arial" w:eastAsia="Arial" w:hAnsi="Arial" w:cs="Arial"/>
+          <w:color w:val="000000"/>
+          <w:sz w:val="18"/>
+          <w:highlight w:val="lightGray"/>
+        </w:rPr>
+        <w:t xml:space="preserve">5 Mini)] </w:t>
+      </w:r>
+      <w:r>
+        <w:rPr>
+          <w:rFonts w:ascii="Arial" w:eastAsia="Arial" w:hAnsi="Arial" w:cs="Arial"/>
+          <w:b/>
+          <w:color w:val="000000"/>
+          <w:sz w:val="18"/>
+          <w:highlight w:val="lightGray"/>
+        </w:rPr>
+        <w:t>on</w:t>
+      </w:r>
+      <w:r>
+        <w:rPr>
+          <w:rFonts w:ascii="Arial" w:eastAsia="Arial" w:hAnsi="Arial"/>
+          <w:sz w:val="18"/>
+          <w:highlight w:val="lightGray"/>
+        </w:rPr>
+        <w:t xml:space="preserve"> [8/12/2025]</w:t>
       </w:r>
     </w:p>
     <w:p>
@@ -1761,7 +2005,7 @@
     </w:p>
     <w:p>
       <w:r>
-        <w:pict w14:anchorId="1E793DD5">
+        <w:pict w14:anchorId="482905F7">
           <v:rect id="_x0000_i1034" style="width:0;height:1.5pt" o:hralign="center" o:hrstd="t" o:hr="t" fillcolor="#a0a0a0" stroked="f"/>
         </w:pict>
       </w:r>
@@ -1784,51 +2028,77 @@
       </w:pPr>
       <w:r>
         <w:rPr>
-          <w:b/>
-          <w:shd w:val="clear" w:color="auto" w:fill="B7B7B7"/>
-        </w:rPr>
-        <w:t># Source</w:t>
-      </w:r>
-      <w:r>
-        <w:rPr>
-          <w:shd w:val="clear" w:color="auto" w:fill="B7B7B7"/>
-        </w:rPr>
-        <w:t xml:space="preserve">: </w:t>
-      </w:r>
-      <w:r>
-        <w:rPr>
-          <w:b/>
-          <w:shd w:val="clear" w:color="auto" w:fill="B7B7B7"/>
-        </w:rPr>
-        <w:t xml:space="preserve">Chatgpt </w:t>
-      </w:r>
-      <w:r>
-        <w:rPr>
-          <w:b/>
-          <w:sz w:val="14"/>
-          <w:szCs w:val="14"/>
-          <w:shd w:val="clear" w:color="auto" w:fill="B7B7B7"/>
-        </w:rPr>
-        <w:t>(GPT</w:t>
-      </w:r>
-      <w:r>
-        <w:rPr>
-          <w:rFonts w:ascii="Cambria Math" w:hAnsi="Cambria Math" w:cs="Cambria Math"/>
-          <w:b/>
-          <w:sz w:val="14"/>
-          <w:szCs w:val="14"/>
-          <w:shd w:val="clear" w:color="auto" w:fill="B7B7B7"/>
+          <w:rFonts w:ascii="Arial" w:eastAsia="Arial" w:hAnsi="Arial" w:cs="Arial"/>
+          <w:b/>
+          <w:color w:val="000000"/>
+          <w:sz w:val="18"/>
+          <w:highlight w:val="lightGray"/>
+        </w:rPr>
+        <w:t># Source: AI Source: Provided by: [Data Path</w:t>
+      </w:r>
+      <w:r>
+        <w:rPr>
+          <w:rFonts w:ascii="Arial" w:eastAsia="Arial" w:hAnsi="Arial" w:cs="Arial"/>
+          <w:color w:val="000000"/>
+          <w:sz w:val="18"/>
+          <w:highlight w:val="lightGray"/>
+        </w:rPr>
+        <w:t xml:space="preserve">: Persons Table -&gt; ID Column: 1, Name_En Column: Motasem Essam] -&gt; </w:t>
+      </w:r>
+      <w:r>
+        <w:rPr>
+          <w:rFonts w:ascii="Arial" w:eastAsia="Arial" w:hAnsi="Arial" w:cs="Arial"/>
+          <w:b/>
+          <w:color w:val="000000"/>
+          <w:sz w:val="18"/>
+          <w:highlight w:val="lightGray"/>
+        </w:rPr>
+        <w:t>From:</w:t>
+      </w:r>
+      <w:r>
+        <w:rPr>
+          <w:rFonts w:ascii="Arial" w:eastAsia="Arial" w:hAnsi="Arial" w:cs="Arial"/>
+          <w:color w:val="000000"/>
+          <w:sz w:val="18"/>
+          <w:highlight w:val="lightGray"/>
+        </w:rPr>
+        <w:t xml:space="preserve"> [Chatgpt (GPT</w:t>
+      </w:r>
+      <w:r>
+        <w:rPr>
+          <w:rFonts w:ascii="Arial" w:eastAsia="Arial" w:hAnsi="Arial" w:cs="Cambria Math"/>
+          <w:color w:val="000000"/>
+          <w:sz w:val="18"/>
+          <w:highlight w:val="lightGray"/>
         </w:rPr>
         <w:t>‑</w:t>
       </w:r>
       <w:r>
         <w:rPr>
-          <w:b/>
-          <w:sz w:val="14"/>
-          <w:szCs w:val="14"/>
-          <w:shd w:val="clear" w:color="auto" w:fill="B7B7B7"/>
-        </w:rPr>
-        <w:t>5 Mini) at [8/12/2025]</w:t>
+          <w:rFonts w:ascii="Arial" w:eastAsia="Arial" w:hAnsi="Arial" w:cs="Arial"/>
+          <w:color w:val="000000"/>
+          <w:sz w:val="18"/>
+          <w:highlight w:val="lightGray"/>
+        </w:rPr>
+        <w:t xml:space="preserve">5 Mini)] </w:t>
+      </w:r>
+      <w:r>
+        <w:rPr>
+          <w:rFonts w:ascii="Arial" w:eastAsia="Arial" w:hAnsi="Arial" w:cs="Arial"/>
+          <w:b/>
+          <w:color w:val="000000"/>
+          <w:sz w:val="18"/>
+          <w:highlight w:val="lightGray"/>
+        </w:rPr>
+        <w:t>on</w:t>
+      </w:r>
+      <w:r>
+        <w:rPr>
+          <w:rFonts w:ascii="Arial" w:eastAsia="Arial" w:hAnsi="Arial"/>
+          <w:sz w:val="18"/>
+          <w:highlight w:val="lightGray"/>
+        </w:rPr>
+        <w:t xml:space="preserve"> [8/12/2025]</w:t>
       </w:r>
     </w:p>
     <w:p>
@@ -1851,7 +2121,7 @@
           <w:ilvl w:val="0"/>
           <w:numId w:val="10"/>
         </w:numPr>
-        <w:spacing w:before="240"/>
+        <w:spacing w:before="240" w:after="0" w:line="276" w:lineRule="auto"/>
       </w:pPr>
       <w:r>
         <w:rPr>
@@ -1879,6 +2149,7 @@
           <w:ilvl w:val="0"/>
           <w:numId w:val="10"/>
         </w:numPr>
+        <w:spacing w:after="0" w:line="276" w:lineRule="auto"/>
       </w:pPr>
       <w:r>
         <w:rPr>
@@ -1906,7 +2177,7 @@
           <w:ilvl w:val="0"/>
           <w:numId w:val="10"/>
         </w:numPr>
-        <w:spacing w:after="240"/>
+        <w:spacing w:after="240" w:line="276" w:lineRule="auto"/>
       </w:pPr>
       <w:r>
         <w:rPr>
@@ -1924,7 +2195,7 @@
     </w:p>
     <w:p>
       <w:r>
-        <w:pict w14:anchorId="2C45D3D8">
+        <w:pict w14:anchorId="68D6A01B">
           <v:rect id="_x0000_i1035" style="width:0;height:1.5pt" o:hralign="center" o:hrstd="t" o:hr="t" fillcolor="#a0a0a0" stroked="f"/>
         </w:pict>
       </w:r>
@@ -1947,51 +2218,77 @@
       </w:pPr>
       <w:r>
         <w:rPr>
-          <w:b/>
-          <w:shd w:val="clear" w:color="auto" w:fill="B7B7B7"/>
-        </w:rPr>
-        <w:t># Source</w:t>
-      </w:r>
-      <w:r>
-        <w:rPr>
-          <w:shd w:val="clear" w:color="auto" w:fill="B7B7B7"/>
-        </w:rPr>
-        <w:t xml:space="preserve">: </w:t>
-      </w:r>
-      <w:r>
-        <w:rPr>
-          <w:b/>
-          <w:shd w:val="clear" w:color="auto" w:fill="B7B7B7"/>
-        </w:rPr>
-        <w:t xml:space="preserve">Chatgpt </w:t>
-      </w:r>
-      <w:r>
-        <w:rPr>
-          <w:b/>
-          <w:sz w:val="14"/>
-          <w:szCs w:val="14"/>
-          <w:shd w:val="clear" w:color="auto" w:fill="B7B7B7"/>
-        </w:rPr>
-        <w:t>(GPT</w:t>
-      </w:r>
-      <w:r>
-        <w:rPr>
-          <w:rFonts w:ascii="Cambria Math" w:hAnsi="Cambria Math" w:cs="Cambria Math"/>
-          <w:b/>
-          <w:sz w:val="14"/>
-          <w:szCs w:val="14"/>
-          <w:shd w:val="clear" w:color="auto" w:fill="B7B7B7"/>
+          <w:rFonts w:ascii="Arial" w:eastAsia="Arial" w:hAnsi="Arial" w:cs="Arial"/>
+          <w:b/>
+          <w:color w:val="000000"/>
+          <w:sz w:val="18"/>
+          <w:highlight w:val="lightGray"/>
+        </w:rPr>
+        <w:t># Source: AI Source: Provided by: [Data Path</w:t>
+      </w:r>
+      <w:r>
+        <w:rPr>
+          <w:rFonts w:ascii="Arial" w:eastAsia="Arial" w:hAnsi="Arial" w:cs="Arial"/>
+          <w:color w:val="000000"/>
+          <w:sz w:val="18"/>
+          <w:highlight w:val="lightGray"/>
+        </w:rPr>
+        <w:t xml:space="preserve">: Persons Table -&gt; ID Column: 1, Name_En Column: Motasem Essam] -&gt; </w:t>
+      </w:r>
+      <w:r>
+        <w:rPr>
+          <w:rFonts w:ascii="Arial" w:eastAsia="Arial" w:hAnsi="Arial" w:cs="Arial"/>
+          <w:b/>
+          <w:color w:val="000000"/>
+          <w:sz w:val="18"/>
+          <w:highlight w:val="lightGray"/>
+        </w:rPr>
+        <w:t>From:</w:t>
+      </w:r>
+      <w:r>
+        <w:rPr>
+          <w:rFonts w:ascii="Arial" w:eastAsia="Arial" w:hAnsi="Arial" w:cs="Arial"/>
+          <w:color w:val="000000"/>
+          <w:sz w:val="18"/>
+          <w:highlight w:val="lightGray"/>
+        </w:rPr>
+        <w:t xml:space="preserve"> [Chatgpt (GPT</w:t>
+      </w:r>
+      <w:r>
+        <w:rPr>
+          <w:rFonts w:ascii="Arial" w:eastAsia="Arial" w:hAnsi="Arial" w:cs="Cambria Math"/>
+          <w:color w:val="000000"/>
+          <w:sz w:val="18"/>
+          <w:highlight w:val="lightGray"/>
         </w:rPr>
         <w:t>‑</w:t>
       </w:r>
       <w:r>
         <w:rPr>
-          <w:b/>
-          <w:sz w:val="14"/>
-          <w:szCs w:val="14"/>
-          <w:shd w:val="clear" w:color="auto" w:fill="B7B7B7"/>
-        </w:rPr>
-        <w:t>5 Mini) at [8/12/2025]</w:t>
+          <w:rFonts w:ascii="Arial" w:eastAsia="Arial" w:hAnsi="Arial" w:cs="Arial"/>
+          <w:color w:val="000000"/>
+          <w:sz w:val="18"/>
+          <w:highlight w:val="lightGray"/>
+        </w:rPr>
+        <w:t xml:space="preserve">5 Mini)] </w:t>
+      </w:r>
+      <w:r>
+        <w:rPr>
+          <w:rFonts w:ascii="Arial" w:eastAsia="Arial" w:hAnsi="Arial" w:cs="Arial"/>
+          <w:b/>
+          <w:color w:val="000000"/>
+          <w:sz w:val="18"/>
+          <w:highlight w:val="lightGray"/>
+        </w:rPr>
+        <w:t>on</w:t>
+      </w:r>
+      <w:r>
+        <w:rPr>
+          <w:rFonts w:ascii="Arial" w:eastAsia="Arial" w:hAnsi="Arial"/>
+          <w:sz w:val="18"/>
+          <w:highlight w:val="lightGray"/>
+        </w:rPr>
+        <w:t xml:space="preserve"> [8/12/2025]</w:t>
       </w:r>
     </w:p>
     <w:p>
@@ -2000,7 +2297,7 @@
           <w:ilvl w:val="0"/>
           <w:numId w:val="14"/>
         </w:numPr>
-        <w:spacing w:before="240"/>
+        <w:spacing w:before="240" w:after="0" w:line="276" w:lineRule="auto"/>
       </w:pPr>
       <w:r>
         <w:rPr>
@@ -2028,6 +2325,7 @@
           <w:ilvl w:val="0"/>
           <w:numId w:val="14"/>
         </w:numPr>
+        <w:spacing w:after="0" w:line="276" w:lineRule="auto"/>
       </w:pPr>
       <w:r>
         <w:rPr>
@@ -2055,6 +2353,7 @@
           <w:ilvl w:val="0"/>
           <w:numId w:val="14"/>
         </w:numPr>
+        <w:spacing w:after="0" w:line="276" w:lineRule="auto"/>
       </w:pPr>
       <w:r>
         <w:rPr>
@@ -2082,14 +2381,13 @@
           <w:ilvl w:val="0"/>
           <w:numId w:val="14"/>
         </w:numPr>
-        <w:spacing w:after="240"/>
-      </w:pPr>
-      <w:r>
-        <w:rPr>
-          <w:rFonts w:ascii="Roboto Mono" w:eastAsia="Roboto Mono" w:hAnsi="Roboto Mono" w:cs="Roboto Mono"/>
-          <w:b/>
-        </w:rPr>
-        <w:lastRenderedPageBreak/>
+        <w:spacing w:after="240" w:line="276" w:lineRule="auto"/>
+      </w:pPr>
+      <w:r>
+        <w:rPr>
+          <w:rFonts w:ascii="Roboto Mono" w:eastAsia="Roboto Mono" w:hAnsi="Roboto Mono" w:cs="Roboto Mono"/>
+          <w:b/>
+        </w:rPr>
         <w:t>Tracking &amp; Reporting</w:t>
       </w:r>
       <w:r>
@@ -2102,7 +2400,7 @@
         <w:br/>
       </w:r>
       <w:r>
-        <w:pict w14:anchorId="0DDCD98B">
+        <w:pict w14:anchorId="0CC921AD">
           <v:rect id="_x0000_i1036" style="width:0;height:1.5pt" o:hralign="center" o:hrstd="t" o:hr="t" fillcolor="#a0a0a0" stroked="f"/>
         </w:pict>
       </w:r>
@@ -2123,51 +2421,77 @@
       </w:pPr>
       <w:r>
         <w:rPr>
-          <w:b/>
-          <w:shd w:val="clear" w:color="auto" w:fill="B7B7B7"/>
-        </w:rPr>
-        <w:t># Source</w:t>
-      </w:r>
-      <w:r>
-        <w:rPr>
-          <w:shd w:val="clear" w:color="auto" w:fill="B7B7B7"/>
-        </w:rPr>
-        <w:t xml:space="preserve">: </w:t>
-      </w:r>
-      <w:r>
-        <w:rPr>
-          <w:b/>
-          <w:shd w:val="clear" w:color="auto" w:fill="B7B7B7"/>
-        </w:rPr>
-        <w:t xml:space="preserve">Chatgpt </w:t>
-      </w:r>
-      <w:r>
-        <w:rPr>
-          <w:b/>
-          <w:sz w:val="14"/>
-          <w:szCs w:val="14"/>
-          <w:shd w:val="clear" w:color="auto" w:fill="B7B7B7"/>
-        </w:rPr>
-        <w:t>(GPT</w:t>
-      </w:r>
-      <w:r>
-        <w:rPr>
-          <w:rFonts w:ascii="Cambria Math" w:hAnsi="Cambria Math" w:cs="Cambria Math"/>
-          <w:b/>
-          <w:sz w:val="14"/>
-          <w:szCs w:val="14"/>
-          <w:shd w:val="clear" w:color="auto" w:fill="B7B7B7"/>
+          <w:rFonts w:ascii="Arial" w:eastAsia="Arial" w:hAnsi="Arial" w:cs="Arial"/>
+          <w:b/>
+          <w:color w:val="000000"/>
+          <w:sz w:val="18"/>
+          <w:highlight w:val="lightGray"/>
+        </w:rPr>
+        <w:t># Source: AI Source: Provided by: [Data Path</w:t>
+      </w:r>
+      <w:r>
+        <w:rPr>
+          <w:rFonts w:ascii="Arial" w:eastAsia="Arial" w:hAnsi="Arial" w:cs="Arial"/>
+          <w:color w:val="000000"/>
+          <w:sz w:val="18"/>
+          <w:highlight w:val="lightGray"/>
+        </w:rPr>
+        <w:t xml:space="preserve">: Persons Table -&gt; ID Column: 1, Name_En Column: Motasem Essam] -&gt; </w:t>
+      </w:r>
+      <w:r>
+        <w:rPr>
+          <w:rFonts w:ascii="Arial" w:eastAsia="Arial" w:hAnsi="Arial" w:cs="Arial"/>
+          <w:b/>
+          <w:color w:val="000000"/>
+          <w:sz w:val="18"/>
+          <w:highlight w:val="lightGray"/>
+        </w:rPr>
+        <w:t>From:</w:t>
+      </w:r>
+      <w:r>
+        <w:rPr>
+          <w:rFonts w:ascii="Arial" w:eastAsia="Arial" w:hAnsi="Arial" w:cs="Arial"/>
+          <w:color w:val="000000"/>
+          <w:sz w:val="18"/>
+          <w:highlight w:val="lightGray"/>
+        </w:rPr>
+        <w:t xml:space="preserve"> [Chatgpt (GPT</w:t>
+      </w:r>
+      <w:r>
+        <w:rPr>
+          <w:rFonts w:ascii="Arial" w:eastAsia="Arial" w:hAnsi="Arial" w:cs="Cambria Math"/>
+          <w:color w:val="000000"/>
+          <w:sz w:val="18"/>
+          <w:highlight w:val="lightGray"/>
         </w:rPr>
         <w:t>‑</w:t>
       </w:r>
       <w:r>
         <w:rPr>
-          <w:b/>
-          <w:sz w:val="14"/>
-          <w:szCs w:val="14"/>
-          <w:shd w:val="clear" w:color="auto" w:fill="B7B7B7"/>
-        </w:rPr>
-        <w:t>5 Mini) at [8/12/2025]</w:t>
+          <w:rFonts w:ascii="Arial" w:eastAsia="Arial" w:hAnsi="Arial" w:cs="Arial"/>
+          <w:color w:val="000000"/>
+          <w:sz w:val="18"/>
+          <w:highlight w:val="lightGray"/>
+        </w:rPr>
+        <w:t xml:space="preserve">5 Mini)] </w:t>
+      </w:r>
+      <w:r>
+        <w:rPr>
+          <w:rFonts w:ascii="Arial" w:eastAsia="Arial" w:hAnsi="Arial" w:cs="Arial"/>
+          <w:b/>
+          <w:color w:val="000000"/>
+          <w:sz w:val="18"/>
+          <w:highlight w:val="lightGray"/>
+        </w:rPr>
+        <w:t>on</w:t>
+      </w:r>
+      <w:r>
+        <w:rPr>
+          <w:rFonts w:ascii="Arial" w:eastAsia="Arial" w:hAnsi="Arial"/>
+          <w:sz w:val="18"/>
+          <w:highlight w:val="lightGray"/>
+        </w:rPr>
+        <w:t xml:space="preserve"> [8/12/2025]</w:t>
       </w:r>
     </w:p>
     <w:p>
@@ -2176,7 +2500,7 @@
           <w:ilvl w:val="0"/>
           <w:numId w:val="13"/>
         </w:numPr>
-        <w:spacing w:before="240"/>
+        <w:spacing w:before="240" w:after="0" w:line="276" w:lineRule="auto"/>
       </w:pPr>
       <w:r>
         <w:rPr>
@@ -2204,6 +2528,7 @@
           <w:ilvl w:val="0"/>
           <w:numId w:val="13"/>
         </w:numPr>
+        <w:spacing w:after="0" w:line="276" w:lineRule="auto"/>
       </w:pPr>
       <w:r>
         <w:rPr>
@@ -2231,6 +2556,7 @@
           <w:ilvl w:val="0"/>
           <w:numId w:val="13"/>
         </w:numPr>
+        <w:spacing w:after="0" w:line="276" w:lineRule="auto"/>
       </w:pPr>
       <w:r>
         <w:rPr>
@@ -2258,7 +2584,7 @@
           <w:ilvl w:val="0"/>
           <w:numId w:val="13"/>
         </w:numPr>
-        <w:spacing w:after="240"/>
+        <w:spacing w:after="240" w:line="276" w:lineRule="auto"/>
       </w:pPr>
       <w:r>
         <w:rPr>
@@ -2276,7 +2602,7 @@
     </w:p>
     <w:p>
       <w:r>
-        <w:pict w14:anchorId="6C925554">
+        <w:pict w14:anchorId="1B1D929C">
           <v:rect id="_x0000_i1037" style="width:0;height:1.5pt" o:hralign="center" o:hrstd="t" o:hr="t" fillcolor="#a0a0a0" stroked="f"/>
         </w:pict>
       </w:r>
@@ -2335,7 +2661,7 @@
     </w:p>
     <w:p>
       <w:r>
-        <w:pict w14:anchorId="44E05B52">
+        <w:pict w14:anchorId="588E3D51">
           <v:rect id="_x0000_i1038" style="width:0;height:1.5pt" o:hralign="center" o:hrstd="t" o:hr="t" fillcolor="#a0a0a0" stroked="f"/>
         </w:pict>
       </w:r>
@@ -2367,51 +2693,77 @@
       </w:pPr>
       <w:r>
         <w:rPr>
-          <w:b/>
-          <w:shd w:val="clear" w:color="auto" w:fill="B7B7B7"/>
-        </w:rPr>
-        <w:t># Source</w:t>
-      </w:r>
-      <w:r>
-        <w:rPr>
-          <w:shd w:val="clear" w:color="auto" w:fill="B7B7B7"/>
-        </w:rPr>
-        <w:t xml:space="preserve">: </w:t>
-      </w:r>
-      <w:r>
-        <w:rPr>
-          <w:b/>
-          <w:shd w:val="clear" w:color="auto" w:fill="B7B7B7"/>
-        </w:rPr>
-        <w:t xml:space="preserve">Chatgpt </w:t>
-      </w:r>
-      <w:r>
-        <w:rPr>
-          <w:b/>
-          <w:sz w:val="14"/>
-          <w:szCs w:val="14"/>
-          <w:shd w:val="clear" w:color="auto" w:fill="B7B7B7"/>
-        </w:rPr>
-        <w:t>(GPT</w:t>
-      </w:r>
-      <w:r>
-        <w:rPr>
-          <w:rFonts w:ascii="Cambria Math" w:hAnsi="Cambria Math" w:cs="Cambria Math"/>
-          <w:b/>
-          <w:sz w:val="14"/>
-          <w:szCs w:val="14"/>
-          <w:shd w:val="clear" w:color="auto" w:fill="B7B7B7"/>
+          <w:rFonts w:ascii="Arial" w:eastAsia="Arial" w:hAnsi="Arial" w:cs="Arial"/>
+          <w:b/>
+          <w:color w:val="000000"/>
+          <w:sz w:val="18"/>
+          <w:highlight w:val="lightGray"/>
+        </w:rPr>
+        <w:t># Source: AI Source: Provided by: [Data Path</w:t>
+      </w:r>
+      <w:r>
+        <w:rPr>
+          <w:rFonts w:ascii="Arial" w:eastAsia="Arial" w:hAnsi="Arial" w:cs="Arial"/>
+          <w:color w:val="000000"/>
+          <w:sz w:val="18"/>
+          <w:highlight w:val="lightGray"/>
+        </w:rPr>
+        <w:t xml:space="preserve">: Persons Table -&gt; ID Column: 1, Name_En Column: Motasem Essam] -&gt; </w:t>
+      </w:r>
+      <w:r>
+        <w:rPr>
+          <w:rFonts w:ascii="Arial" w:eastAsia="Arial" w:hAnsi="Arial" w:cs="Arial"/>
+          <w:b/>
+          <w:color w:val="000000"/>
+          <w:sz w:val="18"/>
+          <w:highlight w:val="lightGray"/>
+        </w:rPr>
+        <w:t>From:</w:t>
+      </w:r>
+      <w:r>
+        <w:rPr>
+          <w:rFonts w:ascii="Arial" w:eastAsia="Arial" w:hAnsi="Arial" w:cs="Arial"/>
+          <w:color w:val="000000"/>
+          <w:sz w:val="18"/>
+          <w:highlight w:val="lightGray"/>
+        </w:rPr>
+        <w:t xml:space="preserve"> [Chatgpt (GPT</w:t>
+      </w:r>
+      <w:r>
+        <w:rPr>
+          <w:rFonts w:ascii="Arial" w:eastAsia="Arial" w:hAnsi="Arial" w:cs="Cambria Math"/>
+          <w:color w:val="000000"/>
+          <w:sz w:val="18"/>
+          <w:highlight w:val="lightGray"/>
         </w:rPr>
         <w:t>‑</w:t>
       </w:r>
       <w:r>
         <w:rPr>
-          <w:b/>
-          <w:sz w:val="14"/>
-          <w:szCs w:val="14"/>
-          <w:shd w:val="clear" w:color="auto" w:fill="B7B7B7"/>
-        </w:rPr>
-        <w:t>5 Mini) at [8/12/2025]</w:t>
+          <w:rFonts w:ascii="Arial" w:eastAsia="Arial" w:hAnsi="Arial" w:cs="Arial"/>
+          <w:color w:val="000000"/>
+          <w:sz w:val="18"/>
+          <w:highlight w:val="lightGray"/>
+        </w:rPr>
+        <w:t xml:space="preserve">5 Mini)] </w:t>
+      </w:r>
+      <w:r>
+        <w:rPr>
+          <w:rFonts w:ascii="Arial" w:eastAsia="Arial" w:hAnsi="Arial" w:cs="Arial"/>
+          <w:b/>
+          <w:color w:val="000000"/>
+          <w:sz w:val="18"/>
+          <w:highlight w:val="lightGray"/>
+        </w:rPr>
+        <w:t>on</w:t>
+      </w:r>
+      <w:r>
+        <w:rPr>
+          <w:rFonts w:ascii="Arial" w:eastAsia="Arial" w:hAnsi="Arial"/>
+          <w:sz w:val="18"/>
+          <w:highlight w:val="lightGray"/>
+        </w:rPr>
+        <w:t xml:space="preserve"> [8/12/2025]</w:t>
       </w:r>
     </w:p>
     <w:p>
@@ -2465,18 +2817,12 @@
           <w:rFonts w:ascii="Roboto Mono" w:eastAsia="Roboto Mono" w:hAnsi="Roboto Mono" w:cs="Roboto Mono"/>
         </w:rPr>
         <w:br/>
-      </w:r>
-      <w:r>
-        <w:rPr>
-          <w:rFonts w:ascii="Roboto Mono" w:eastAsia="Roboto Mono" w:hAnsi="Roboto Mono" w:cs="Roboto Mono"/>
-        </w:rPr>
-        <w:lastRenderedPageBreak/>
         <w:t xml:space="preserve"> They make testing faster, more accurate, and more organized compared to doing everything manually.</w:t>
       </w:r>
     </w:p>
     <w:p>
       <w:r>
-        <w:pict w14:anchorId="6E1C3087">
+        <w:pict w14:anchorId="63D333AD">
           <v:rect id="_x0000_i1039" style="width:0;height:1.5pt" o:hralign="center" o:hrstd="t" o:hr="t" fillcolor="#a0a0a0" stroked="f"/>
         </w:pict>
       </w:r>
@@ -2499,51 +2845,77 @@
       </w:pPr>
       <w:r>
         <w:rPr>
-          <w:b/>
-          <w:shd w:val="clear" w:color="auto" w:fill="B7B7B7"/>
-        </w:rPr>
-        <w:t># Source</w:t>
-      </w:r>
-      <w:r>
-        <w:rPr>
-          <w:shd w:val="clear" w:color="auto" w:fill="B7B7B7"/>
-        </w:rPr>
-        <w:t xml:space="preserve">: </w:t>
-      </w:r>
-      <w:r>
-        <w:rPr>
-          <w:b/>
-          <w:shd w:val="clear" w:color="auto" w:fill="B7B7B7"/>
-        </w:rPr>
-        <w:t xml:space="preserve">Chatgpt </w:t>
-      </w:r>
-      <w:r>
-        <w:rPr>
-          <w:b/>
-          <w:sz w:val="14"/>
-          <w:szCs w:val="14"/>
-          <w:shd w:val="clear" w:color="auto" w:fill="B7B7B7"/>
-        </w:rPr>
-        <w:t>(GPT</w:t>
-      </w:r>
-      <w:r>
-        <w:rPr>
-          <w:rFonts w:ascii="Cambria Math" w:hAnsi="Cambria Math" w:cs="Cambria Math"/>
-          <w:b/>
-          <w:sz w:val="14"/>
-          <w:szCs w:val="14"/>
-          <w:shd w:val="clear" w:color="auto" w:fill="B7B7B7"/>
+          <w:rFonts w:ascii="Arial" w:eastAsia="Arial" w:hAnsi="Arial" w:cs="Arial"/>
+          <w:b/>
+          <w:color w:val="000000"/>
+          <w:sz w:val="18"/>
+          <w:highlight w:val="lightGray"/>
+        </w:rPr>
+        <w:t># Source: AI Source: Provided by: [Data Path</w:t>
+      </w:r>
+      <w:r>
+        <w:rPr>
+          <w:rFonts w:ascii="Arial" w:eastAsia="Arial" w:hAnsi="Arial" w:cs="Arial"/>
+          <w:color w:val="000000"/>
+          <w:sz w:val="18"/>
+          <w:highlight w:val="lightGray"/>
+        </w:rPr>
+        <w:t xml:space="preserve">: Persons Table -&gt; ID Column: 1, Name_En Column: Motasem Essam] -&gt; </w:t>
+      </w:r>
+      <w:r>
+        <w:rPr>
+          <w:rFonts w:ascii="Arial" w:eastAsia="Arial" w:hAnsi="Arial" w:cs="Arial"/>
+          <w:b/>
+          <w:color w:val="000000"/>
+          <w:sz w:val="18"/>
+          <w:highlight w:val="lightGray"/>
+        </w:rPr>
+        <w:t>From:</w:t>
+      </w:r>
+      <w:r>
+        <w:rPr>
+          <w:rFonts w:ascii="Arial" w:eastAsia="Arial" w:hAnsi="Arial" w:cs="Arial"/>
+          <w:color w:val="000000"/>
+          <w:sz w:val="18"/>
+          <w:highlight w:val="lightGray"/>
+        </w:rPr>
+        <w:t xml:space="preserve"> [Chatgpt (GPT</w:t>
+      </w:r>
+      <w:r>
+        <w:rPr>
+          <w:rFonts w:ascii="Arial" w:eastAsia="Arial" w:hAnsi="Arial" w:cs="Cambria Math"/>
+          <w:color w:val="000000"/>
+          <w:sz w:val="18"/>
+          <w:highlight w:val="lightGray"/>
         </w:rPr>
         <w:t>‑</w:t>
       </w:r>
       <w:r>
         <w:rPr>
-          <w:b/>
-          <w:sz w:val="14"/>
-          <w:szCs w:val="14"/>
-          <w:shd w:val="clear" w:color="auto" w:fill="B7B7B7"/>
-        </w:rPr>
-        <w:t>5 Mini) at [8/12/2025]</w:t>
+          <w:rFonts w:ascii="Arial" w:eastAsia="Arial" w:hAnsi="Arial" w:cs="Arial"/>
+          <w:color w:val="000000"/>
+          <w:sz w:val="18"/>
+          <w:highlight w:val="lightGray"/>
+        </w:rPr>
+        <w:t xml:space="preserve">5 Mini)] </w:t>
+      </w:r>
+      <w:r>
+        <w:rPr>
+          <w:rFonts w:ascii="Arial" w:eastAsia="Arial" w:hAnsi="Arial" w:cs="Arial"/>
+          <w:b/>
+          <w:color w:val="000000"/>
+          <w:sz w:val="18"/>
+          <w:highlight w:val="lightGray"/>
+        </w:rPr>
+        <w:t>on</w:t>
+      </w:r>
+      <w:r>
+        <w:rPr>
+          <w:rFonts w:ascii="Arial" w:eastAsia="Arial" w:hAnsi="Arial"/>
+          <w:sz w:val="18"/>
+          <w:highlight w:val="lightGray"/>
+        </w:rPr>
+        <w:t xml:space="preserve"> [8/12/2025]</w:t>
       </w:r>
     </w:p>
     <w:p>
@@ -2552,7 +2924,7 @@
           <w:ilvl w:val="0"/>
           <w:numId w:val="7"/>
         </w:numPr>
-        <w:spacing w:before="240"/>
+        <w:spacing w:before="240" w:after="0" w:line="276" w:lineRule="auto"/>
       </w:pPr>
       <w:r>
         <w:rPr>
@@ -2580,6 +2952,7 @@
           <w:ilvl w:val="0"/>
           <w:numId w:val="7"/>
         </w:numPr>
+        <w:spacing w:after="0" w:line="276" w:lineRule="auto"/>
       </w:pPr>
       <w:r>
         <w:rPr>
@@ -2607,6 +2980,7 @@
           <w:ilvl w:val="0"/>
           <w:numId w:val="7"/>
         </w:numPr>
+        <w:spacing w:after="0" w:line="276" w:lineRule="auto"/>
       </w:pPr>
       <w:r>
         <w:rPr>
@@ -2634,7 +3008,7 @@
           <w:ilvl w:val="0"/>
           <w:numId w:val="7"/>
         </w:numPr>
-        <w:spacing w:after="240"/>
+        <w:spacing w:after="240" w:line="276" w:lineRule="auto"/>
       </w:pPr>
       <w:r>
         <w:rPr>
@@ -2655,7 +3029,7 @@
     </w:p>
     <w:p>
       <w:r>
-        <w:pict w14:anchorId="4A7E9FC8">
+        <w:pict w14:anchorId="3872593A">
           <v:rect id="_x0000_i1040" style="width:0;height:1.5pt" o:hralign="center" o:hrstd="t" o:hr="t" fillcolor="#a0a0a0" stroked="f"/>
         </w:pict>
       </w:r>
@@ -2678,51 +3052,77 @@
       </w:pPr>
       <w:r>
         <w:rPr>
-          <w:b/>
-          <w:shd w:val="clear" w:color="auto" w:fill="B7B7B7"/>
-        </w:rPr>
-        <w:t># Source</w:t>
-      </w:r>
-      <w:r>
-        <w:rPr>
-          <w:shd w:val="clear" w:color="auto" w:fill="B7B7B7"/>
-        </w:rPr>
-        <w:t xml:space="preserve">: </w:t>
-      </w:r>
-      <w:r>
-        <w:rPr>
-          <w:b/>
-          <w:shd w:val="clear" w:color="auto" w:fill="B7B7B7"/>
-        </w:rPr>
-        <w:t xml:space="preserve">Chatgpt </w:t>
-      </w:r>
-      <w:r>
-        <w:rPr>
-          <w:b/>
-          <w:sz w:val="14"/>
-          <w:szCs w:val="14"/>
-          <w:shd w:val="clear" w:color="auto" w:fill="B7B7B7"/>
-        </w:rPr>
-        <w:t>(GPT</w:t>
-      </w:r>
-      <w:r>
-        <w:rPr>
-          <w:rFonts w:ascii="Cambria Math" w:hAnsi="Cambria Math" w:cs="Cambria Math"/>
-          <w:b/>
-          <w:sz w:val="14"/>
-          <w:szCs w:val="14"/>
-          <w:shd w:val="clear" w:color="auto" w:fill="B7B7B7"/>
+          <w:rFonts w:ascii="Arial" w:eastAsia="Arial" w:hAnsi="Arial" w:cs="Arial"/>
+          <w:b/>
+          <w:color w:val="000000"/>
+          <w:sz w:val="18"/>
+          <w:highlight w:val="lightGray"/>
+        </w:rPr>
+        <w:t># Source: AI Source: Provided by: [Data Path</w:t>
+      </w:r>
+      <w:r>
+        <w:rPr>
+          <w:rFonts w:ascii="Arial" w:eastAsia="Arial" w:hAnsi="Arial" w:cs="Arial"/>
+          <w:color w:val="000000"/>
+          <w:sz w:val="18"/>
+          <w:highlight w:val="lightGray"/>
+        </w:rPr>
+        <w:t xml:space="preserve">: Persons Table -&gt; ID Column: 1, Name_En Column: Motasem Essam] -&gt; </w:t>
+      </w:r>
+      <w:r>
+        <w:rPr>
+          <w:rFonts w:ascii="Arial" w:eastAsia="Arial" w:hAnsi="Arial" w:cs="Arial"/>
+          <w:b/>
+          <w:color w:val="000000"/>
+          <w:sz w:val="18"/>
+          <w:highlight w:val="lightGray"/>
+        </w:rPr>
+        <w:t>From:</w:t>
+      </w:r>
+      <w:r>
+        <w:rPr>
+          <w:rFonts w:ascii="Arial" w:eastAsia="Arial" w:hAnsi="Arial" w:cs="Arial"/>
+          <w:color w:val="000000"/>
+          <w:sz w:val="18"/>
+          <w:highlight w:val="lightGray"/>
+        </w:rPr>
+        <w:t xml:space="preserve"> [Chatgpt (GPT</w:t>
+      </w:r>
+      <w:r>
+        <w:rPr>
+          <w:rFonts w:ascii="Arial" w:eastAsia="Arial" w:hAnsi="Arial" w:cs="Cambria Math"/>
+          <w:color w:val="000000"/>
+          <w:sz w:val="18"/>
+          <w:highlight w:val="lightGray"/>
         </w:rPr>
         <w:t>‑</w:t>
       </w:r>
       <w:r>
         <w:rPr>
-          <w:b/>
-          <w:sz w:val="14"/>
-          <w:szCs w:val="14"/>
-          <w:shd w:val="clear" w:color="auto" w:fill="B7B7B7"/>
-        </w:rPr>
-        <w:t>5 Mini) at [8/12/2025]</w:t>
+          <w:rFonts w:ascii="Arial" w:eastAsia="Arial" w:hAnsi="Arial" w:cs="Arial"/>
+          <w:color w:val="000000"/>
+          <w:sz w:val="18"/>
+          <w:highlight w:val="lightGray"/>
+        </w:rPr>
+        <w:t xml:space="preserve">5 Mini)] </w:t>
+      </w:r>
+      <w:r>
+        <w:rPr>
+          <w:rFonts w:ascii="Arial" w:eastAsia="Arial" w:hAnsi="Arial" w:cs="Arial"/>
+          <w:b/>
+          <w:color w:val="000000"/>
+          <w:sz w:val="18"/>
+          <w:highlight w:val="lightGray"/>
+        </w:rPr>
+        <w:t>on</w:t>
+      </w:r>
+      <w:r>
+        <w:rPr>
+          <w:rFonts w:ascii="Arial" w:eastAsia="Arial" w:hAnsi="Arial"/>
+          <w:sz w:val="18"/>
+          <w:highlight w:val="lightGray"/>
+        </w:rPr>
+        <w:t xml:space="preserve"> [8/12/2025]</w:t>
       </w:r>
     </w:p>
     <w:p>
@@ -2731,7 +3131,7 @@
           <w:noProof/>
         </w:rPr>
         <w:drawing>
-          <wp:inline distT="114300" distB="114300" distL="114300" distR="114300" wp14:anchorId="500457BA" wp14:editId="51A648B8">
+          <wp:inline distT="114300" distB="114300" distL="114300" distR="114300" wp14:anchorId="69D354CF" wp14:editId="6B696E80">
             <wp:extent cx="5943600" cy="2552700"/>
             <wp:effectExtent l="0" t="0" r="0" b="0"/>
             <wp:docPr id="1" name="image3.png"/>
@@ -3014,7 +3414,6 @@
                 <w:rFonts w:ascii="Roboto Mono" w:eastAsia="Roboto Mono" w:hAnsi="Roboto Mono" w:cs="Roboto Mono"/>
                 <w:b/>
               </w:rPr>
-              <w:lastRenderedPageBreak/>
               <w:t>Automation Tools</w:t>
             </w:r>
           </w:p>
@@ -3563,7 +3962,7 @@
     </w:tbl>
     <w:p>
       <w:r>
-        <w:pict w14:anchorId="76C4957E">
+        <w:pict w14:anchorId="15D5D6B2">
           <v:rect id="_x0000_i1041" style="width:0;height:1.5pt" o:hralign="center" o:hrstd="t" o:hr="t" fillcolor="#a0a0a0" stroked="f"/>
         </w:pict>
       </w:r>
@@ -3586,51 +3985,77 @@
       </w:pPr>
       <w:r>
         <w:rPr>
-          <w:b/>
-          <w:shd w:val="clear" w:color="auto" w:fill="B7B7B7"/>
-        </w:rPr>
-        <w:t># Source</w:t>
-      </w:r>
-      <w:r>
-        <w:rPr>
-          <w:shd w:val="clear" w:color="auto" w:fill="B7B7B7"/>
-        </w:rPr>
-        <w:t xml:space="preserve">: </w:t>
-      </w:r>
-      <w:r>
-        <w:rPr>
-          <w:b/>
-          <w:shd w:val="clear" w:color="auto" w:fill="B7B7B7"/>
-        </w:rPr>
-        <w:t xml:space="preserve">Chatgpt </w:t>
-      </w:r>
-      <w:r>
-        <w:rPr>
-          <w:b/>
-          <w:sz w:val="14"/>
-          <w:szCs w:val="14"/>
-          <w:shd w:val="clear" w:color="auto" w:fill="B7B7B7"/>
-        </w:rPr>
-        <w:t>(GPT</w:t>
-      </w:r>
-      <w:r>
-        <w:rPr>
-          <w:rFonts w:ascii="Cambria Math" w:hAnsi="Cambria Math" w:cs="Cambria Math"/>
-          <w:b/>
-          <w:sz w:val="14"/>
-          <w:szCs w:val="14"/>
-          <w:shd w:val="clear" w:color="auto" w:fill="B7B7B7"/>
+          <w:rFonts w:ascii="Arial" w:eastAsia="Arial" w:hAnsi="Arial" w:cs="Arial"/>
+          <w:b/>
+          <w:color w:val="000000"/>
+          <w:sz w:val="18"/>
+          <w:highlight w:val="lightGray"/>
+        </w:rPr>
+        <w:t># Source: AI Source: Provided by: [Data Path</w:t>
+      </w:r>
+      <w:r>
+        <w:rPr>
+          <w:rFonts w:ascii="Arial" w:eastAsia="Arial" w:hAnsi="Arial" w:cs="Arial"/>
+          <w:color w:val="000000"/>
+          <w:sz w:val="18"/>
+          <w:highlight w:val="lightGray"/>
+        </w:rPr>
+        <w:t xml:space="preserve">: Persons Table -&gt; ID Column: 1, Name_En Column: Motasem Essam] -&gt; </w:t>
+      </w:r>
+      <w:r>
+        <w:rPr>
+          <w:rFonts w:ascii="Arial" w:eastAsia="Arial" w:hAnsi="Arial" w:cs="Arial"/>
+          <w:b/>
+          <w:color w:val="000000"/>
+          <w:sz w:val="18"/>
+          <w:highlight w:val="lightGray"/>
+        </w:rPr>
+        <w:t>From:</w:t>
+      </w:r>
+      <w:r>
+        <w:rPr>
+          <w:rFonts w:ascii="Arial" w:eastAsia="Arial" w:hAnsi="Arial" w:cs="Arial"/>
+          <w:color w:val="000000"/>
+          <w:sz w:val="18"/>
+          <w:highlight w:val="lightGray"/>
+        </w:rPr>
+        <w:t xml:space="preserve"> [Chatgpt (GPT</w:t>
+      </w:r>
+      <w:r>
+        <w:rPr>
+          <w:rFonts w:ascii="Arial" w:eastAsia="Arial" w:hAnsi="Arial" w:cs="Cambria Math"/>
+          <w:color w:val="000000"/>
+          <w:sz w:val="18"/>
+          <w:highlight w:val="lightGray"/>
         </w:rPr>
         <w:t>‑</w:t>
       </w:r>
       <w:r>
         <w:rPr>
-          <w:b/>
-          <w:sz w:val="14"/>
-          <w:szCs w:val="14"/>
-          <w:shd w:val="clear" w:color="auto" w:fill="B7B7B7"/>
-        </w:rPr>
-        <w:t>5 Mini) at [8/12/2025]</w:t>
+          <w:rFonts w:ascii="Arial" w:eastAsia="Arial" w:hAnsi="Arial" w:cs="Arial"/>
+          <w:color w:val="000000"/>
+          <w:sz w:val="18"/>
+          <w:highlight w:val="lightGray"/>
+        </w:rPr>
+        <w:t xml:space="preserve">5 Mini)] </w:t>
+      </w:r>
+      <w:r>
+        <w:rPr>
+          <w:rFonts w:ascii="Arial" w:eastAsia="Arial" w:hAnsi="Arial" w:cs="Arial"/>
+          <w:b/>
+          <w:color w:val="000000"/>
+          <w:sz w:val="18"/>
+          <w:highlight w:val="lightGray"/>
+        </w:rPr>
+        <w:t>on</w:t>
+      </w:r>
+      <w:r>
+        <w:rPr>
+          <w:rFonts w:ascii="Arial" w:eastAsia="Arial" w:hAnsi="Arial"/>
+          <w:sz w:val="18"/>
+          <w:highlight w:val="lightGray"/>
+        </w:rPr>
+        <w:t xml:space="preserve"> [8/12/2025]</w:t>
       </w:r>
     </w:p>
     <w:p>
@@ -3639,7 +4064,7 @@
           <w:ilvl w:val="0"/>
           <w:numId w:val="15"/>
         </w:numPr>
-        <w:spacing w:before="240"/>
+        <w:spacing w:before="240" w:after="0" w:line="276" w:lineRule="auto"/>
       </w:pPr>
       <w:r>
         <w:rPr>
@@ -3667,6 +4092,7 @@
           <w:ilvl w:val="0"/>
           <w:numId w:val="15"/>
         </w:numPr>
+        <w:spacing w:after="0" w:line="276" w:lineRule="auto"/>
       </w:pPr>
       <w:r>
         <w:rPr>
@@ -3694,7 +4120,7 @@
           <w:ilvl w:val="0"/>
           <w:numId w:val="15"/>
         </w:numPr>
-        <w:spacing w:after="240"/>
+        <w:spacing w:after="240" w:line="276" w:lineRule="auto"/>
       </w:pPr>
       <w:r>
         <w:rPr>
@@ -3712,7 +4138,7 @@
     </w:p>
     <w:p>
       <w:r>
-        <w:pict w14:anchorId="6EA7FACE">
+        <w:pict w14:anchorId="479A2F39">
           <v:rect id="_x0000_i1042" style="width:0;height:1.5pt" o:hralign="center" o:hrstd="t" o:hr="t" fillcolor="#a0a0a0" stroked="f"/>
         </w:pict>
       </w:r>
@@ -3752,51 +4178,77 @@
       </w:pPr>
       <w:r>
         <w:rPr>
-          <w:b/>
-          <w:shd w:val="clear" w:color="auto" w:fill="B7B7B7"/>
-        </w:rPr>
-        <w:t># Source</w:t>
-      </w:r>
-      <w:r>
-        <w:rPr>
-          <w:shd w:val="clear" w:color="auto" w:fill="B7B7B7"/>
-        </w:rPr>
-        <w:t xml:space="preserve">: </w:t>
-      </w:r>
-      <w:r>
-        <w:rPr>
-          <w:b/>
-          <w:shd w:val="clear" w:color="auto" w:fill="B7B7B7"/>
-        </w:rPr>
-        <w:t xml:space="preserve">Chatgpt </w:t>
-      </w:r>
-      <w:r>
-        <w:rPr>
-          <w:b/>
-          <w:sz w:val="14"/>
-          <w:szCs w:val="14"/>
-          <w:shd w:val="clear" w:color="auto" w:fill="B7B7B7"/>
-        </w:rPr>
-        <w:t>(GPT</w:t>
-      </w:r>
-      <w:r>
-        <w:rPr>
-          <w:rFonts w:ascii="Cambria Math" w:hAnsi="Cambria Math" w:cs="Cambria Math"/>
-          <w:b/>
-          <w:sz w:val="14"/>
-          <w:szCs w:val="14"/>
-          <w:shd w:val="clear" w:color="auto" w:fill="B7B7B7"/>
+          <w:rFonts w:ascii="Arial" w:eastAsia="Arial" w:hAnsi="Arial" w:cs="Arial"/>
+          <w:b/>
+          <w:color w:val="000000"/>
+          <w:sz w:val="18"/>
+          <w:highlight w:val="lightGray"/>
+        </w:rPr>
+        <w:t># Source: AI Source: Provided by: [Data Path</w:t>
+      </w:r>
+      <w:r>
+        <w:rPr>
+          <w:rFonts w:ascii="Arial" w:eastAsia="Arial" w:hAnsi="Arial" w:cs="Arial"/>
+          <w:color w:val="000000"/>
+          <w:sz w:val="18"/>
+          <w:highlight w:val="lightGray"/>
+        </w:rPr>
+        <w:t xml:space="preserve">: Persons Table -&gt; ID Column: 1, Name_En Column: Motasem Essam] -&gt; </w:t>
+      </w:r>
+      <w:r>
+        <w:rPr>
+          <w:rFonts w:ascii="Arial" w:eastAsia="Arial" w:hAnsi="Arial" w:cs="Arial"/>
+          <w:b/>
+          <w:color w:val="000000"/>
+          <w:sz w:val="18"/>
+          <w:highlight w:val="lightGray"/>
+        </w:rPr>
+        <w:t>From:</w:t>
+      </w:r>
+      <w:r>
+        <w:rPr>
+          <w:rFonts w:ascii="Arial" w:eastAsia="Arial" w:hAnsi="Arial" w:cs="Arial"/>
+          <w:color w:val="000000"/>
+          <w:sz w:val="18"/>
+          <w:highlight w:val="lightGray"/>
+        </w:rPr>
+        <w:t xml:space="preserve"> [Chatgpt (GPT</w:t>
+      </w:r>
+      <w:r>
+        <w:rPr>
+          <w:rFonts w:ascii="Arial" w:eastAsia="Arial" w:hAnsi="Arial" w:cs="Cambria Math"/>
+          <w:color w:val="000000"/>
+          <w:sz w:val="18"/>
+          <w:highlight w:val="lightGray"/>
         </w:rPr>
         <w:t>‑</w:t>
       </w:r>
       <w:r>
         <w:rPr>
-          <w:b/>
-          <w:sz w:val="14"/>
-          <w:szCs w:val="14"/>
-          <w:shd w:val="clear" w:color="auto" w:fill="B7B7B7"/>
-        </w:rPr>
-        <w:t>5 Mini) at [8/12/2025]</w:t>
+          <w:rFonts w:ascii="Arial" w:eastAsia="Arial" w:hAnsi="Arial" w:cs="Arial"/>
+          <w:color w:val="000000"/>
+          <w:sz w:val="18"/>
+          <w:highlight w:val="lightGray"/>
+        </w:rPr>
+        <w:t xml:space="preserve">5 Mini)] </w:t>
+      </w:r>
+      <w:r>
+        <w:rPr>
+          <w:rFonts w:ascii="Arial" w:eastAsia="Arial" w:hAnsi="Arial" w:cs="Arial"/>
+          <w:b/>
+          <w:color w:val="000000"/>
+          <w:sz w:val="18"/>
+          <w:highlight w:val="lightGray"/>
+        </w:rPr>
+        <w:t>on</w:t>
+      </w:r>
+      <w:r>
+        <w:rPr>
+          <w:rFonts w:ascii="Arial" w:eastAsia="Arial" w:hAnsi="Arial"/>
+          <w:sz w:val="18"/>
+          <w:highlight w:val="lightGray"/>
+        </w:rPr>
+        <w:t xml:space="preserve"> [8/12/2025]</w:t>
       </w:r>
     </w:p>
     <w:p>
@@ -3841,7 +4293,7 @@
     </w:p>
     <w:p>
       <w:r>
-        <w:pict w14:anchorId="3D4DB0BD">
+        <w:pict w14:anchorId="01127F45">
           <v:rect id="_x0000_i1043" style="width:0;height:1.5pt" o:hralign="center" o:hrstd="t" o:hr="t" fillcolor="#a0a0a0" stroked="f"/>
         </w:pict>
       </w:r>
@@ -3876,51 +4328,77 @@
       </w:pPr>
       <w:r>
         <w:rPr>
-          <w:b/>
-          <w:shd w:val="clear" w:color="auto" w:fill="B7B7B7"/>
-        </w:rPr>
-        <w:t># Source</w:t>
-      </w:r>
-      <w:r>
-        <w:rPr>
-          <w:shd w:val="clear" w:color="auto" w:fill="B7B7B7"/>
-        </w:rPr>
-        <w:t xml:space="preserve">: </w:t>
-      </w:r>
-      <w:r>
-        <w:rPr>
-          <w:b/>
-          <w:shd w:val="clear" w:color="auto" w:fill="B7B7B7"/>
-        </w:rPr>
-        <w:t xml:space="preserve">Chatgpt </w:t>
-      </w:r>
-      <w:r>
-        <w:rPr>
-          <w:b/>
-          <w:sz w:val="14"/>
-          <w:szCs w:val="14"/>
-          <w:shd w:val="clear" w:color="auto" w:fill="B7B7B7"/>
-        </w:rPr>
-        <w:t>(GPT</w:t>
-      </w:r>
-      <w:r>
-        <w:rPr>
-          <w:rFonts w:ascii="Cambria Math" w:hAnsi="Cambria Math" w:cs="Cambria Math"/>
-          <w:b/>
-          <w:sz w:val="14"/>
-          <w:szCs w:val="14"/>
-          <w:shd w:val="clear" w:color="auto" w:fill="B7B7B7"/>
+          <w:rFonts w:ascii="Arial" w:eastAsia="Arial" w:hAnsi="Arial" w:cs="Arial"/>
+          <w:b/>
+          <w:color w:val="000000"/>
+          <w:sz w:val="18"/>
+          <w:highlight w:val="lightGray"/>
+        </w:rPr>
+        <w:t># Source: AI Source: Provided by: [Data Path</w:t>
+      </w:r>
+      <w:r>
+        <w:rPr>
+          <w:rFonts w:ascii="Arial" w:eastAsia="Arial" w:hAnsi="Arial" w:cs="Arial"/>
+          <w:color w:val="000000"/>
+          <w:sz w:val="18"/>
+          <w:highlight w:val="lightGray"/>
+        </w:rPr>
+        <w:t xml:space="preserve">: Persons Table -&gt; ID Column: 1, Name_En Column: Motasem Essam] -&gt; </w:t>
+      </w:r>
+      <w:r>
+        <w:rPr>
+          <w:rFonts w:ascii="Arial" w:eastAsia="Arial" w:hAnsi="Arial" w:cs="Arial"/>
+          <w:b/>
+          <w:color w:val="000000"/>
+          <w:sz w:val="18"/>
+          <w:highlight w:val="lightGray"/>
+        </w:rPr>
+        <w:t>From:</w:t>
+      </w:r>
+      <w:r>
+        <w:rPr>
+          <w:rFonts w:ascii="Arial" w:eastAsia="Arial" w:hAnsi="Arial" w:cs="Arial"/>
+          <w:color w:val="000000"/>
+          <w:sz w:val="18"/>
+          <w:highlight w:val="lightGray"/>
+        </w:rPr>
+        <w:t xml:space="preserve"> [Chatgpt (GPT</w:t>
+      </w:r>
+      <w:r>
+        <w:rPr>
+          <w:rFonts w:ascii="Arial" w:eastAsia="Arial" w:hAnsi="Arial" w:cs="Cambria Math"/>
+          <w:color w:val="000000"/>
+          <w:sz w:val="18"/>
+          <w:highlight w:val="lightGray"/>
         </w:rPr>
         <w:t>‑</w:t>
       </w:r>
       <w:r>
         <w:rPr>
-          <w:b/>
-          <w:sz w:val="14"/>
-          <w:szCs w:val="14"/>
-          <w:shd w:val="clear" w:color="auto" w:fill="B7B7B7"/>
-        </w:rPr>
-        <w:t>5 Mini) at [8/12/2025]</w:t>
+          <w:rFonts w:ascii="Arial" w:eastAsia="Arial" w:hAnsi="Arial" w:cs="Arial"/>
+          <w:color w:val="000000"/>
+          <w:sz w:val="18"/>
+          <w:highlight w:val="lightGray"/>
+        </w:rPr>
+        <w:t xml:space="preserve">5 Mini)] </w:t>
+      </w:r>
+      <w:r>
+        <w:rPr>
+          <w:rFonts w:ascii="Arial" w:eastAsia="Arial" w:hAnsi="Arial" w:cs="Arial"/>
+          <w:b/>
+          <w:color w:val="000000"/>
+          <w:sz w:val="18"/>
+          <w:highlight w:val="lightGray"/>
+        </w:rPr>
+        <w:t>on</w:t>
+      </w:r>
+      <w:r>
+        <w:rPr>
+          <w:rFonts w:ascii="Arial" w:eastAsia="Arial" w:hAnsi="Arial"/>
+          <w:sz w:val="18"/>
+          <w:highlight w:val="lightGray"/>
+        </w:rPr>
+        <w:t xml:space="preserve"> [8/12/2025]</w:t>
       </w:r>
     </w:p>
     <w:p>
@@ -3929,7 +4407,7 @@
           <w:ilvl w:val="0"/>
           <w:numId w:val="1"/>
         </w:numPr>
-        <w:spacing w:before="240"/>
+        <w:spacing w:before="240" w:after="0" w:line="276" w:lineRule="auto"/>
       </w:pPr>
       <w:r>
         <w:rPr>
@@ -3956,6 +4434,7 @@
           <w:ilvl w:val="0"/>
           <w:numId w:val="1"/>
         </w:numPr>
+        <w:spacing w:after="0" w:line="276" w:lineRule="auto"/>
       </w:pPr>
       <w:r>
         <w:rPr>
@@ -3982,6 +4461,7 @@
           <w:ilvl w:val="0"/>
           <w:numId w:val="1"/>
         </w:numPr>
+        <w:spacing w:after="0" w:line="276" w:lineRule="auto"/>
       </w:pPr>
       <w:r>
         <w:rPr>
@@ -4008,6 +4488,7 @@
           <w:ilvl w:val="0"/>
           <w:numId w:val="1"/>
         </w:numPr>
+        <w:spacing w:after="0" w:line="276" w:lineRule="auto"/>
       </w:pPr>
       <w:r>
         <w:rPr>
@@ -4034,6 +4515,7 @@
           <w:ilvl w:val="0"/>
           <w:numId w:val="1"/>
         </w:numPr>
+        <w:spacing w:after="0" w:line="276" w:lineRule="auto"/>
       </w:pPr>
       <w:r>
         <w:rPr>
@@ -4060,7 +4542,7 @@
           <w:ilvl w:val="0"/>
           <w:numId w:val="1"/>
         </w:numPr>
-        <w:spacing w:after="240"/>
+        <w:spacing w:after="240" w:line="276" w:lineRule="auto"/>
       </w:pPr>
       <w:r>
         <w:rPr>
@@ -4099,51 +4581,77 @@
       </w:pPr>
       <w:r>
         <w:rPr>
-          <w:b/>
-          <w:shd w:val="clear" w:color="auto" w:fill="B7B7B7"/>
-        </w:rPr>
-        <w:t># Source</w:t>
-      </w:r>
-      <w:r>
-        <w:rPr>
-          <w:shd w:val="clear" w:color="auto" w:fill="B7B7B7"/>
-        </w:rPr>
-        <w:t xml:space="preserve">: </w:t>
-      </w:r>
-      <w:r>
-        <w:rPr>
-          <w:b/>
-          <w:shd w:val="clear" w:color="auto" w:fill="B7B7B7"/>
-        </w:rPr>
-        <w:t xml:space="preserve">Chatgpt </w:t>
-      </w:r>
-      <w:r>
-        <w:rPr>
-          <w:b/>
-          <w:sz w:val="14"/>
-          <w:szCs w:val="14"/>
-          <w:shd w:val="clear" w:color="auto" w:fill="B7B7B7"/>
-        </w:rPr>
-        <w:t>(GPT</w:t>
-      </w:r>
-      <w:r>
-        <w:rPr>
-          <w:rFonts w:ascii="Cambria Math" w:hAnsi="Cambria Math" w:cs="Cambria Math"/>
-          <w:b/>
-          <w:sz w:val="14"/>
-          <w:szCs w:val="14"/>
-          <w:shd w:val="clear" w:color="auto" w:fill="B7B7B7"/>
+          <w:rFonts w:ascii="Arial" w:eastAsia="Arial" w:hAnsi="Arial" w:cs="Arial"/>
+          <w:b/>
+          <w:color w:val="000000"/>
+          <w:sz w:val="18"/>
+          <w:highlight w:val="lightGray"/>
+        </w:rPr>
+        <w:t># Source: AI Source: Provided by: [Data Path</w:t>
+      </w:r>
+      <w:r>
+        <w:rPr>
+          <w:rFonts w:ascii="Arial" w:eastAsia="Arial" w:hAnsi="Arial" w:cs="Arial"/>
+          <w:color w:val="000000"/>
+          <w:sz w:val="18"/>
+          <w:highlight w:val="lightGray"/>
+        </w:rPr>
+        <w:t xml:space="preserve">: Persons Table -&gt; ID Column: 1, Name_En Column: Motasem Essam] -&gt; </w:t>
+      </w:r>
+      <w:r>
+        <w:rPr>
+          <w:rFonts w:ascii="Arial" w:eastAsia="Arial" w:hAnsi="Arial" w:cs="Arial"/>
+          <w:b/>
+          <w:color w:val="000000"/>
+          <w:sz w:val="18"/>
+          <w:highlight w:val="lightGray"/>
+        </w:rPr>
+        <w:t>From:</w:t>
+      </w:r>
+      <w:r>
+        <w:rPr>
+          <w:rFonts w:ascii="Arial" w:eastAsia="Arial" w:hAnsi="Arial" w:cs="Arial"/>
+          <w:color w:val="000000"/>
+          <w:sz w:val="18"/>
+          <w:highlight w:val="lightGray"/>
+        </w:rPr>
+        <w:t xml:space="preserve"> [Chatgpt (GPT</w:t>
+      </w:r>
+      <w:r>
+        <w:rPr>
+          <w:rFonts w:ascii="Arial" w:eastAsia="Arial" w:hAnsi="Arial" w:cs="Cambria Math"/>
+          <w:color w:val="000000"/>
+          <w:sz w:val="18"/>
+          <w:highlight w:val="lightGray"/>
         </w:rPr>
         <w:t>‑</w:t>
       </w:r>
       <w:r>
         <w:rPr>
-          <w:b/>
-          <w:sz w:val="14"/>
-          <w:szCs w:val="14"/>
-          <w:shd w:val="clear" w:color="auto" w:fill="B7B7B7"/>
-        </w:rPr>
-        <w:t>5 Mini) at [8/12/2025]</w:t>
+          <w:rFonts w:ascii="Arial" w:eastAsia="Arial" w:hAnsi="Arial" w:cs="Arial"/>
+          <w:color w:val="000000"/>
+          <w:sz w:val="18"/>
+          <w:highlight w:val="lightGray"/>
+        </w:rPr>
+        <w:t xml:space="preserve">5 Mini)] </w:t>
+      </w:r>
+      <w:r>
+        <w:rPr>
+          <w:rFonts w:ascii="Arial" w:eastAsia="Arial" w:hAnsi="Arial" w:cs="Arial"/>
+          <w:b/>
+          <w:color w:val="000000"/>
+          <w:sz w:val="18"/>
+          <w:highlight w:val="lightGray"/>
+        </w:rPr>
+        <w:t>on</w:t>
+      </w:r>
+      <w:r>
+        <w:rPr>
+          <w:rFonts w:ascii="Arial" w:eastAsia="Arial" w:hAnsi="Arial"/>
+          <w:sz w:val="18"/>
+          <w:highlight w:val="lightGray"/>
+        </w:rPr>
+        <w:t xml:space="preserve"> [8/12/2025]</w:t>
       </w:r>
     </w:p>
     <w:p>
@@ -4152,13 +4660,12 @@
           <w:ilvl w:val="0"/>
           <w:numId w:val="11"/>
         </w:numPr>
-        <w:spacing w:before="240"/>
-      </w:pPr>
-      <w:r>
-        <w:rPr>
-          <w:b/>
-        </w:rPr>
-        <w:lastRenderedPageBreak/>
+        <w:spacing w:before="240" w:after="0" w:line="276" w:lineRule="auto"/>
+      </w:pPr>
+      <w:r>
+        <w:rPr>
+          <w:b/>
+        </w:rPr>
         <w:t>Requirement Analysis</w:t>
       </w:r>
       <w:r>
@@ -4180,7 +4687,7 @@
           <w:ilvl w:val="0"/>
           <w:numId w:val="11"/>
         </w:numPr>
-        <w:spacing w:after="240"/>
+        <w:spacing w:after="240" w:line="276" w:lineRule="auto"/>
       </w:pPr>
       <w:r>
         <w:rPr>
@@ -4219,51 +4726,77 @@
       </w:pPr>
       <w:r>
         <w:rPr>
-          <w:b/>
-          <w:shd w:val="clear" w:color="auto" w:fill="B7B7B7"/>
-        </w:rPr>
-        <w:t># Source</w:t>
-      </w:r>
-      <w:r>
-        <w:rPr>
-          <w:shd w:val="clear" w:color="auto" w:fill="B7B7B7"/>
-        </w:rPr>
-        <w:t xml:space="preserve">: </w:t>
-      </w:r>
-      <w:r>
-        <w:rPr>
-          <w:b/>
-          <w:shd w:val="clear" w:color="auto" w:fill="B7B7B7"/>
-        </w:rPr>
-        <w:t xml:space="preserve">Chatgpt </w:t>
-      </w:r>
-      <w:r>
-        <w:rPr>
-          <w:b/>
-          <w:sz w:val="14"/>
-          <w:szCs w:val="14"/>
-          <w:shd w:val="clear" w:color="auto" w:fill="B7B7B7"/>
-        </w:rPr>
-        <w:t>(GPT</w:t>
-      </w:r>
-      <w:r>
-        <w:rPr>
-          <w:rFonts w:ascii="Cambria Math" w:hAnsi="Cambria Math" w:cs="Cambria Math"/>
-          <w:b/>
-          <w:sz w:val="14"/>
-          <w:szCs w:val="14"/>
-          <w:shd w:val="clear" w:color="auto" w:fill="B7B7B7"/>
+          <w:rFonts w:ascii="Arial" w:eastAsia="Arial" w:hAnsi="Arial" w:cs="Arial"/>
+          <w:b/>
+          <w:color w:val="000000"/>
+          <w:sz w:val="18"/>
+          <w:highlight w:val="lightGray"/>
+        </w:rPr>
+        <w:t># Source: AI Source: Provided by: [Data Path</w:t>
+      </w:r>
+      <w:r>
+        <w:rPr>
+          <w:rFonts w:ascii="Arial" w:eastAsia="Arial" w:hAnsi="Arial" w:cs="Arial"/>
+          <w:color w:val="000000"/>
+          <w:sz w:val="18"/>
+          <w:highlight w:val="lightGray"/>
+        </w:rPr>
+        <w:t xml:space="preserve">: Persons Table -&gt; ID Column: 1, Name_En Column: Motasem Essam] -&gt; </w:t>
+      </w:r>
+      <w:r>
+        <w:rPr>
+          <w:rFonts w:ascii="Arial" w:eastAsia="Arial" w:hAnsi="Arial" w:cs="Arial"/>
+          <w:b/>
+          <w:color w:val="000000"/>
+          <w:sz w:val="18"/>
+          <w:highlight w:val="lightGray"/>
+        </w:rPr>
+        <w:t>From:</w:t>
+      </w:r>
+      <w:r>
+        <w:rPr>
+          <w:rFonts w:ascii="Arial" w:eastAsia="Arial" w:hAnsi="Arial" w:cs="Arial"/>
+          <w:color w:val="000000"/>
+          <w:sz w:val="18"/>
+          <w:highlight w:val="lightGray"/>
+        </w:rPr>
+        <w:t xml:space="preserve"> [Chatgpt (GPT</w:t>
+      </w:r>
+      <w:r>
+        <w:rPr>
+          <w:rFonts w:ascii="Arial" w:eastAsia="Arial" w:hAnsi="Arial" w:cs="Cambria Math"/>
+          <w:color w:val="000000"/>
+          <w:sz w:val="18"/>
+          <w:highlight w:val="lightGray"/>
         </w:rPr>
         <w:t>‑</w:t>
       </w:r>
       <w:r>
         <w:rPr>
-          <w:b/>
-          <w:sz w:val="14"/>
-          <w:szCs w:val="14"/>
-          <w:shd w:val="clear" w:color="auto" w:fill="B7B7B7"/>
-        </w:rPr>
-        <w:t>5 Mini) at [8/12/2025]</w:t>
+          <w:rFonts w:ascii="Arial" w:eastAsia="Arial" w:hAnsi="Arial" w:cs="Arial"/>
+          <w:color w:val="000000"/>
+          <w:sz w:val="18"/>
+          <w:highlight w:val="lightGray"/>
+        </w:rPr>
+        <w:t xml:space="preserve">5 Mini)] </w:t>
+      </w:r>
+      <w:r>
+        <w:rPr>
+          <w:rFonts w:ascii="Arial" w:eastAsia="Arial" w:hAnsi="Arial" w:cs="Arial"/>
+          <w:b/>
+          <w:color w:val="000000"/>
+          <w:sz w:val="18"/>
+          <w:highlight w:val="lightGray"/>
+        </w:rPr>
+        <w:t>on</w:t>
+      </w:r>
+      <w:r>
+        <w:rPr>
+          <w:rFonts w:ascii="Arial" w:eastAsia="Arial" w:hAnsi="Arial"/>
+          <w:sz w:val="18"/>
+          <w:highlight w:val="lightGray"/>
+        </w:rPr>
+        <w:t xml:space="preserve"> [8/12/2025]</w:t>
       </w:r>
     </w:p>
     <w:p>
@@ -4272,7 +4805,7 @@
           <w:ilvl w:val="0"/>
           <w:numId w:val="8"/>
         </w:numPr>
-        <w:spacing w:before="240"/>
+        <w:spacing w:before="240" w:after="0" w:line="276" w:lineRule="auto"/>
       </w:pPr>
       <w:r>
         <w:rPr>
@@ -4299,6 +4832,7 @@
           <w:ilvl w:val="0"/>
           <w:numId w:val="8"/>
         </w:numPr>
+        <w:spacing w:after="0" w:line="276" w:lineRule="auto"/>
       </w:pPr>
       <w:r>
         <w:rPr>
@@ -4325,6 +4859,7 @@
           <w:ilvl w:val="0"/>
           <w:numId w:val="8"/>
         </w:numPr>
+        <w:spacing w:after="0" w:line="276" w:lineRule="auto"/>
       </w:pPr>
       <w:r>
         <w:rPr>
@@ -4351,7 +4886,7 @@
           <w:ilvl w:val="0"/>
           <w:numId w:val="8"/>
         </w:numPr>
-        <w:spacing w:after="240"/>
+        <w:spacing w:after="240" w:line="276" w:lineRule="auto"/>
       </w:pPr>
       <w:r>
         <w:rPr>
@@ -4374,7 +4909,7 @@
     </w:p>
     <w:p>
       <w:r>
-        <w:pict w14:anchorId="68821EE5">
+        <w:pict w14:anchorId="3DA91A36">
           <v:rect id="_x0000_i1044" style="width:0;height:1.5pt" o:hralign="center" o:hrstd="t" o:hr="t" fillcolor="#a0a0a0" stroked="f"/>
         </w:pict>
       </w:r>
@@ -4400,51 +4935,77 @@
       </w:pPr>
       <w:r>
         <w:rPr>
-          <w:b/>
-          <w:shd w:val="clear" w:color="auto" w:fill="B7B7B7"/>
-        </w:rPr>
-        <w:t># Source</w:t>
-      </w:r>
-      <w:r>
-        <w:rPr>
-          <w:shd w:val="clear" w:color="auto" w:fill="B7B7B7"/>
-        </w:rPr>
-        <w:t xml:space="preserve">: </w:t>
-      </w:r>
-      <w:r>
-        <w:rPr>
-          <w:b/>
-          <w:shd w:val="clear" w:color="auto" w:fill="B7B7B7"/>
-        </w:rPr>
-        <w:t xml:space="preserve">Chatgpt </w:t>
-      </w:r>
-      <w:r>
-        <w:rPr>
-          <w:b/>
-          <w:sz w:val="14"/>
-          <w:szCs w:val="14"/>
-          <w:shd w:val="clear" w:color="auto" w:fill="B7B7B7"/>
-        </w:rPr>
-        <w:t>(GPT</w:t>
-      </w:r>
-      <w:r>
-        <w:rPr>
-          <w:rFonts w:ascii="Cambria Math" w:hAnsi="Cambria Math" w:cs="Cambria Math"/>
-          <w:b/>
-          <w:sz w:val="14"/>
-          <w:szCs w:val="14"/>
-          <w:shd w:val="clear" w:color="auto" w:fill="B7B7B7"/>
+          <w:rFonts w:ascii="Arial" w:eastAsia="Arial" w:hAnsi="Arial" w:cs="Arial"/>
+          <w:b/>
+          <w:color w:val="000000"/>
+          <w:sz w:val="18"/>
+          <w:highlight w:val="lightGray"/>
+        </w:rPr>
+        <w:t># Source: AI Source: Provided by: [Data Path</w:t>
+      </w:r>
+      <w:r>
+        <w:rPr>
+          <w:rFonts w:ascii="Arial" w:eastAsia="Arial" w:hAnsi="Arial" w:cs="Arial"/>
+          <w:color w:val="000000"/>
+          <w:sz w:val="18"/>
+          <w:highlight w:val="lightGray"/>
+        </w:rPr>
+        <w:t xml:space="preserve">: Persons Table -&gt; ID Column: 1, Name_En Column: Motasem Essam] -&gt; </w:t>
+      </w:r>
+      <w:r>
+        <w:rPr>
+          <w:rFonts w:ascii="Arial" w:eastAsia="Arial" w:hAnsi="Arial" w:cs="Arial"/>
+          <w:b/>
+          <w:color w:val="000000"/>
+          <w:sz w:val="18"/>
+          <w:highlight w:val="lightGray"/>
+        </w:rPr>
+        <w:t>From:</w:t>
+      </w:r>
+      <w:r>
+        <w:rPr>
+          <w:rFonts w:ascii="Arial" w:eastAsia="Arial" w:hAnsi="Arial" w:cs="Arial"/>
+          <w:color w:val="000000"/>
+          <w:sz w:val="18"/>
+          <w:highlight w:val="lightGray"/>
+        </w:rPr>
+        <w:t xml:space="preserve"> [Chatgpt (GPT</w:t>
+      </w:r>
+      <w:r>
+        <w:rPr>
+          <w:rFonts w:ascii="Arial" w:eastAsia="Arial" w:hAnsi="Arial" w:cs="Cambria Math"/>
+          <w:color w:val="000000"/>
+          <w:sz w:val="18"/>
+          <w:highlight w:val="lightGray"/>
         </w:rPr>
         <w:t>‑</w:t>
       </w:r>
       <w:r>
         <w:rPr>
-          <w:b/>
-          <w:sz w:val="14"/>
-          <w:szCs w:val="14"/>
-          <w:shd w:val="clear" w:color="auto" w:fill="B7B7B7"/>
-        </w:rPr>
-        <w:t>5 Mini) at [8/12/2025]</w:t>
+          <w:rFonts w:ascii="Arial" w:eastAsia="Arial" w:hAnsi="Arial" w:cs="Arial"/>
+          <w:color w:val="000000"/>
+          <w:sz w:val="18"/>
+          <w:highlight w:val="lightGray"/>
+        </w:rPr>
+        <w:t xml:space="preserve">5 Mini)] </w:t>
+      </w:r>
+      <w:r>
+        <w:rPr>
+          <w:rFonts w:ascii="Arial" w:eastAsia="Arial" w:hAnsi="Arial" w:cs="Arial"/>
+          <w:b/>
+          <w:color w:val="000000"/>
+          <w:sz w:val="18"/>
+          <w:highlight w:val="lightGray"/>
+        </w:rPr>
+        <w:t>on</w:t>
+      </w:r>
+      <w:r>
+        <w:rPr>
+          <w:rFonts w:ascii="Arial" w:eastAsia="Arial" w:hAnsi="Arial"/>
+          <w:sz w:val="18"/>
+          <w:highlight w:val="lightGray"/>
+        </w:rPr>
+        <w:t xml:space="preserve"> [8/12/2025]</w:t>
       </w:r>
     </w:p>
     <w:p>
@@ -4453,7 +5014,7 @@
           <w:ilvl w:val="0"/>
           <w:numId w:val="4"/>
         </w:numPr>
-        <w:spacing w:before="240"/>
+        <w:spacing w:before="240" w:after="0" w:line="276" w:lineRule="auto"/>
         <w:rPr>
           <w:rFonts w:ascii="Roboto Mono" w:eastAsia="Roboto Mono" w:hAnsi="Roboto Mono" w:cs="Roboto Mono"/>
         </w:rPr>
@@ -4479,6 +5040,7 @@
           <w:ilvl w:val="1"/>
           <w:numId w:val="4"/>
         </w:numPr>
+        <w:spacing w:after="0" w:line="276" w:lineRule="auto"/>
         <w:rPr>
           <w:rFonts w:ascii="Roboto Mono" w:eastAsia="Roboto Mono" w:hAnsi="Roboto Mono" w:cs="Roboto Mono"/>
         </w:rPr>
@@ -4515,6 +5077,7 @@
           <w:ilvl w:val="0"/>
           <w:numId w:val="4"/>
         </w:numPr>
+        <w:spacing w:after="0" w:line="276" w:lineRule="auto"/>
         <w:rPr>
           <w:rFonts w:ascii="Roboto Mono" w:eastAsia="Roboto Mono" w:hAnsi="Roboto Mono" w:cs="Roboto Mono"/>
         </w:rPr>
@@ -4540,6 +5103,7 @@
           <w:ilvl w:val="1"/>
           <w:numId w:val="4"/>
         </w:numPr>
+        <w:spacing w:after="0" w:line="276" w:lineRule="auto"/>
         <w:rPr>
           <w:rFonts w:ascii="Roboto Mono" w:eastAsia="Roboto Mono" w:hAnsi="Roboto Mono" w:cs="Roboto Mono"/>
         </w:rPr>
@@ -4563,6 +5127,7 @@
           <w:ilvl w:val="0"/>
           <w:numId w:val="4"/>
         </w:numPr>
+        <w:spacing w:after="0" w:line="276" w:lineRule="auto"/>
         <w:rPr>
           <w:rFonts w:ascii="Roboto Mono" w:eastAsia="Roboto Mono" w:hAnsi="Roboto Mono" w:cs="Roboto Mono"/>
         </w:rPr>
@@ -4588,6 +5153,7 @@
           <w:ilvl w:val="1"/>
           <w:numId w:val="4"/>
         </w:numPr>
+        <w:spacing w:after="0" w:line="276" w:lineRule="auto"/>
         <w:rPr>
           <w:rFonts w:ascii="Roboto Mono" w:eastAsia="Roboto Mono" w:hAnsi="Roboto Mono" w:cs="Roboto Mono"/>
         </w:rPr>
@@ -4611,6 +5177,7 @@
           <w:ilvl w:val="0"/>
           <w:numId w:val="4"/>
         </w:numPr>
+        <w:spacing w:after="0" w:line="276" w:lineRule="auto"/>
         <w:rPr>
           <w:rFonts w:ascii="Roboto Mono" w:eastAsia="Roboto Mono" w:hAnsi="Roboto Mono" w:cs="Roboto Mono"/>
         </w:rPr>
@@ -4636,15 +5203,15 @@
           <w:ilvl w:val="1"/>
           <w:numId w:val="4"/>
         </w:numPr>
-        <w:rPr>
-          <w:rFonts w:ascii="Roboto Mono" w:eastAsia="Roboto Mono" w:hAnsi="Roboto Mono" w:cs="Roboto Mono"/>
-        </w:rPr>
-      </w:pPr>
-      <w:r>
-        <w:rPr>
-          <w:rFonts w:ascii="Roboto Mono" w:eastAsia="Roboto Mono" w:hAnsi="Roboto Mono" w:cs="Roboto Mono"/>
-        </w:rPr>
-        <w:lastRenderedPageBreak/>
+        <w:spacing w:after="0" w:line="276" w:lineRule="auto"/>
+        <w:rPr>
+          <w:rFonts w:ascii="Roboto Mono" w:eastAsia="Roboto Mono" w:hAnsi="Roboto Mono" w:cs="Roboto Mono"/>
+        </w:rPr>
+      </w:pPr>
+      <w:r>
+        <w:rPr>
+          <w:rFonts w:ascii="Roboto Mono" w:eastAsia="Roboto Mono" w:hAnsi="Roboto Mono" w:cs="Roboto Mono"/>
+        </w:rPr>
         <w:t>Automate repetitive regression tests, but keep exploratory testing manual.</w:t>
       </w:r>
       <w:r>
@@ -4660,6 +5227,7 @@
           <w:ilvl w:val="0"/>
           <w:numId w:val="4"/>
         </w:numPr>
+        <w:spacing w:after="0" w:line="276" w:lineRule="auto"/>
         <w:rPr>
           <w:rFonts w:ascii="Roboto Mono" w:eastAsia="Roboto Mono" w:hAnsi="Roboto Mono" w:cs="Roboto Mono"/>
         </w:rPr>
@@ -4685,6 +5253,7 @@
           <w:ilvl w:val="1"/>
           <w:numId w:val="4"/>
         </w:numPr>
+        <w:spacing w:after="0" w:line="276" w:lineRule="auto"/>
         <w:rPr>
           <w:rFonts w:ascii="Roboto Mono" w:eastAsia="Roboto Mono" w:hAnsi="Roboto Mono" w:cs="Roboto Mono"/>
         </w:rPr>
@@ -4708,6 +5277,7 @@
           <w:ilvl w:val="0"/>
           <w:numId w:val="4"/>
         </w:numPr>
+        <w:spacing w:after="0" w:line="276" w:lineRule="auto"/>
         <w:rPr>
           <w:rFonts w:ascii="Roboto Mono" w:eastAsia="Roboto Mono" w:hAnsi="Roboto Mono" w:cs="Roboto Mono"/>
         </w:rPr>
@@ -4733,6 +5303,7 @@
           <w:ilvl w:val="1"/>
           <w:numId w:val="4"/>
         </w:numPr>
+        <w:spacing w:after="0" w:line="276" w:lineRule="auto"/>
         <w:rPr>
           <w:rFonts w:ascii="Roboto Mono" w:eastAsia="Roboto Mono" w:hAnsi="Roboto Mono" w:cs="Roboto Mono"/>
         </w:rPr>
@@ -4756,6 +5327,7 @@
           <w:ilvl w:val="0"/>
           <w:numId w:val="4"/>
         </w:numPr>
+        <w:spacing w:after="0" w:line="276" w:lineRule="auto"/>
         <w:rPr>
           <w:rFonts w:ascii="Roboto Mono" w:eastAsia="Roboto Mono" w:hAnsi="Roboto Mono" w:cs="Roboto Mono"/>
         </w:rPr>
@@ -4781,6 +5353,7 @@
           <w:ilvl w:val="1"/>
           <w:numId w:val="4"/>
         </w:numPr>
+        <w:spacing w:after="0" w:line="276" w:lineRule="auto"/>
         <w:rPr>
           <w:rFonts w:ascii="Roboto Mono" w:eastAsia="Roboto Mono" w:hAnsi="Roboto Mono" w:cs="Roboto Mono"/>
         </w:rPr>
@@ -4804,6 +5377,7 @@
           <w:ilvl w:val="0"/>
           <w:numId w:val="4"/>
         </w:numPr>
+        <w:spacing w:after="0" w:line="276" w:lineRule="auto"/>
         <w:rPr>
           <w:rFonts w:ascii="Roboto Mono" w:eastAsia="Roboto Mono" w:hAnsi="Roboto Mono" w:cs="Roboto Mono"/>
         </w:rPr>
@@ -4829,6 +5403,7 @@
           <w:ilvl w:val="1"/>
           <w:numId w:val="4"/>
         </w:numPr>
+        <w:spacing w:after="0" w:line="276" w:lineRule="auto"/>
         <w:rPr>
           <w:rFonts w:ascii="Roboto Mono" w:eastAsia="Roboto Mono" w:hAnsi="Roboto Mono" w:cs="Roboto Mono"/>
         </w:rPr>
@@ -4852,6 +5427,7 @@
           <w:ilvl w:val="0"/>
           <w:numId w:val="4"/>
         </w:numPr>
+        <w:spacing w:after="0" w:line="276" w:lineRule="auto"/>
         <w:rPr>
           <w:rFonts w:ascii="Roboto Mono" w:eastAsia="Roboto Mono" w:hAnsi="Roboto Mono" w:cs="Roboto Mono"/>
         </w:rPr>
@@ -4877,6 +5453,7 @@
           <w:ilvl w:val="1"/>
           <w:numId w:val="4"/>
         </w:numPr>
+        <w:spacing w:after="0" w:line="276" w:lineRule="auto"/>
         <w:rPr>
           <w:rFonts w:ascii="Roboto Mono" w:eastAsia="Roboto Mono" w:hAnsi="Roboto Mono" w:cs="Roboto Mono"/>
         </w:rPr>
@@ -4900,6 +5477,7 @@
           <w:ilvl w:val="0"/>
           <w:numId w:val="4"/>
         </w:numPr>
+        <w:spacing w:after="0" w:line="276" w:lineRule="auto"/>
         <w:rPr>
           <w:rFonts w:ascii="Roboto Mono" w:eastAsia="Roboto Mono" w:hAnsi="Roboto Mono" w:cs="Roboto Mono"/>
         </w:rPr>
@@ -4925,7 +5503,7 @@
           <w:ilvl w:val="1"/>
           <w:numId w:val="4"/>
         </w:numPr>
-        <w:spacing w:after="240"/>
+        <w:spacing w:after="240" w:line="276" w:lineRule="auto"/>
       </w:pPr>
       <w:r>
         <w:rPr>
@@ -4936,7 +5514,7 @@
     </w:p>
     <w:p>
       <w:r>
-        <w:pict w14:anchorId="62E82808">
+        <w:pict w14:anchorId="1B5F608A">
           <v:rect id="_x0000_i1045" style="width:0;height:1.5pt" o:hralign="center" o:hrstd="t" o:hr="t" fillcolor="#a0a0a0" stroked="f"/>
         </w:pict>
       </w:r>
@@ -4961,51 +5539,77 @@
       </w:pPr>
       <w:r>
         <w:rPr>
-          <w:b/>
-          <w:shd w:val="clear" w:color="auto" w:fill="B7B7B7"/>
-        </w:rPr>
-        <w:t># Source</w:t>
-      </w:r>
-      <w:r>
-        <w:rPr>
-          <w:shd w:val="clear" w:color="auto" w:fill="B7B7B7"/>
-        </w:rPr>
-        <w:t xml:space="preserve">: </w:t>
-      </w:r>
-      <w:r>
-        <w:rPr>
-          <w:b/>
-          <w:shd w:val="clear" w:color="auto" w:fill="B7B7B7"/>
-        </w:rPr>
-        <w:t xml:space="preserve">Chatgpt </w:t>
-      </w:r>
-      <w:r>
-        <w:rPr>
-          <w:b/>
-          <w:sz w:val="14"/>
-          <w:szCs w:val="14"/>
-          <w:shd w:val="clear" w:color="auto" w:fill="B7B7B7"/>
-        </w:rPr>
-        <w:t>(GPT</w:t>
-      </w:r>
-      <w:r>
-        <w:rPr>
-          <w:rFonts w:ascii="Cambria Math" w:hAnsi="Cambria Math" w:cs="Cambria Math"/>
-          <w:b/>
-          <w:sz w:val="14"/>
-          <w:szCs w:val="14"/>
-          <w:shd w:val="clear" w:color="auto" w:fill="B7B7B7"/>
+          <w:rFonts w:ascii="Arial" w:eastAsia="Arial" w:hAnsi="Arial" w:cs="Arial"/>
+          <w:b/>
+          <w:color w:val="000000"/>
+          <w:sz w:val="18"/>
+          <w:highlight w:val="lightGray"/>
+        </w:rPr>
+        <w:t># Source: AI Source: Provided by: [Data Path</w:t>
+      </w:r>
+      <w:r>
+        <w:rPr>
+          <w:rFonts w:ascii="Arial" w:eastAsia="Arial" w:hAnsi="Arial" w:cs="Arial"/>
+          <w:color w:val="000000"/>
+          <w:sz w:val="18"/>
+          <w:highlight w:val="lightGray"/>
+        </w:rPr>
+        <w:t xml:space="preserve">: Persons Table -&gt; ID Column: 1, Name_En Column: Motasem Essam] -&gt; </w:t>
+      </w:r>
+      <w:r>
+        <w:rPr>
+          <w:rFonts w:ascii="Arial" w:eastAsia="Arial" w:hAnsi="Arial" w:cs="Arial"/>
+          <w:b/>
+          <w:color w:val="000000"/>
+          <w:sz w:val="18"/>
+          <w:highlight w:val="lightGray"/>
+        </w:rPr>
+        <w:t>From:</w:t>
+      </w:r>
+      <w:r>
+        <w:rPr>
+          <w:rFonts w:ascii="Arial" w:eastAsia="Arial" w:hAnsi="Arial" w:cs="Arial"/>
+          <w:color w:val="000000"/>
+          <w:sz w:val="18"/>
+          <w:highlight w:val="lightGray"/>
+        </w:rPr>
+        <w:t xml:space="preserve"> [Chatgpt (GPT</w:t>
+      </w:r>
+      <w:r>
+        <w:rPr>
+          <w:rFonts w:ascii="Arial" w:eastAsia="Arial" w:hAnsi="Arial" w:cs="Cambria Math"/>
+          <w:color w:val="000000"/>
+          <w:sz w:val="18"/>
+          <w:highlight w:val="lightGray"/>
         </w:rPr>
         <w:t>‑</w:t>
       </w:r>
       <w:r>
         <w:rPr>
-          <w:b/>
-          <w:sz w:val="14"/>
-          <w:szCs w:val="14"/>
-          <w:shd w:val="clear" w:color="auto" w:fill="B7B7B7"/>
-        </w:rPr>
-        <w:t>5 Mini) at [8/12/2025]</w:t>
+          <w:rFonts w:ascii="Arial" w:eastAsia="Arial" w:hAnsi="Arial" w:cs="Arial"/>
+          <w:color w:val="000000"/>
+          <w:sz w:val="18"/>
+          <w:highlight w:val="lightGray"/>
+        </w:rPr>
+        <w:t xml:space="preserve">5 Mini)] </w:t>
+      </w:r>
+      <w:r>
+        <w:rPr>
+          <w:rFonts w:ascii="Arial" w:eastAsia="Arial" w:hAnsi="Arial" w:cs="Arial"/>
+          <w:b/>
+          <w:color w:val="000000"/>
+          <w:sz w:val="18"/>
+          <w:highlight w:val="lightGray"/>
+        </w:rPr>
+        <w:t>on</w:t>
+      </w:r>
+      <w:r>
+        <w:rPr>
+          <w:rFonts w:ascii="Arial" w:eastAsia="Arial" w:hAnsi="Arial"/>
+          <w:sz w:val="18"/>
+          <w:highlight w:val="lightGray"/>
+        </w:rPr>
+        <w:t xml:space="preserve"> [8/12/2025]</w:t>
       </w:r>
     </w:p>
     <w:p>
@@ -5020,7 +5624,6 @@
           <w:rFonts w:ascii="Roboto Mono" w:eastAsia="Roboto Mono" w:hAnsi="Roboto Mono" w:cs="Roboto Mono"/>
           <w:b/>
         </w:rPr>
-        <w:lastRenderedPageBreak/>
         <w:t>Whole Team Approach</w:t>
       </w:r>
       <w:r>
@@ -5085,7 +5688,7 @@
     </w:p>
     <w:p>
       <w:r>
-        <w:pict w14:anchorId="7F54A9DF">
+        <w:pict w14:anchorId="350741AF">
           <v:rect id="_x0000_i1046" style="width:0;height:1.5pt" o:hralign="center" o:hrstd="t" o:hr="t" fillcolor="#a0a0a0" stroked="f"/>
         </w:pict>
       </w:r>
@@ -5108,51 +5711,77 @@
       </w:pPr>
       <w:r>
         <w:rPr>
-          <w:b/>
-          <w:shd w:val="clear" w:color="auto" w:fill="B7B7B7"/>
-        </w:rPr>
-        <w:t># Source</w:t>
-      </w:r>
-      <w:r>
-        <w:rPr>
-          <w:shd w:val="clear" w:color="auto" w:fill="B7B7B7"/>
-        </w:rPr>
-        <w:t xml:space="preserve">: </w:t>
-      </w:r>
-      <w:r>
-        <w:rPr>
-          <w:b/>
-          <w:shd w:val="clear" w:color="auto" w:fill="B7B7B7"/>
-        </w:rPr>
-        <w:t xml:space="preserve">Chatgpt </w:t>
-      </w:r>
-      <w:r>
-        <w:rPr>
-          <w:b/>
-          <w:sz w:val="14"/>
-          <w:szCs w:val="14"/>
-          <w:shd w:val="clear" w:color="auto" w:fill="B7B7B7"/>
-        </w:rPr>
-        <w:t>(GPT</w:t>
-      </w:r>
-      <w:r>
-        <w:rPr>
-          <w:rFonts w:ascii="Cambria Math" w:hAnsi="Cambria Math" w:cs="Cambria Math"/>
-          <w:b/>
-          <w:sz w:val="14"/>
-          <w:szCs w:val="14"/>
-          <w:shd w:val="clear" w:color="auto" w:fill="B7B7B7"/>
+          <w:rFonts w:ascii="Arial" w:eastAsia="Arial" w:hAnsi="Arial" w:cs="Arial"/>
+          <w:b/>
+          <w:color w:val="000000"/>
+          <w:sz w:val="18"/>
+          <w:highlight w:val="lightGray"/>
+        </w:rPr>
+        <w:t># Source: AI Source: Provided by: [Data Path</w:t>
+      </w:r>
+      <w:r>
+        <w:rPr>
+          <w:rFonts w:ascii="Arial" w:eastAsia="Arial" w:hAnsi="Arial" w:cs="Arial"/>
+          <w:color w:val="000000"/>
+          <w:sz w:val="18"/>
+          <w:highlight w:val="lightGray"/>
+        </w:rPr>
+        <w:t xml:space="preserve">: Persons Table -&gt; ID Column: 1, Name_En Column: Motasem Essam] -&gt; </w:t>
+      </w:r>
+      <w:r>
+        <w:rPr>
+          <w:rFonts w:ascii="Arial" w:eastAsia="Arial" w:hAnsi="Arial" w:cs="Arial"/>
+          <w:b/>
+          <w:color w:val="000000"/>
+          <w:sz w:val="18"/>
+          <w:highlight w:val="lightGray"/>
+        </w:rPr>
+        <w:t>From:</w:t>
+      </w:r>
+      <w:r>
+        <w:rPr>
+          <w:rFonts w:ascii="Arial" w:eastAsia="Arial" w:hAnsi="Arial" w:cs="Arial"/>
+          <w:color w:val="000000"/>
+          <w:sz w:val="18"/>
+          <w:highlight w:val="lightGray"/>
+        </w:rPr>
+        <w:t xml:space="preserve"> [Chatgpt (GPT</w:t>
+      </w:r>
+      <w:r>
+        <w:rPr>
+          <w:rFonts w:ascii="Arial" w:eastAsia="Arial" w:hAnsi="Arial" w:cs="Cambria Math"/>
+          <w:color w:val="000000"/>
+          <w:sz w:val="18"/>
+          <w:highlight w:val="lightGray"/>
         </w:rPr>
         <w:t>‑</w:t>
       </w:r>
       <w:r>
         <w:rPr>
-          <w:b/>
-          <w:sz w:val="14"/>
-          <w:szCs w:val="14"/>
-          <w:shd w:val="clear" w:color="auto" w:fill="B7B7B7"/>
-        </w:rPr>
-        <w:t>5 Mini) at [8/12/2025]</w:t>
+          <w:rFonts w:ascii="Arial" w:eastAsia="Arial" w:hAnsi="Arial" w:cs="Arial"/>
+          <w:color w:val="000000"/>
+          <w:sz w:val="18"/>
+          <w:highlight w:val="lightGray"/>
+        </w:rPr>
+        <w:t xml:space="preserve">5 Mini)] </w:t>
+      </w:r>
+      <w:r>
+        <w:rPr>
+          <w:rFonts w:ascii="Arial" w:eastAsia="Arial" w:hAnsi="Arial" w:cs="Arial"/>
+          <w:b/>
+          <w:color w:val="000000"/>
+          <w:sz w:val="18"/>
+          <w:highlight w:val="lightGray"/>
+        </w:rPr>
+        <w:t>on</w:t>
+      </w:r>
+      <w:r>
+        <w:rPr>
+          <w:rFonts w:ascii="Arial" w:eastAsia="Arial" w:hAnsi="Arial"/>
+          <w:sz w:val="18"/>
+          <w:highlight w:val="lightGray"/>
+        </w:rPr>
+        <w:t xml:space="preserve"> [8/12/2025]</w:t>
       </w:r>
     </w:p>
     <w:p>
@@ -5161,7 +5790,7 @@
           <w:ilvl w:val="0"/>
           <w:numId w:val="12"/>
         </w:numPr>
-        <w:spacing w:before="240"/>
+        <w:spacing w:before="240" w:after="0" w:line="276" w:lineRule="auto"/>
       </w:pPr>
       <w:r>
         <w:rPr>
@@ -5189,6 +5818,7 @@
           <w:ilvl w:val="0"/>
           <w:numId w:val="12"/>
         </w:numPr>
+        <w:spacing w:after="0" w:line="276" w:lineRule="auto"/>
       </w:pPr>
       <w:r>
         <w:rPr>
@@ -5222,6 +5852,7 @@
           <w:ilvl w:val="0"/>
           <w:numId w:val="12"/>
         </w:numPr>
+        <w:spacing w:after="0" w:line="276" w:lineRule="auto"/>
       </w:pPr>
       <w:r>
         <w:rPr>
@@ -5255,7 +5886,7 @@
           <w:ilvl w:val="0"/>
           <w:numId w:val="12"/>
         </w:numPr>
-        <w:spacing w:after="240"/>
+        <w:spacing w:after="240" w:line="276" w:lineRule="auto"/>
       </w:pPr>
       <w:r>
         <w:rPr>
@@ -5283,7 +5914,7 @@
         <w:br/>
       </w:r>
       <w:r>
-        <w:pict w14:anchorId="6E05D096">
+        <w:pict w14:anchorId="726FAF36">
           <v:rect id="_x0000_i1047" style="width:0;height:1.5pt" o:hralign="center" o:hrstd="t" o:hr="t" fillcolor="#a0a0a0" stroked="f"/>
         </w:pict>
       </w:r>
@@ -5306,51 +5937,77 @@
       </w:pPr>
       <w:r>
         <w:rPr>
-          <w:b/>
-          <w:shd w:val="clear" w:color="auto" w:fill="B7B7B7"/>
-        </w:rPr>
-        <w:t># Source</w:t>
-      </w:r>
-      <w:r>
-        <w:rPr>
-          <w:shd w:val="clear" w:color="auto" w:fill="B7B7B7"/>
-        </w:rPr>
-        <w:t xml:space="preserve">: </w:t>
-      </w:r>
-      <w:r>
-        <w:rPr>
-          <w:b/>
-          <w:shd w:val="clear" w:color="auto" w:fill="B7B7B7"/>
-        </w:rPr>
-        <w:t xml:space="preserve">Chatgpt </w:t>
-      </w:r>
-      <w:r>
-        <w:rPr>
-          <w:b/>
-          <w:sz w:val="14"/>
-          <w:szCs w:val="14"/>
-          <w:shd w:val="clear" w:color="auto" w:fill="B7B7B7"/>
-        </w:rPr>
-        <w:t>(GPT</w:t>
-      </w:r>
-      <w:r>
-        <w:rPr>
-          <w:rFonts w:ascii="Cambria Math" w:hAnsi="Cambria Math" w:cs="Cambria Math"/>
-          <w:b/>
-          <w:sz w:val="14"/>
-          <w:szCs w:val="14"/>
-          <w:shd w:val="clear" w:color="auto" w:fill="B7B7B7"/>
+          <w:rFonts w:ascii="Arial" w:eastAsia="Arial" w:hAnsi="Arial" w:cs="Arial"/>
+          <w:b/>
+          <w:color w:val="000000"/>
+          <w:sz w:val="18"/>
+          <w:highlight w:val="lightGray"/>
+        </w:rPr>
+        <w:t># Source: AI Source: Provided by: [Data Path</w:t>
+      </w:r>
+      <w:r>
+        <w:rPr>
+          <w:rFonts w:ascii="Arial" w:eastAsia="Arial" w:hAnsi="Arial" w:cs="Arial"/>
+          <w:color w:val="000000"/>
+          <w:sz w:val="18"/>
+          <w:highlight w:val="lightGray"/>
+        </w:rPr>
+        <w:t xml:space="preserve">: Persons Table -&gt; ID Column: 1, Name_En Column: Motasem Essam] -&gt; </w:t>
+      </w:r>
+      <w:r>
+        <w:rPr>
+          <w:rFonts w:ascii="Arial" w:eastAsia="Arial" w:hAnsi="Arial" w:cs="Arial"/>
+          <w:b/>
+          <w:color w:val="000000"/>
+          <w:sz w:val="18"/>
+          <w:highlight w:val="lightGray"/>
+        </w:rPr>
+        <w:t>From:</w:t>
+      </w:r>
+      <w:r>
+        <w:rPr>
+          <w:rFonts w:ascii="Arial" w:eastAsia="Arial" w:hAnsi="Arial" w:cs="Arial"/>
+          <w:color w:val="000000"/>
+          <w:sz w:val="18"/>
+          <w:highlight w:val="lightGray"/>
+        </w:rPr>
+        <w:t xml:space="preserve"> [Chatgpt (GPT</w:t>
+      </w:r>
+      <w:r>
+        <w:rPr>
+          <w:rFonts w:ascii="Arial" w:eastAsia="Arial" w:hAnsi="Arial" w:cs="Cambria Math"/>
+          <w:color w:val="000000"/>
+          <w:sz w:val="18"/>
+          <w:highlight w:val="lightGray"/>
         </w:rPr>
         <w:t>‑</w:t>
       </w:r>
       <w:r>
         <w:rPr>
-          <w:b/>
-          <w:sz w:val="14"/>
-          <w:szCs w:val="14"/>
-          <w:shd w:val="clear" w:color="auto" w:fill="B7B7B7"/>
-        </w:rPr>
-        <w:t>5 Mini) at [8/12/2025]</w:t>
+          <w:rFonts w:ascii="Arial" w:eastAsia="Arial" w:hAnsi="Arial" w:cs="Arial"/>
+          <w:color w:val="000000"/>
+          <w:sz w:val="18"/>
+          <w:highlight w:val="lightGray"/>
+        </w:rPr>
+        <w:t xml:space="preserve">5 Mini)] </w:t>
+      </w:r>
+      <w:r>
+        <w:rPr>
+          <w:rFonts w:ascii="Arial" w:eastAsia="Arial" w:hAnsi="Arial" w:cs="Arial"/>
+          <w:b/>
+          <w:color w:val="000000"/>
+          <w:sz w:val="18"/>
+          <w:highlight w:val="lightGray"/>
+        </w:rPr>
+        <w:t>on</w:t>
+      </w:r>
+      <w:r>
+        <w:rPr>
+          <w:rFonts w:ascii="Arial" w:eastAsia="Arial" w:hAnsi="Arial"/>
+          <w:sz w:val="18"/>
+          <w:highlight w:val="lightGray"/>
+        </w:rPr>
+        <w:t xml:space="preserve"> [8/12/2025]</w:t>
       </w:r>
     </w:p>
     <w:p>
@@ -5386,7 +6043,7 @@
           <w:ilvl w:val="0"/>
           <w:numId w:val="20"/>
         </w:numPr>
-        <w:spacing w:before="240"/>
+        <w:spacing w:before="240" w:after="0" w:line="276" w:lineRule="auto"/>
       </w:pPr>
       <w:r>
         <w:rPr>
@@ -5414,6 +6071,7 @@
           <w:ilvl w:val="0"/>
           <w:numId w:val="20"/>
         </w:numPr>
+        <w:spacing w:after="0" w:line="276" w:lineRule="auto"/>
       </w:pPr>
       <w:r>
         <w:rPr>
@@ -5441,6 +6099,7 @@
           <w:ilvl w:val="0"/>
           <w:numId w:val="20"/>
         </w:numPr>
+        <w:spacing w:after="0" w:line="276" w:lineRule="auto"/>
       </w:pPr>
       <w:r>
         <w:rPr>
@@ -5468,6 +6127,7 @@
           <w:ilvl w:val="0"/>
           <w:numId w:val="20"/>
         </w:numPr>
+        <w:spacing w:after="0" w:line="276" w:lineRule="auto"/>
       </w:pPr>
       <w:r>
         <w:rPr>
@@ -5495,13 +6155,13 @@
           <w:ilvl w:val="0"/>
           <w:numId w:val="20"/>
         </w:numPr>
-      </w:pPr>
-      <w:r>
-        <w:rPr>
-          <w:rFonts w:ascii="Roboto Mono" w:eastAsia="Roboto Mono" w:hAnsi="Roboto Mono" w:cs="Roboto Mono"/>
-          <w:b/>
-        </w:rPr>
-        <w:lastRenderedPageBreak/>
+        <w:spacing w:after="0" w:line="276" w:lineRule="auto"/>
+      </w:pPr>
+      <w:r>
+        <w:rPr>
+          <w:rFonts w:ascii="Roboto Mono" w:eastAsia="Roboto Mono" w:hAnsi="Roboto Mono" w:cs="Roboto Mono"/>
+          <w:b/>
+        </w:rPr>
         <w:t>Product Owner</w:t>
       </w:r>
       <w:r>
@@ -5523,7 +6183,7 @@
           <w:ilvl w:val="0"/>
           <w:numId w:val="20"/>
         </w:numPr>
-        <w:spacing w:after="240"/>
+        <w:spacing w:after="240" w:line="276" w:lineRule="auto"/>
       </w:pPr>
       <w:r>
         <w:rPr>
@@ -5574,7 +6234,7 @@
     </w:p>
     <w:p>
       <w:r>
-        <w:pict w14:anchorId="701FFF01">
+        <w:pict w14:anchorId="41A1A640">
           <v:rect id="_x0000_i1048" style="width:0;height:1.5pt" o:hralign="center" o:hrstd="t" o:hr="t" fillcolor="#a0a0a0" stroked="f"/>
         </w:pict>
       </w:r>
@@ -5597,51 +6257,77 @@
       </w:pPr>
       <w:r>
         <w:rPr>
-          <w:b/>
-          <w:shd w:val="clear" w:color="auto" w:fill="B7B7B7"/>
-        </w:rPr>
-        <w:t># Source</w:t>
-      </w:r>
-      <w:r>
-        <w:rPr>
-          <w:shd w:val="clear" w:color="auto" w:fill="B7B7B7"/>
-        </w:rPr>
-        <w:t xml:space="preserve">: </w:t>
-      </w:r>
-      <w:r>
-        <w:rPr>
-          <w:b/>
-          <w:shd w:val="clear" w:color="auto" w:fill="B7B7B7"/>
-        </w:rPr>
-        <w:t xml:space="preserve">Chatgpt </w:t>
-      </w:r>
-      <w:r>
-        <w:rPr>
-          <w:b/>
-          <w:sz w:val="14"/>
-          <w:szCs w:val="14"/>
-          <w:shd w:val="clear" w:color="auto" w:fill="B7B7B7"/>
-        </w:rPr>
-        <w:t>(GPT</w:t>
-      </w:r>
-      <w:r>
-        <w:rPr>
-          <w:rFonts w:ascii="Cambria Math" w:hAnsi="Cambria Math" w:cs="Cambria Math"/>
-          <w:b/>
-          <w:sz w:val="14"/>
-          <w:szCs w:val="14"/>
-          <w:shd w:val="clear" w:color="auto" w:fill="B7B7B7"/>
+          <w:rFonts w:ascii="Arial" w:eastAsia="Arial" w:hAnsi="Arial" w:cs="Arial"/>
+          <w:b/>
+          <w:color w:val="000000"/>
+          <w:sz w:val="18"/>
+          <w:highlight w:val="lightGray"/>
+        </w:rPr>
+        <w:t># Source: AI Source: Provided by: [Data Path</w:t>
+      </w:r>
+      <w:r>
+        <w:rPr>
+          <w:rFonts w:ascii="Arial" w:eastAsia="Arial" w:hAnsi="Arial" w:cs="Arial"/>
+          <w:color w:val="000000"/>
+          <w:sz w:val="18"/>
+          <w:highlight w:val="lightGray"/>
+        </w:rPr>
+        <w:t xml:space="preserve">: Persons Table -&gt; ID Column: 1, Name_En Column: Motasem Essam] -&gt; </w:t>
+      </w:r>
+      <w:r>
+        <w:rPr>
+          <w:rFonts w:ascii="Arial" w:eastAsia="Arial" w:hAnsi="Arial" w:cs="Arial"/>
+          <w:b/>
+          <w:color w:val="000000"/>
+          <w:sz w:val="18"/>
+          <w:highlight w:val="lightGray"/>
+        </w:rPr>
+        <w:t>From:</w:t>
+      </w:r>
+      <w:r>
+        <w:rPr>
+          <w:rFonts w:ascii="Arial" w:eastAsia="Arial" w:hAnsi="Arial" w:cs="Arial"/>
+          <w:color w:val="000000"/>
+          <w:sz w:val="18"/>
+          <w:highlight w:val="lightGray"/>
+        </w:rPr>
+        <w:t xml:space="preserve"> [Chatgpt (GPT</w:t>
+      </w:r>
+      <w:r>
+        <w:rPr>
+          <w:rFonts w:ascii="Arial" w:eastAsia="Arial" w:hAnsi="Arial" w:cs="Cambria Math"/>
+          <w:color w:val="000000"/>
+          <w:sz w:val="18"/>
+          <w:highlight w:val="lightGray"/>
         </w:rPr>
         <w:t>‑</w:t>
       </w:r>
       <w:r>
         <w:rPr>
-          <w:b/>
-          <w:sz w:val="14"/>
-          <w:szCs w:val="14"/>
-          <w:shd w:val="clear" w:color="auto" w:fill="B7B7B7"/>
-        </w:rPr>
-        <w:t>5 Mini) at [8/12/2025]</w:t>
+          <w:rFonts w:ascii="Arial" w:eastAsia="Arial" w:hAnsi="Arial" w:cs="Arial"/>
+          <w:color w:val="000000"/>
+          <w:sz w:val="18"/>
+          <w:highlight w:val="lightGray"/>
+        </w:rPr>
+        <w:t xml:space="preserve">5 Mini)] </w:t>
+      </w:r>
+      <w:r>
+        <w:rPr>
+          <w:rFonts w:ascii="Arial" w:eastAsia="Arial" w:hAnsi="Arial" w:cs="Arial"/>
+          <w:b/>
+          <w:color w:val="000000"/>
+          <w:sz w:val="18"/>
+          <w:highlight w:val="lightGray"/>
+        </w:rPr>
+        <w:t>on</w:t>
+      </w:r>
+      <w:r>
+        <w:rPr>
+          <w:rFonts w:ascii="Arial" w:eastAsia="Arial" w:hAnsi="Arial"/>
+          <w:sz w:val="18"/>
+          <w:highlight w:val="lightGray"/>
+        </w:rPr>
+        <w:t xml:space="preserve"> [8/12/2025]</w:t>
       </w:r>
     </w:p>
     <w:p>
@@ -5650,7 +6336,7 @@
           <w:noProof/>
         </w:rPr>
         <w:drawing>
-          <wp:inline distT="114300" distB="114300" distL="114300" distR="114300" wp14:anchorId="7340A5FD" wp14:editId="122CD160">
+          <wp:inline distT="114300" distB="114300" distL="114300" distR="114300" wp14:anchorId="46C11485" wp14:editId="783CFB12">
             <wp:extent cx="5943600" cy="1600200"/>
             <wp:effectExtent l="0" t="0" r="0" b="0"/>
             <wp:docPr id="2" name="image2.png"/>
@@ -6036,7 +6722,7 @@
     </w:tbl>
     <w:p>
       <w:r>
-        <w:pict w14:anchorId="1686B497">
+        <w:pict w14:anchorId="7173B3FF">
           <v:rect id="_x0000_i1049" style="width:0;height:1.5pt" o:hralign="center" o:hrstd="t" o:hr="t" fillcolor="#a0a0a0" stroked="f"/>
         </w:pict>
       </w:r>
@@ -6103,8 +6789,7 @@
     </w:p>
     <w:p>
       <w:r>
-        <w:lastRenderedPageBreak/>
-        <w:pict w14:anchorId="48CAB5A2">
+        <w:pict w14:anchorId="7ECD3A2A">
           <v:rect id="_x0000_i1050" style="width:0;height:1.5pt" o:hralign="center" o:hrstd="t" o:hr="t" fillcolor="#a0a0a0" stroked="f"/>
         </w:pict>
       </w:r>
@@ -6143,51 +6828,77 @@
       </w:pPr>
       <w:r>
         <w:rPr>
-          <w:b/>
-          <w:shd w:val="clear" w:color="auto" w:fill="B7B7B7"/>
-        </w:rPr>
-        <w:t># Source</w:t>
-      </w:r>
-      <w:r>
-        <w:rPr>
-          <w:shd w:val="clear" w:color="auto" w:fill="B7B7B7"/>
-        </w:rPr>
-        <w:t xml:space="preserve">: </w:t>
-      </w:r>
-      <w:r>
-        <w:rPr>
-          <w:b/>
-          <w:shd w:val="clear" w:color="auto" w:fill="B7B7B7"/>
-        </w:rPr>
-        <w:t xml:space="preserve">Chatgpt </w:t>
-      </w:r>
-      <w:r>
-        <w:rPr>
-          <w:b/>
-          <w:sz w:val="14"/>
-          <w:szCs w:val="14"/>
-          <w:shd w:val="clear" w:color="auto" w:fill="B7B7B7"/>
-        </w:rPr>
-        <w:t>(GPT</w:t>
-      </w:r>
-      <w:r>
-        <w:rPr>
-          <w:rFonts w:ascii="Cambria Math" w:hAnsi="Cambria Math" w:cs="Cambria Math"/>
-          <w:b/>
-          <w:sz w:val="14"/>
-          <w:szCs w:val="14"/>
-          <w:shd w:val="clear" w:color="auto" w:fill="B7B7B7"/>
+          <w:rFonts w:ascii="Arial" w:eastAsia="Arial" w:hAnsi="Arial" w:cs="Arial"/>
+          <w:b/>
+          <w:color w:val="000000"/>
+          <w:sz w:val="18"/>
+          <w:highlight w:val="lightGray"/>
+        </w:rPr>
+        <w:t># Source: AI Source: Provided by: [Data Path</w:t>
+      </w:r>
+      <w:r>
+        <w:rPr>
+          <w:rFonts w:ascii="Arial" w:eastAsia="Arial" w:hAnsi="Arial" w:cs="Arial"/>
+          <w:color w:val="000000"/>
+          <w:sz w:val="18"/>
+          <w:highlight w:val="lightGray"/>
+        </w:rPr>
+        <w:t xml:space="preserve">: Persons Table -&gt; ID Column: 1, Name_En Column: Motasem Essam] -&gt; </w:t>
+      </w:r>
+      <w:r>
+        <w:rPr>
+          <w:rFonts w:ascii="Arial" w:eastAsia="Arial" w:hAnsi="Arial" w:cs="Arial"/>
+          <w:b/>
+          <w:color w:val="000000"/>
+          <w:sz w:val="18"/>
+          <w:highlight w:val="lightGray"/>
+        </w:rPr>
+        <w:t>From:</w:t>
+      </w:r>
+      <w:r>
+        <w:rPr>
+          <w:rFonts w:ascii="Arial" w:eastAsia="Arial" w:hAnsi="Arial" w:cs="Arial"/>
+          <w:color w:val="000000"/>
+          <w:sz w:val="18"/>
+          <w:highlight w:val="lightGray"/>
+        </w:rPr>
+        <w:t xml:space="preserve"> [Chatgpt (GPT</w:t>
+      </w:r>
+      <w:r>
+        <w:rPr>
+          <w:rFonts w:ascii="Arial" w:eastAsia="Arial" w:hAnsi="Arial" w:cs="Cambria Math"/>
+          <w:color w:val="000000"/>
+          <w:sz w:val="18"/>
+          <w:highlight w:val="lightGray"/>
         </w:rPr>
         <w:t>‑</w:t>
       </w:r>
       <w:r>
         <w:rPr>
-          <w:b/>
-          <w:sz w:val="14"/>
-          <w:szCs w:val="14"/>
-          <w:shd w:val="clear" w:color="auto" w:fill="B7B7B7"/>
-        </w:rPr>
-        <w:t>5 Mini) at [8/12/2025]</w:t>
+          <w:rFonts w:ascii="Arial" w:eastAsia="Arial" w:hAnsi="Arial" w:cs="Arial"/>
+          <w:color w:val="000000"/>
+          <w:sz w:val="18"/>
+          <w:highlight w:val="lightGray"/>
+        </w:rPr>
+        <w:t xml:space="preserve">5 Mini)] </w:t>
+      </w:r>
+      <w:r>
+        <w:rPr>
+          <w:rFonts w:ascii="Arial" w:eastAsia="Arial" w:hAnsi="Arial" w:cs="Arial"/>
+          <w:b/>
+          <w:color w:val="000000"/>
+          <w:sz w:val="18"/>
+          <w:highlight w:val="lightGray"/>
+        </w:rPr>
+        <w:t>on</w:t>
+      </w:r>
+      <w:r>
+        <w:rPr>
+          <w:rFonts w:ascii="Arial" w:eastAsia="Arial" w:hAnsi="Arial"/>
+          <w:sz w:val="18"/>
+          <w:highlight w:val="lightGray"/>
+        </w:rPr>
+        <w:t xml:space="preserve"> [8/12/2025]</w:t>
       </w:r>
     </w:p>
     <w:p>
@@ -6244,7 +6955,7 @@
           <w:ilvl w:val="0"/>
           <w:numId w:val="6"/>
         </w:numPr>
-        <w:spacing w:before="240"/>
+        <w:spacing w:before="240" w:after="0" w:line="276" w:lineRule="auto"/>
         <w:rPr>
           <w:rFonts w:ascii="Roboto Mono" w:eastAsia="Roboto Mono" w:hAnsi="Roboto Mono" w:cs="Roboto Mono"/>
         </w:rPr>
@@ -6268,6 +6979,7 @@
           <w:ilvl w:val="0"/>
           <w:numId w:val="6"/>
         </w:numPr>
+        <w:spacing w:after="0" w:line="276" w:lineRule="auto"/>
         <w:rPr>
           <w:rFonts w:ascii="Roboto Mono" w:eastAsia="Roboto Mono" w:hAnsi="Roboto Mono" w:cs="Roboto Mono"/>
         </w:rPr>
@@ -6291,7 +7003,7 @@
           <w:ilvl w:val="0"/>
           <w:numId w:val="6"/>
         </w:numPr>
-        <w:spacing w:after="240"/>
+        <w:spacing w:after="240" w:line="276" w:lineRule="auto"/>
         <w:rPr>
           <w:rFonts w:ascii="Roboto Mono" w:eastAsia="Roboto Mono" w:hAnsi="Roboto Mono" w:cs="Roboto Mono"/>
         </w:rPr>
@@ -6351,7 +7063,7 @@
     </w:p>
     <w:p>
       <w:r>
-        <w:pict w14:anchorId="23A6EB35">
+        <w:pict w14:anchorId="223D5944">
           <v:rect id="_x0000_i1051" style="width:0;height:1.5pt" o:hralign="center" o:hrstd="t" o:hr="t" fillcolor="#a0a0a0" stroked="f"/>
         </w:pict>
       </w:r>
@@ -6374,51 +7086,77 @@
       </w:pPr>
       <w:r>
         <w:rPr>
-          <w:b/>
-          <w:shd w:val="clear" w:color="auto" w:fill="B7B7B7"/>
-        </w:rPr>
-        <w:t># Source</w:t>
-      </w:r>
-      <w:r>
-        <w:rPr>
-          <w:shd w:val="clear" w:color="auto" w:fill="B7B7B7"/>
-        </w:rPr>
-        <w:t xml:space="preserve">: </w:t>
-      </w:r>
-      <w:r>
-        <w:rPr>
-          <w:b/>
-          <w:shd w:val="clear" w:color="auto" w:fill="B7B7B7"/>
-        </w:rPr>
-        <w:t xml:space="preserve">Chatgpt </w:t>
-      </w:r>
-      <w:r>
-        <w:rPr>
-          <w:b/>
-          <w:sz w:val="14"/>
-          <w:szCs w:val="14"/>
-          <w:shd w:val="clear" w:color="auto" w:fill="B7B7B7"/>
-        </w:rPr>
-        <w:t>(GPT</w:t>
-      </w:r>
-      <w:r>
-        <w:rPr>
-          <w:rFonts w:ascii="Cambria Math" w:hAnsi="Cambria Math" w:cs="Cambria Math"/>
-          <w:b/>
-          <w:sz w:val="14"/>
-          <w:szCs w:val="14"/>
-          <w:shd w:val="clear" w:color="auto" w:fill="B7B7B7"/>
+          <w:rFonts w:ascii="Arial" w:eastAsia="Arial" w:hAnsi="Arial" w:cs="Arial"/>
+          <w:b/>
+          <w:color w:val="000000"/>
+          <w:sz w:val="18"/>
+          <w:highlight w:val="lightGray"/>
+        </w:rPr>
+        <w:t># Source: AI Source: Provided by: [Data Path</w:t>
+      </w:r>
+      <w:r>
+        <w:rPr>
+          <w:rFonts w:ascii="Arial" w:eastAsia="Arial" w:hAnsi="Arial" w:cs="Arial"/>
+          <w:color w:val="000000"/>
+          <w:sz w:val="18"/>
+          <w:highlight w:val="lightGray"/>
+        </w:rPr>
+        <w:t xml:space="preserve">: Persons Table -&gt; ID Column: 1, Name_En Column: Motasem Essam] -&gt; </w:t>
+      </w:r>
+      <w:r>
+        <w:rPr>
+          <w:rFonts w:ascii="Arial" w:eastAsia="Arial" w:hAnsi="Arial" w:cs="Arial"/>
+          <w:b/>
+          <w:color w:val="000000"/>
+          <w:sz w:val="18"/>
+          <w:highlight w:val="lightGray"/>
+        </w:rPr>
+        <w:t>From:</w:t>
+      </w:r>
+      <w:r>
+        <w:rPr>
+          <w:rFonts w:ascii="Arial" w:eastAsia="Arial" w:hAnsi="Arial" w:cs="Arial"/>
+          <w:color w:val="000000"/>
+          <w:sz w:val="18"/>
+          <w:highlight w:val="lightGray"/>
+        </w:rPr>
+        <w:t xml:space="preserve"> [Chatgpt (GPT</w:t>
+      </w:r>
+      <w:r>
+        <w:rPr>
+          <w:rFonts w:ascii="Arial" w:eastAsia="Arial" w:hAnsi="Arial" w:cs="Cambria Math"/>
+          <w:color w:val="000000"/>
+          <w:sz w:val="18"/>
+          <w:highlight w:val="lightGray"/>
         </w:rPr>
         <w:t>‑</w:t>
       </w:r>
       <w:r>
         <w:rPr>
-          <w:b/>
-          <w:sz w:val="14"/>
-          <w:szCs w:val="14"/>
-          <w:shd w:val="clear" w:color="auto" w:fill="B7B7B7"/>
-        </w:rPr>
-        <w:t>5 Mini) at [8/12/2025]</w:t>
+          <w:rFonts w:ascii="Arial" w:eastAsia="Arial" w:hAnsi="Arial" w:cs="Arial"/>
+          <w:color w:val="000000"/>
+          <w:sz w:val="18"/>
+          <w:highlight w:val="lightGray"/>
+        </w:rPr>
+        <w:t xml:space="preserve">5 Mini)] </w:t>
+      </w:r>
+      <w:r>
+        <w:rPr>
+          <w:rFonts w:ascii="Arial" w:eastAsia="Arial" w:hAnsi="Arial" w:cs="Arial"/>
+          <w:b/>
+          <w:color w:val="000000"/>
+          <w:sz w:val="18"/>
+          <w:highlight w:val="lightGray"/>
+        </w:rPr>
+        <w:t>on</w:t>
+      </w:r>
+      <w:r>
+        <w:rPr>
+          <w:rFonts w:ascii="Arial" w:eastAsia="Arial" w:hAnsi="Arial"/>
+          <w:sz w:val="18"/>
+          <w:highlight w:val="lightGray"/>
+        </w:rPr>
+        <w:t xml:space="preserve"> [8/12/2025]</w:t>
       </w:r>
     </w:p>
     <w:p>
@@ -6427,7 +7165,7 @@
           <w:noProof/>
         </w:rPr>
         <w:drawing>
-          <wp:inline distT="114300" distB="114300" distL="114300" distR="114300" wp14:anchorId="5C690A18" wp14:editId="44B519BA">
+          <wp:inline distT="114300" distB="114300" distL="114300" distR="114300" wp14:anchorId="5678C9B0" wp14:editId="72DE515B">
             <wp:extent cx="5943600" cy="1739900"/>
             <wp:effectExtent l="0" t="0" r="0" b="0"/>
             <wp:docPr id="3" name="image1.png"/>
@@ -6516,7 +7254,6 @@
                 <w:rFonts w:ascii="Roboto Mono" w:eastAsia="Roboto Mono" w:hAnsi="Roboto Mono" w:cs="Roboto Mono"/>
                 <w:b/>
               </w:rPr>
-              <w:lastRenderedPageBreak/>
               <w:t>Level</w:t>
             </w:r>
           </w:p>
@@ -7301,7 +8038,7 @@
     </w:tbl>
     <w:p>
       <w:r>
-        <w:pict w14:anchorId="559A248C">
+        <w:pict w14:anchorId="269650DC">
           <v:rect id="_x0000_i1052" style="width:0;height:1.5pt" o:hralign="center" o:hrstd="t" o:hr="t" fillcolor="#a0a0a0" stroked="f"/>
         </w:pict>
       </w:r>
@@ -7337,51 +8074,77 @@
       </w:pPr>
       <w:r>
         <w:rPr>
-          <w:b/>
-          <w:shd w:val="clear" w:color="auto" w:fill="B7B7B7"/>
-        </w:rPr>
-        <w:t># Source</w:t>
-      </w:r>
-      <w:r>
-        <w:rPr>
-          <w:shd w:val="clear" w:color="auto" w:fill="B7B7B7"/>
-        </w:rPr>
-        <w:t xml:space="preserve">: </w:t>
-      </w:r>
-      <w:r>
-        <w:rPr>
-          <w:b/>
-          <w:shd w:val="clear" w:color="auto" w:fill="B7B7B7"/>
-        </w:rPr>
-        <w:t xml:space="preserve">Chatgpt </w:t>
-      </w:r>
-      <w:r>
-        <w:rPr>
-          <w:b/>
-          <w:sz w:val="14"/>
-          <w:szCs w:val="14"/>
-          <w:shd w:val="clear" w:color="auto" w:fill="B7B7B7"/>
-        </w:rPr>
-        <w:t>(GPT</w:t>
-      </w:r>
-      <w:r>
-        <w:rPr>
-          <w:rFonts w:ascii="Cambria Math" w:hAnsi="Cambria Math" w:cs="Cambria Math"/>
-          <w:b/>
-          <w:sz w:val="14"/>
-          <w:szCs w:val="14"/>
-          <w:shd w:val="clear" w:color="auto" w:fill="B7B7B7"/>
+          <w:rFonts w:ascii="Arial" w:eastAsia="Arial" w:hAnsi="Arial" w:cs="Arial"/>
+          <w:b/>
+          <w:color w:val="000000"/>
+          <w:sz w:val="18"/>
+          <w:highlight w:val="lightGray"/>
+        </w:rPr>
+        <w:t># Source: AI Source: Provided by: [Data Path</w:t>
+      </w:r>
+      <w:r>
+        <w:rPr>
+          <w:rFonts w:ascii="Arial" w:eastAsia="Arial" w:hAnsi="Arial" w:cs="Arial"/>
+          <w:color w:val="000000"/>
+          <w:sz w:val="18"/>
+          <w:highlight w:val="lightGray"/>
+        </w:rPr>
+        <w:t xml:space="preserve">: Persons Table -&gt; ID Column: 1, Name_En Column: Motasem Essam] -&gt; </w:t>
+      </w:r>
+      <w:r>
+        <w:rPr>
+          <w:rFonts w:ascii="Arial" w:eastAsia="Arial" w:hAnsi="Arial" w:cs="Arial"/>
+          <w:b/>
+          <w:color w:val="000000"/>
+          <w:sz w:val="18"/>
+          <w:highlight w:val="lightGray"/>
+        </w:rPr>
+        <w:t>From:</w:t>
+      </w:r>
+      <w:r>
+        <w:rPr>
+          <w:rFonts w:ascii="Arial" w:eastAsia="Arial" w:hAnsi="Arial" w:cs="Arial"/>
+          <w:color w:val="000000"/>
+          <w:sz w:val="18"/>
+          <w:highlight w:val="lightGray"/>
+        </w:rPr>
+        <w:t xml:space="preserve"> [Chatgpt (GPT</w:t>
+      </w:r>
+      <w:r>
+        <w:rPr>
+          <w:rFonts w:ascii="Arial" w:eastAsia="Arial" w:hAnsi="Arial" w:cs="Cambria Math"/>
+          <w:color w:val="000000"/>
+          <w:sz w:val="18"/>
+          <w:highlight w:val="lightGray"/>
         </w:rPr>
         <w:t>‑</w:t>
       </w:r>
       <w:r>
         <w:rPr>
-          <w:b/>
-          <w:sz w:val="14"/>
-          <w:szCs w:val="14"/>
-          <w:shd w:val="clear" w:color="auto" w:fill="B7B7B7"/>
-        </w:rPr>
-        <w:t>5 Mini) at [8/12/2025]</w:t>
+          <w:rFonts w:ascii="Arial" w:eastAsia="Arial" w:hAnsi="Arial" w:cs="Arial"/>
+          <w:color w:val="000000"/>
+          <w:sz w:val="18"/>
+          <w:highlight w:val="lightGray"/>
+        </w:rPr>
+        <w:t xml:space="preserve">5 Mini)] </w:t>
+      </w:r>
+      <w:r>
+        <w:rPr>
+          <w:rFonts w:ascii="Arial" w:eastAsia="Arial" w:hAnsi="Arial" w:cs="Arial"/>
+          <w:b/>
+          <w:color w:val="000000"/>
+          <w:sz w:val="18"/>
+          <w:highlight w:val="lightGray"/>
+        </w:rPr>
+        <w:t>on</w:t>
+      </w:r>
+      <w:r>
+        <w:rPr>
+          <w:rFonts w:ascii="Arial" w:eastAsia="Arial" w:hAnsi="Arial"/>
+          <w:sz w:val="18"/>
+          <w:highlight w:val="lightGray"/>
+        </w:rPr>
+        <w:t xml:space="preserve"> [8/12/2025]</w:t>
       </w:r>
     </w:p>
     <w:p>
@@ -7404,7 +8167,7 @@
           <w:ilvl w:val="0"/>
           <w:numId w:val="17"/>
         </w:numPr>
-        <w:spacing w:before="240"/>
+        <w:spacing w:before="240" w:after="0" w:line="276" w:lineRule="auto"/>
       </w:pPr>
       <w:r>
         <w:rPr>
@@ -7432,6 +8195,7 @@
           <w:ilvl w:val="0"/>
           <w:numId w:val="17"/>
         </w:numPr>
+        <w:spacing w:after="0" w:line="276" w:lineRule="auto"/>
       </w:pPr>
       <w:r>
         <w:rPr>
@@ -7459,7 +8223,7 @@
           <w:ilvl w:val="0"/>
           <w:numId w:val="17"/>
         </w:numPr>
-        <w:spacing w:after="240"/>
+        <w:spacing w:after="240" w:line="276" w:lineRule="auto"/>
       </w:pPr>
       <w:r>
         <w:rPr>
@@ -7477,7 +8241,7 @@
     </w:p>
     <w:p>
       <w:r>
-        <w:pict w14:anchorId="1578F5F7">
+        <w:pict w14:anchorId="6FA8C283">
           <v:rect id="_x0000_i1053" style="width:0;height:1.5pt" o:hralign="center" o:hrstd="t" o:hr="t" fillcolor="#a0a0a0" stroked="f"/>
         </w:pict>
       </w:r>
@@ -7518,30 +8282,24 @@
     </w:p>
     <w:p>
       <w:r>
-        <w:pict w14:anchorId="5C80B5CF">
+        <w:pict w14:anchorId="383B1D71">
           <v:rect id="_x0000_i1054" style="width:0;height:1.5pt" o:hralign="center" o:hrstd="t" o:hr="t" fillcolor="#a0a0a0" stroked="f"/>
         </w:pict>
       </w:r>
     </w:p>
+    <w:p/>
     <w:p/>
     <w:p/>
     <w:p/>
     <w:p/>
     <w:sectPr>
-      <w:footerReference w:type="default" r:id="rId8"/>
       <w:pgSz w:w="12240" w:h="15840"/>
       <w:pgMar w:top="1440" w:right="1440" w:bottom="1440" w:left="1440" w:header="720" w:footer="720" w:gutter="0"/>
-      <w:pgNumType w:start="1"/>
       <w:cols w:space="720"/>
+      <w:docGrid w:linePitch="360"/>
     </w:sectPr>
   </w:body>
 </w:document>
-</file>
-
-<file path=word/footer1.xml><?xml version="1.0" encoding="utf-8"?>
-<w:ftr xmlns:wpc="http://schemas.microsoft.com/office/word/2010/wordprocessingCanvas" xmlns:cx="http://schemas.microsoft.com/office/drawing/2014/chartex" xmlns:cx1="http://schemas.microsoft.com/office/drawing/2015/9/8/chartex" xmlns:cx2="http://schemas.microsoft.com/office/drawing/2015/10/21/chartex" xmlns:cx3="http://schemas.microsoft.com/office/drawing/2016/5/9/chartex" xmlns:cx4="http://schemas.microsoft.com/office/drawing/2016/5/10/chartex" xmlns:cx5="http://schemas.microsoft.com/office/drawing/2016/5/11/chartex" xmlns:cx6="http://schemas.microsoft.com/office/drawing/2016/5/12/chartex" xmlns:cx7="http://schemas.microsoft.com/office/drawing/2016/5/13/chartex" xmlns:cx8="http://schemas.microsoft.com/office/drawing/2016/5/14/chartex" xmlns:mc="http://schemas.openxmlformats.org/markup-compatibility/2006" xmlns:aink="http://schemas.microsoft.com/office/drawing/2016/ink" xmlns:am3d="http://schemas.microsoft.com/office/drawing/2017/model3d" xmlns:o="urn:schemas-microsoft-com:office:office" xmlns:oel="http://schemas.microsoft.com/office/2019/extlst" xmlns:r="http://schemas.openxmlformats.org/officeDocument/2006/relationships" xmlns:m="http://schemas.openxmlformats.org/officeDocument/2006/math" xmlns:v="urn:schemas-microsoft-com:vml" xmlns:wp14="http://schemas.microsoft.com/office/word/2010/wordprocessingDrawing" xmlns:wp="http://schemas.openxmlformats.org/drawingml/2006/wordprocessingDrawing" xmlns:w10="urn:schemas-microsoft-com:office:word" xmlns:w="http://schemas.openxmlformats.org/wordprocessingml/2006/main" xmlns:w14="http://schemas.microsoft.com/office/word/2010/wordml" xmlns:w15="http://schemas.microsoft.com/office/word/2012/wordml" xmlns:w16cex="http://schemas.microsoft.com/office/word/2018/wordml/cex" xmlns:w16cid="http://schemas.microsoft.com/office/word/2016/wordml/cid" xmlns:w16="http://schemas.microsoft.com/office/word/2018/wordml" xmlns:w16du="http://schemas.microsoft.com/office/word/2023/wordml/word16du" xmlns:w16sdtdh="http://schemas.microsoft.com/office/word/2020/wordml/sdtdatahash" xmlns:w16sdtfl="http://schemas.microsoft.com/office/word/2024/wordml/sdtformatlock" xmlns:w16se="http://schemas.microsoft.com/office/word/2015/wordml/symex" xmlns:wpg="http://schemas.microsoft.com/office/word/2010/wordprocessingGroup" xmlns:wpi="http://schemas.microsoft.com/office/word/2010/wordprocessingInk" xmlns:wne="http://schemas.microsoft.com/office/word/2006/wordml" xmlns:wps="http://schemas.microsoft.com/office/word/2010/wordprocessingShape" mc:Ignorable="w14 w15 w16se w16cid w16 w16cex w16sdtdh w16sdtfl w16du wp14">
-  <w:p/>
-</w:ftr>
 </file>
 
 <file path=word/numbering.xml><?xml version="1.0" encoding="utf-8"?>
@@ -10269,18 +11027,6 @@
   <w:style w:type="paragraph" w:default="1" w:styleId="Normal">
     <w:name w:val="Normal"/>
     <w:qFormat/>
-    <w:rsid w:val="00E77C9C"/>
-    <w:pPr>
-      <w:spacing w:after="0" w:line="276" w:lineRule="auto"/>
-    </w:pPr>
-    <w:rPr>
-      <w:rFonts w:ascii="Arial" w:eastAsia="Arial" w:hAnsi="Arial" w:cs="Arial"/>
-      <w:kern w:val="0"/>
-      <w:sz w:val="22"/>
-      <w:szCs w:val="22"/>
-      <w:lang w:val="en"/>
-      <w14:ligatures w14:val="none"/>
-    </w:rPr>
   </w:style>
   <w:style w:type="paragraph" w:styleId="Heading1">
     <w:name w:val="heading 1"/>
@@ -10289,7 +11035,7 @@
     <w:link w:val="Heading1Char"/>
     <w:uiPriority w:val="9"/>
     <w:qFormat/>
-    <w:rsid w:val="00AA7F47"/>
+    <w:rsid w:val="00B80357"/>
     <w:pPr>
       <w:keepNext/>
       <w:keepLines/>
@@ -10311,7 +11057,7 @@
     <w:uiPriority w:val="9"/>
     <w:unhideWhenUsed/>
     <w:qFormat/>
-    <w:rsid w:val="00AA7F47"/>
+    <w:rsid w:val="00B80357"/>
     <w:pPr>
       <w:keepNext/>
       <w:keepLines/>
@@ -10333,7 +11079,7 @@
     <w:uiPriority w:val="9"/>
     <w:unhideWhenUsed/>
     <w:qFormat/>
-    <w:rsid w:val="00AA7F47"/>
+    <w:rsid w:val="00B80357"/>
     <w:pPr>
       <w:keepNext/>
       <w:keepLines/>
@@ -10355,7 +11101,7 @@
     <w:uiPriority w:val="9"/>
     <w:unhideWhenUsed/>
     <w:qFormat/>
-    <w:rsid w:val="00AA7F47"/>
+    <w:rsid w:val="00B80357"/>
     <w:pPr>
       <w:keepNext/>
       <w:keepLines/>
@@ -10378,7 +11124,7 @@
     <w:semiHidden/>
     <w:unhideWhenUsed/>
     <w:qFormat/>
-    <w:rsid w:val="00AA7F47"/>
+    <w:rsid w:val="00B80357"/>
     <w:pPr>
       <w:keepNext/>
       <w:keepLines/>
@@ -10399,11 +11145,11 @@
     <w:semiHidden/>
     <w:unhideWhenUsed/>
     <w:qFormat/>
-    <w:rsid w:val="00AA7F47"/>
+    <w:rsid w:val="00B80357"/>
     <w:pPr>
       <w:keepNext/>
       <w:keepLines/>
-      <w:spacing w:before="40"/>
+      <w:spacing w:before="40" w:after="0"/>
       <w:outlineLvl w:val="5"/>
     </w:pPr>
     <w:rPr>
@@ -10422,11 +11168,11 @@
     <w:semiHidden/>
     <w:unhideWhenUsed/>
     <w:qFormat/>
-    <w:rsid w:val="00AA7F47"/>
+    <w:rsid w:val="00B80357"/>
     <w:pPr>
       <w:keepNext/>
       <w:keepLines/>
-      <w:spacing w:before="40"/>
+      <w:spacing w:before="40" w:after="0"/>
       <w:outlineLvl w:val="6"/>
     </w:pPr>
     <w:rPr>
@@ -10443,10 +11189,11 @@
     <w:semiHidden/>
     <w:unhideWhenUsed/>
     <w:qFormat/>
-    <w:rsid w:val="00AA7F47"/>
+    <w:rsid w:val="00B80357"/>
     <w:pPr>
       <w:keepNext/>
       <w:keepLines/>
+      <w:spacing w:after="0"/>
       <w:outlineLvl w:val="7"/>
     </w:pPr>
     <w:rPr>
@@ -10465,10 +11212,11 @@
     <w:semiHidden/>
     <w:unhideWhenUsed/>
     <w:qFormat/>
-    <w:rsid w:val="00AA7F47"/>
+    <w:rsid w:val="00B80357"/>
     <w:pPr>
       <w:keepNext/>
       <w:keepLines/>
+      <w:spacing w:after="0"/>
       <w:outlineLvl w:val="8"/>
     </w:pPr>
     <w:rPr>
@@ -10508,7 +11256,7 @@
     <w:basedOn w:val="DefaultParagraphFont"/>
     <w:link w:val="Heading1"/>
     <w:uiPriority w:val="9"/>
-    <w:rsid w:val="00AA7F47"/>
+    <w:rsid w:val="00B80357"/>
     <w:rPr>
       <w:rFonts w:asciiTheme="majorHAnsi" w:eastAsiaTheme="majorEastAsia" w:hAnsiTheme="majorHAnsi" w:cstheme="majorBidi"/>
       <w:color w:val="2F5496" w:themeColor="accent1" w:themeShade="BF"/>
@@ -10521,7 +11269,7 @@
     <w:basedOn w:val="DefaultParagraphFont"/>
     <w:link w:val="Heading2"/>
     <w:uiPriority w:val="9"/>
-    <w:rsid w:val="00AA7F47"/>
+    <w:rsid w:val="00B80357"/>
     <w:rPr>
       <w:rFonts w:asciiTheme="majorHAnsi" w:eastAsiaTheme="majorEastAsia" w:hAnsiTheme="majorHAnsi" w:cstheme="majorBidi"/>
       <w:color w:val="2F5496" w:themeColor="accent1" w:themeShade="BF"/>
@@ -10534,7 +11282,7 @@
     <w:basedOn w:val="DefaultParagraphFont"/>
     <w:link w:val="Heading3"/>
     <w:uiPriority w:val="9"/>
-    <w:rsid w:val="00AA7F47"/>
+    <w:rsid w:val="00B80357"/>
     <w:rPr>
       <w:rFonts w:eastAsiaTheme="majorEastAsia" w:cstheme="majorBidi"/>
       <w:color w:val="2F5496" w:themeColor="accent1" w:themeShade="BF"/>
@@ -10547,7 +11295,7 @@
     <w:basedOn w:val="DefaultParagraphFont"/>
     <w:link w:val="Heading4"/>
     <w:uiPriority w:val="9"/>
-    <w:rsid w:val="00AA7F47"/>
+    <w:rsid w:val="00B80357"/>
     <w:rPr>
       <w:rFonts w:eastAsiaTheme="majorEastAsia" w:cstheme="majorBidi"/>
       <w:i/>
@@ -10561,7 +11309,7 @@
     <w:link w:val="Heading5"/>
     <w:uiPriority w:val="9"/>
     <w:semiHidden/>
-    <w:rsid w:val="00AA7F47"/>
+    <w:rsid w:val="00B80357"/>
     <w:rPr>
       <w:rFonts w:eastAsiaTheme="majorEastAsia" w:cstheme="majorBidi"/>
       <w:color w:val="2F5496" w:themeColor="accent1" w:themeShade="BF"/>
@@ -10573,7 +11321,7 @@
     <w:link w:val="Heading6"/>
     <w:uiPriority w:val="9"/>
     <w:semiHidden/>
-    <w:rsid w:val="00AA7F47"/>
+    <w:rsid w:val="00B80357"/>
     <w:rPr>
       <w:rFonts w:eastAsiaTheme="majorEastAsia" w:cstheme="majorBidi"/>
       <w:i/>
@@ -10587,7 +11335,7 @@
     <w:link w:val="Heading7"/>
     <w:uiPriority w:val="9"/>
     <w:semiHidden/>
-    <w:rsid w:val="00AA7F47"/>
+    <w:rsid w:val="00B80357"/>
     <w:rPr>
       <w:rFonts w:eastAsiaTheme="majorEastAsia" w:cstheme="majorBidi"/>
       <w:color w:val="595959" w:themeColor="text1" w:themeTint="A6"/>
@@ -10599,7 +11347,7 @@
     <w:link w:val="Heading8"/>
     <w:uiPriority w:val="9"/>
     <w:semiHidden/>
-    <w:rsid w:val="00AA7F47"/>
+    <w:rsid w:val="00B80357"/>
     <w:rPr>
       <w:rFonts w:eastAsiaTheme="majorEastAsia" w:cstheme="majorBidi"/>
       <w:i/>
@@ -10613,7 +11361,7 @@
     <w:link w:val="Heading9"/>
     <w:uiPriority w:val="9"/>
     <w:semiHidden/>
-    <w:rsid w:val="00AA7F47"/>
+    <w:rsid w:val="00B80357"/>
     <w:rPr>
       <w:rFonts w:eastAsiaTheme="majorEastAsia" w:cstheme="majorBidi"/>
       <w:color w:val="272727" w:themeColor="text1" w:themeTint="D8"/>
@@ -10626,7 +11374,7 @@
     <w:link w:val="TitleChar"/>
     <w:uiPriority w:val="10"/>
     <w:qFormat/>
-    <w:rsid w:val="00AA7F47"/>
+    <w:rsid w:val="00B80357"/>
     <w:pPr>
       <w:spacing w:after="80" w:line="240" w:lineRule="auto"/>
       <w:contextualSpacing/>
@@ -10644,7 +11392,7 @@
     <w:basedOn w:val="DefaultParagraphFont"/>
     <w:link w:val="Title"/>
     <w:uiPriority w:val="10"/>
-    <w:rsid w:val="00AA7F47"/>
+    <w:rsid w:val="00B80357"/>
     <w:rPr>
       <w:rFonts w:asciiTheme="majorHAnsi" w:eastAsiaTheme="majorEastAsia" w:hAnsiTheme="majorHAnsi" w:cstheme="majorBidi"/>
       <w:spacing w:val="-10"/>
@@ -10660,7 +11408,7 @@
     <w:link w:val="SubtitleChar"/>
     <w:uiPriority w:val="11"/>
     <w:qFormat/>
-    <w:rsid w:val="00AA7F47"/>
+    <w:rsid w:val="00B80357"/>
     <w:pPr>
       <w:numPr>
         <w:ilvl w:val="1"/>
@@ -10679,7 +11427,7 @@
     <w:basedOn w:val="DefaultParagraphFont"/>
     <w:link w:val="Subtitle"/>
     <w:uiPriority w:val="11"/>
-    <w:rsid w:val="00AA7F47"/>
+    <w:rsid w:val="00B80357"/>
     <w:rPr>
       <w:rFonts w:eastAsiaTheme="majorEastAsia" w:cstheme="majorBidi"/>
       <w:color w:val="595959" w:themeColor="text1" w:themeTint="A6"/>
@@ -10695,7 +11443,7 @@
     <w:link w:val="QuoteChar"/>
     <w:uiPriority w:val="29"/>
     <w:qFormat/>
-    <w:rsid w:val="00AA7F47"/>
+    <w:rsid w:val="00B80357"/>
     <w:pPr>
       <w:spacing w:before="160"/>
       <w:jc w:val="center"/>
@@ -10711,7 +11459,7 @@
     <w:basedOn w:val="DefaultParagraphFont"/>
     <w:link w:val="Quote"/>
     <w:uiPriority w:val="29"/>
-    <w:rsid w:val="00AA7F47"/>
+    <w:rsid w:val="00B80357"/>
     <w:rPr>
       <w:i/>
       <w:iCs/>
@@ -10723,7 +11471,7 @@
     <w:basedOn w:val="Normal"/>
     <w:uiPriority w:val="34"/>
     <w:qFormat/>
-    <w:rsid w:val="00AA7F47"/>
+    <w:rsid w:val="00B80357"/>
     <w:pPr>
       <w:ind w:left="720"/>
       <w:contextualSpacing/>
@@ -10734,7 +11482,7 @@
     <w:basedOn w:val="DefaultParagraphFont"/>
     <w:uiPriority w:val="21"/>
     <w:qFormat/>
-    <w:rsid w:val="00AA7F47"/>
+    <w:rsid w:val="00B80357"/>
     <w:rPr>
       <w:i/>
       <w:iCs/>
@@ -10748,7 +11496,7 @@
     <w:link w:val="IntenseQuoteChar"/>
     <w:uiPriority w:val="30"/>
     <w:qFormat/>
-    <w:rsid w:val="00AA7F47"/>
+    <w:rsid w:val="00B80357"/>
     <w:pPr>
       <w:pBdr>
         <w:top w:val="single" w:sz="4" w:space="10" w:color="2F5496" w:themeColor="accent1" w:themeShade="BF"/>
@@ -10769,7 +11517,7 @@
     <w:basedOn w:val="DefaultParagraphFont"/>
     <w:link w:val="IntenseQuote"/>
     <w:uiPriority w:val="30"/>
-    <w:rsid w:val="00AA7F47"/>
+    <w:rsid w:val="00B80357"/>
     <w:rPr>
       <w:i/>
       <w:iCs/>
@@ -10781,7 +11529,7 @@
     <w:basedOn w:val="DefaultParagraphFont"/>
     <w:uiPriority w:val="32"/>
     <w:qFormat/>
-    <w:rsid w:val="00AA7F47"/>
+    <w:rsid w:val="00B80357"/>
     <w:rPr>
       <w:b/>
       <w:bCs/>
